--- a/arb/docx/54.content.docx
+++ b/arb/docx/54.content.docx
@@ -147,13 +147,6 @@
         <w:rPr>
           <w:lang w:val="ar_AE" w:bidi="ar_AE"/>
         </w:rPr>
-      </w:r>
-      <w:r>
-        <w:rPr>
-          <w:i/>
-          <w:lang w:val="ar_AE" w:bidi="ar_AE"/>
-        </w:rPr>
-        <w:t>١ تيموثاوس ١:١, ١ تيموثاوس ١: ٢, ١ تيموثاوس ١: ٣, ١ تيموثاوس ١: ٣ (#٢), ١ تيموثاوس ١: ٥, ١ تيموثاوس ١: ٩, ١ تيموثاوس ١: ١٣, ١ تيموثاوس ١: ١٤, ١ تيموثاوس ١: ١٥, ١ تيموثاوس ١: ١٦, ١ تيموثاوس ١: ١٨, ١ تيموثاوس ١: ١٩, ١ تيموثاوس ١: ٢٠, ١ تيموثاوس ٢: ١, ١ تيموثاوس ٢:٢, ١ تيموثاوس ٢: ٤, ١ تيموثاوس ٢: ٥, ١ تيموثاوس ٢: ٦, ١ تيموثاوس ٢: ٧, ١ تيموثاوس ٢: ٨, ١ تيموثاوس ٢: ٩, ١ تيموثاوس ٢: ١٢, ١ تيموثاوس ٢: ١٣, ١ تيموثاوس ٢: ١٤, ١ تيموثاوس ٢: ١٥, ١ تيموثاوس ٣: ١, ١ تيموثاوس ٣: ٢, ١ تيموثاوس ٣:٣, ١ تيموثاوس ٣: ٤, ١ تيموثاوس ٣: ٥, ١ تيموثاوس ٣: ٦, ١ تيموثاوس ٣: ٧, ١ تيموثاوس ٣: ١٠, ١ تيموثاوس ٣: ١١, ١ تيموثاوس ٣: ١٥, ١ تيموثاوس ٣: ١٦, ١ تيموثاوس ٤: ١, ١ تيموثاوس ٤: ٣, ١ تيموثاوس ٤: ٥, ١ تيموثاوس ٤: ٧, ١ تيموثاوس ٤: ٨, ١ تيموثاوس ٤: ١١, ١ تيموثاوس ٤: ١٢, ١ تيموثاوس ٤: ١٤, ١ تيموثاوس ٤: ١٦, ١ تيموثاوس ٥: ١, ١ تيموثاوس ٥: ٤, ١ تيموثاوس ٥: ٨, ١ تيموثاوس ٥: ١٠, ١ تيموثاوس ٥: ١١, ١ تيموثاوس ٥: ١٤, ١ تيموثاوس ٥: ١٧, ١ تيموثاوس ٥: ١٩, ١ تيموثاوس ٥: ٢١, ١ تيموثاوس ٥: ٢٤, ١ تيموثاوس ٦: ١, ١ تيموثاوس ٦: ٣–٤, ١ تيموثاوس ٦:٦, ١ تيموثاوس ٦: ٧, ١ تيموثاوس ٦: ٨, ١ تيموثاوس ٦: ٩, ١ تيموثاوس ٦: ١٠, ١ تيموثاوس ٦: ١٠ (#٢), ١ تيموثاوس ٦: ١٢, ١ تيموثاوس ٦: ١٣–١٦, ١ تيموثاوس ٦: ١٧, ١ تيموثاوس ٦: ١٨–١٩, ١ تيموثاوس ٦: ٢٠</w:t>
       </w:r>
       <w:r>
         <w:rPr>

--- a/arb/docx/54.content.docx
+++ b/arb/docx/54.content.docx
@@ -132,21 +132,6 @@
           <w:lang w:val="ar_AE" w:bidi="ar_AE"/>
         </w:rPr>
         <w:t>1TI</w:t>
-      </w:r>
-      <w:r>
-        <w:rPr>
-          <w:lang w:val="ar_AE" w:bidi="ar_AE"/>
-        </w:rPr>
-      </w:r>
-    </w:p>
-    <w:p>
-      <w:pPr>
-        <w:bidi/>
-      </w:pPr>
-      <w:r>
-        <w:rPr>
-          <w:lang w:val="ar_AE" w:bidi="ar_AE"/>
-        </w:rPr>
       </w:r>
       <w:r>
         <w:rPr>

--- a/arb/docx/54.content.docx
+++ b/arb/docx/54.content.docx
@@ -22,7 +22,7 @@
         <w:rPr>
           <w:lang w:val="ar_AE" w:bidi="ar_AE"/>
         </w:rPr>
-        <w:t>Resource: أسئلة الترجمة (unfoldingWord)</w:t>
+        <w:t>Resource: unfoldingWord® Translation Questions</w:t>
       </w:r>
       <w:r>
         <w:rPr>
@@ -91,7 +91,7 @@
         <w:rPr>
           <w:lang w:val="ar_AE" w:bidi="ar_AE"/>
         </w:rPr>
-        <w:t>أسئلة الترجمة (unfoldingWord)</w:t>
+        <w:t>unfoldingWord® Translation Questions</w:t>
       </w:r>
     </w:p>
     <w:p>

--- a/arb/docx/54.content.docx
+++ b/arb/docx/54.content.docx
@@ -9,6 +9,8 @@
       </w:pPr>
       <w:r>
         <w:rPr>
+          <w:rtl/>
+          <w:cs/>
           <w:lang w:val="ar_AE" w:bidi="ar_AE"/>
         </w:rPr>
       </w:r>
@@ -20,64 +22,84 @@
       </w:pPr>
       <w:r>
         <w:rPr>
+          <w:rtl/>
+          <w:cs/>
           <w:lang w:val="ar_AE" w:bidi="ar_AE"/>
         </w:rPr>
         <w:t>Resource: unfoldingWord® Translation Questions</w:t>
       </w:r>
       <w:r>
         <w:rPr>
-          <w:lang w:val="ar_AE" w:bidi="ar_AE"/>
-        </w:rPr>
-      </w:r>
-    </w:p>
-    <w:p>
-      <w:pPr>
-        <w:bidi/>
-      </w:pPr>
-      <w:r>
-        <w:rPr>
+          <w:rtl/>
+          <w:cs/>
+          <w:lang w:val="ar_AE" w:bidi="ar_AE"/>
+        </w:rPr>
+      </w:r>
+    </w:p>
+    <w:p>
+      <w:pPr>
+        <w:bidi/>
+      </w:pPr>
+      <w:r>
+        <w:rPr>
+          <w:rtl/>
+          <w:cs/>
           <w:lang w:val="ar_AE" w:bidi="ar_AE"/>
         </w:rPr>
       </w:r>
       <w:r>
         <w:rPr>
           <w:b/>
+          <w:rtl/>
+          <w:cs/>
           <w:lang w:val="ar_AE" w:bidi="ar_AE"/>
         </w:rPr>
         <w:t>unfoldingWord® Translation Questions</w:t>
       </w:r>
       <w:r>
         <w:rPr>
+          <w:rtl/>
+          <w:cs/>
           <w:lang w:val="ar_AE" w:bidi="ar_AE"/>
         </w:rPr>
         <w:t xml:space="preserve"> © 2022 unfoldingWord. Released under CC BY-SA 4.0 license. </w:t>
       </w:r>
       <w:r>
         <w:rPr>
+          <w:rtl/>
+          <w:cs/>
           <w:lang w:val="ar_AE" w:bidi="ar_AE"/>
         </w:rPr>
         <w:t>unfoldingWord® Translation Questions</w:t>
       </w:r>
       <w:r>
         <w:rPr>
+          <w:rtl/>
+          <w:cs/>
           <w:lang w:val="ar_AE" w:bidi="ar_AE"/>
         </w:rPr>
         <w:t xml:space="preserve"> has been adapted in the following languages: Tok Pisin, Arabic (عربي), French (Français), Hindi (हिंदी), Indonesian (Bahasa Indonesia), Portuguese (Português), Russian (Русский), Spanish (Español), Swahili (Kiswahili), and Simplified Chinese (简体中文) from </w:t>
       </w:r>
       <w:r>
         <w:rPr>
+          <w:rtl/>
+          <w:cs/>
           <w:lang w:val="ar_AE" w:bidi="ar_AE"/>
         </w:rPr>
         <w:t>unfoldingWord® Translation Questions</w:t>
       </w:r>
       <w:r>
         <w:rPr>
+          <w:rtl/>
+          <w:cs/>
           <w:lang w:val="ar_AE" w:bidi="ar_AE"/>
         </w:rPr>
         <w:t xml:space="preserve"> © 2022 unfoldingWord. Released under CC BY-SA 4.0 license by Mission Mutual</w:t>
       </w:r>
       <w:r>
         <w:rPr>
+          <w:rtl/>
+          <w:cs/>
           <w:lang w:val="ar_AE" w:bidi="ar_AE"/>
         </w:rPr>
       </w:r>
@@ -89,6 +111,8 @@
       </w:pPr>
       <w:r>
         <w:rPr>
+          <w:rtl/>
+          <w:cs/>
           <w:lang w:val="ar_AE" w:bidi="ar_AE"/>
         </w:rPr>
         <w:t>unfoldingWord® Translation Questions</w:t>
@@ -118,6 +142,8 @@
       </w:pPr>
       <w:r>
         <w:rPr>
+          <w:rtl/>
+          <w:cs/>
           <w:lang w:val="ar_AE" w:bidi="ar_AE"/>
         </w:rPr>
       </w:r>
@@ -129,38 +155,50 @@
       </w:pPr>
       <w:r>
         <w:rPr>
+          <w:rtl/>
+          <w:cs/>
           <w:lang w:val="ar_AE" w:bidi="ar_AE"/>
         </w:rPr>
         <w:t>1TI</w:t>
       </w:r>
       <w:r>
         <w:rPr>
-          <w:lang w:val="ar_AE" w:bidi="ar_AE"/>
-        </w:rPr>
-      </w:r>
-    </w:p>
-    <w:p>
-      <w:pPr>
-        <w:bidi/>
-      </w:pPr>
-      <w:r>
-        <w:rPr>
-          <w:lang w:val="ar_AE" w:bidi="ar_AE"/>
-        </w:rPr>
-      </w:r>
-      <w:r>
-        <w:rPr>
+          <w:rtl/>
+          <w:cs/>
+          <w:lang w:val="ar_AE" w:bidi="ar_AE"/>
+        </w:rPr>
+      </w:r>
+    </w:p>
+    <w:p>
+      <w:pPr>
+        <w:bidi/>
+      </w:pPr>
+      <w:r>
+        <w:rPr>
+          <w:rtl/>
+          <w:cs/>
+          <w:lang w:val="ar_AE" w:bidi="ar_AE"/>
+        </w:rPr>
+      </w:r>
+      <w:r>
+        <w:rPr>
+          <w:rtl/>
+          <w:cs/>
           <w:lang w:val="ar_AE" w:bidi="ar_AE"/>
         </w:rPr>
         <w:t xml:space="preserve"> </w:t>
       </w:r>
       <w:r>
         <w:rPr>
-          <w:lang w:val="ar_AE" w:bidi="ar_AE"/>
-        </w:rPr>
-      </w:r>
-      <w:r>
-        <w:rPr>
+          <w:rtl/>
+          <w:cs/>
+          <w:lang w:val="ar_AE" w:bidi="ar_AE"/>
+        </w:rPr>
+      </w:r>
+      <w:r>
+        <w:rPr>
+          <w:rtl/>
+          <w:cs/>
           <w:lang w:val="ar_AE" w:bidi="ar_AE"/>
         </w:rPr>
       </w:r>
@@ -186,6 +224,8 @@
       </w:pPr>
       <w:r>
         <w:rPr>
+          <w:rtl/>
+          <w:cs/>
           <w:lang w:val="ar_AE" w:bidi="ar_AE"/>
         </w:rPr>
       </w:r>
@@ -197,28 +237,36 @@
       </w:pPr>
       <w:r>
         <w:rPr>
+          <w:rtl/>
+          <w:cs/>
           <w:lang w:val="ar_AE" w:bidi="ar_AE"/>
         </w:rPr>
         <w:t>١ تيموثاوس ١:١</w:t>
       </w:r>
       <w:r>
         <w:rPr>
-          <w:lang w:val="ar_AE" w:bidi="ar_AE"/>
-        </w:rPr>
-      </w:r>
-    </w:p>
-    <w:p>
-      <w:pPr>
-        <w:bidi/>
-      </w:pPr>
-      <w:r>
-        <w:rPr>
+          <w:rtl/>
+          <w:cs/>
+          <w:lang w:val="ar_AE" w:bidi="ar_AE"/>
+        </w:rPr>
+      </w:r>
+    </w:p>
+    <w:p>
+      <w:pPr>
+        <w:bidi/>
+      </w:pPr>
+      <w:r>
+        <w:rPr>
+          <w:rtl/>
+          <w:cs/>
           <w:lang w:val="ar_AE" w:bidi="ar_AE"/>
         </w:rPr>
       </w:r>
       <w:r>
         <w:rPr>
           <w:b/>
+          <w:rtl/>
+          <w:cs/>
           <w:lang w:val="ar_AE" w:bidi="ar_AE"/>
         </w:rPr>
         <w:t>كيف أصبح بولس رسولًا للمسيح يسوع؟</w:t>
@@ -230,32 +278,42 @@
       </w:pPr>
       <w:r>
         <w:rPr>
-          <w:lang w:val="ar_AE" w:bidi="ar_AE"/>
-        </w:rPr>
-      </w:r>
-      <w:r>
-        <w:rPr>
+          <w:rtl/>
+          <w:cs/>
+          <w:lang w:val="ar_AE" w:bidi="ar_AE"/>
+        </w:rPr>
+      </w:r>
+      <w:r>
+        <w:rPr>
+          <w:rtl/>
+          <w:cs/>
           <w:lang w:val="ar_AE" w:bidi="ar_AE"/>
         </w:rPr>
         <w:t>عُيِّن بولس رسولًا بأمر من ٱللهِ.</w:t>
       </w:r>
       <w:r>
         <w:rPr>
-          <w:lang w:val="ar_AE" w:bidi="ar_AE"/>
-        </w:rPr>
-      </w:r>
-      <w:r>
-        <w:rPr>
-          <w:lang w:val="ar_AE" w:bidi="ar_AE"/>
-        </w:rPr>
-      </w:r>
-    </w:p>
-    <w:p>
-      <w:pPr>
-        <w:bidi/>
-      </w:pPr>
-      <w:r>
-        <w:rPr>
+          <w:rtl/>
+          <w:cs/>
+          <w:lang w:val="ar_AE" w:bidi="ar_AE"/>
+        </w:rPr>
+      </w:r>
+      <w:r>
+        <w:rPr>
+          <w:rtl/>
+          <w:cs/>
+          <w:lang w:val="ar_AE" w:bidi="ar_AE"/>
+        </w:rPr>
+      </w:r>
+    </w:p>
+    <w:p>
+      <w:pPr>
+        <w:bidi/>
+      </w:pPr>
+      <w:r>
+        <w:rPr>
+          <w:rtl/>
+          <w:cs/>
           <w:lang w:val="ar_AE" w:bidi="ar_AE"/>
         </w:rPr>
       </w:r>
@@ -267,28 +325,36 @@
       </w:pPr>
       <w:r>
         <w:rPr>
+          <w:rtl/>
+          <w:cs/>
           <w:lang w:val="ar_AE" w:bidi="ar_AE"/>
         </w:rPr>
         <w:t>١ تيموثاوس ١: ٢</w:t>
       </w:r>
       <w:r>
         <w:rPr>
-          <w:lang w:val="ar_AE" w:bidi="ar_AE"/>
-        </w:rPr>
-      </w:r>
-    </w:p>
-    <w:p>
-      <w:pPr>
-        <w:bidi/>
-      </w:pPr>
-      <w:r>
-        <w:rPr>
+          <w:rtl/>
+          <w:cs/>
+          <w:lang w:val="ar_AE" w:bidi="ar_AE"/>
+        </w:rPr>
+      </w:r>
+    </w:p>
+    <w:p>
+      <w:pPr>
+        <w:bidi/>
+      </w:pPr>
+      <w:r>
+        <w:rPr>
+          <w:rtl/>
+          <w:cs/>
           <w:lang w:val="ar_AE" w:bidi="ar_AE"/>
         </w:rPr>
       </w:r>
       <w:r>
         <w:rPr>
           <w:b/>
+          <w:rtl/>
+          <w:cs/>
           <w:lang w:val="ar_AE" w:bidi="ar_AE"/>
         </w:rPr>
         <w:t>ما العَلاقة بين بولس وتِيموثَاوس؟</w:t>
@@ -300,32 +366,42 @@
       </w:pPr>
       <w:r>
         <w:rPr>
-          <w:lang w:val="ar_AE" w:bidi="ar_AE"/>
-        </w:rPr>
-      </w:r>
-      <w:r>
-        <w:rPr>
+          <w:rtl/>
+          <w:cs/>
+          <w:lang w:val="ar_AE" w:bidi="ar_AE"/>
+        </w:rPr>
+      </w:r>
+      <w:r>
+        <w:rPr>
+          <w:rtl/>
+          <w:cs/>
           <w:lang w:val="ar_AE" w:bidi="ar_AE"/>
         </w:rPr>
         <w:t>كان تيموثاوس الابن الحقيقي لبولس في الإيمان.</w:t>
       </w:r>
       <w:r>
         <w:rPr>
-          <w:lang w:val="ar_AE" w:bidi="ar_AE"/>
-        </w:rPr>
-      </w:r>
-      <w:r>
-        <w:rPr>
-          <w:lang w:val="ar_AE" w:bidi="ar_AE"/>
-        </w:rPr>
-      </w:r>
-    </w:p>
-    <w:p>
-      <w:pPr>
-        <w:bidi/>
-      </w:pPr>
-      <w:r>
-        <w:rPr>
+          <w:rtl/>
+          <w:cs/>
+          <w:lang w:val="ar_AE" w:bidi="ar_AE"/>
+        </w:rPr>
+      </w:r>
+      <w:r>
+        <w:rPr>
+          <w:rtl/>
+          <w:cs/>
+          <w:lang w:val="ar_AE" w:bidi="ar_AE"/>
+        </w:rPr>
+      </w:r>
+    </w:p>
+    <w:p>
+      <w:pPr>
+        <w:bidi/>
+      </w:pPr>
+      <w:r>
+        <w:rPr>
+          <w:rtl/>
+          <w:cs/>
           <w:lang w:val="ar_AE" w:bidi="ar_AE"/>
         </w:rPr>
       </w:r>
@@ -337,28 +413,36 @@
       </w:pPr>
       <w:r>
         <w:rPr>
+          <w:rtl/>
+          <w:cs/>
           <w:lang w:val="ar_AE" w:bidi="ar_AE"/>
         </w:rPr>
         <w:t>١ تيموثاوس ١: ٣</w:t>
       </w:r>
       <w:r>
         <w:rPr>
-          <w:lang w:val="ar_AE" w:bidi="ar_AE"/>
-        </w:rPr>
-      </w:r>
-    </w:p>
-    <w:p>
-      <w:pPr>
-        <w:bidi/>
-      </w:pPr>
-      <w:r>
-        <w:rPr>
+          <w:rtl/>
+          <w:cs/>
+          <w:lang w:val="ar_AE" w:bidi="ar_AE"/>
+        </w:rPr>
+      </w:r>
+    </w:p>
+    <w:p>
+      <w:pPr>
+        <w:bidi/>
+      </w:pPr>
+      <w:r>
+        <w:rPr>
+          <w:rtl/>
+          <w:cs/>
           <w:lang w:val="ar_AE" w:bidi="ar_AE"/>
         </w:rPr>
       </w:r>
       <w:r>
         <w:rPr>
           <w:b/>
+          <w:rtl/>
+          <w:cs/>
           <w:lang w:val="ar_AE" w:bidi="ar_AE"/>
         </w:rPr>
         <w:t>في أي بلد حثَّ بولس تيموثاوس على البقاء؟</w:t>
@@ -370,32 +454,42 @@
       </w:pPr>
       <w:r>
         <w:rPr>
-          <w:lang w:val="ar_AE" w:bidi="ar_AE"/>
-        </w:rPr>
-      </w:r>
-      <w:r>
-        <w:rPr>
+          <w:rtl/>
+          <w:cs/>
+          <w:lang w:val="ar_AE" w:bidi="ar_AE"/>
+        </w:rPr>
+      </w:r>
+      <w:r>
+        <w:rPr>
+          <w:rtl/>
+          <w:cs/>
           <w:lang w:val="ar_AE" w:bidi="ar_AE"/>
         </w:rPr>
         <w:t>حثَّ تيموثاوس على البقاء في أفسس.</w:t>
       </w:r>
       <w:r>
         <w:rPr>
-          <w:lang w:val="ar_AE" w:bidi="ar_AE"/>
-        </w:rPr>
-      </w:r>
-      <w:r>
-        <w:rPr>
-          <w:lang w:val="ar_AE" w:bidi="ar_AE"/>
-        </w:rPr>
-      </w:r>
-    </w:p>
-    <w:p>
-      <w:pPr>
-        <w:bidi/>
-      </w:pPr>
-      <w:r>
-        <w:rPr>
+          <w:rtl/>
+          <w:cs/>
+          <w:lang w:val="ar_AE" w:bidi="ar_AE"/>
+        </w:rPr>
+      </w:r>
+      <w:r>
+        <w:rPr>
+          <w:rtl/>
+          <w:cs/>
+          <w:lang w:val="ar_AE" w:bidi="ar_AE"/>
+        </w:rPr>
+      </w:r>
+    </w:p>
+    <w:p>
+      <w:pPr>
+        <w:bidi/>
+      </w:pPr>
+      <w:r>
+        <w:rPr>
+          <w:rtl/>
+          <w:cs/>
           <w:lang w:val="ar_AE" w:bidi="ar_AE"/>
         </w:rPr>
       </w:r>
@@ -407,28 +501,36 @@
       </w:pPr>
       <w:r>
         <w:rPr>
+          <w:rtl/>
+          <w:cs/>
           <w:lang w:val="ar_AE" w:bidi="ar_AE"/>
         </w:rPr>
         <w:t>١ تيموثاوس ١: ٣ (#٢)</w:t>
       </w:r>
       <w:r>
         <w:rPr>
-          <w:lang w:val="ar_AE" w:bidi="ar_AE"/>
-        </w:rPr>
-      </w:r>
-    </w:p>
-    <w:p>
-      <w:pPr>
-        <w:bidi/>
-      </w:pPr>
-      <w:r>
-        <w:rPr>
+          <w:rtl/>
+          <w:cs/>
+          <w:lang w:val="ar_AE" w:bidi="ar_AE"/>
+        </w:rPr>
+      </w:r>
+    </w:p>
+    <w:p>
+      <w:pPr>
+        <w:bidi/>
+      </w:pPr>
+      <w:r>
+        <w:rPr>
+          <w:rtl/>
+          <w:cs/>
           <w:lang w:val="ar_AE" w:bidi="ar_AE"/>
         </w:rPr>
       </w:r>
       <w:r>
         <w:rPr>
           <w:b/>
+          <w:rtl/>
+          <w:cs/>
           <w:lang w:val="ar_AE" w:bidi="ar_AE"/>
         </w:rPr>
         <w:t>كان على تيموثاوس أن يوصي بعض الناس بعدم فعل أمر مُعيَّن، ما هو؟</w:t>
@@ -440,32 +542,42 @@
       </w:pPr>
       <w:r>
         <w:rPr>
-          <w:lang w:val="ar_AE" w:bidi="ar_AE"/>
-        </w:rPr>
-      </w:r>
-      <w:r>
-        <w:rPr>
+          <w:rtl/>
+          <w:cs/>
+          <w:lang w:val="ar_AE" w:bidi="ar_AE"/>
+        </w:rPr>
+      </w:r>
+      <w:r>
+        <w:rPr>
+          <w:rtl/>
+          <w:cs/>
           <w:lang w:val="ar_AE" w:bidi="ar_AE"/>
         </w:rPr>
         <w:t>كان عليه أن يوصيهم بألا يُعلِّموا تعليمًا مختلفًا.</w:t>
       </w:r>
       <w:r>
         <w:rPr>
-          <w:lang w:val="ar_AE" w:bidi="ar_AE"/>
-        </w:rPr>
-      </w:r>
-      <w:r>
-        <w:rPr>
-          <w:lang w:val="ar_AE" w:bidi="ar_AE"/>
-        </w:rPr>
-      </w:r>
-    </w:p>
-    <w:p>
-      <w:pPr>
-        <w:bidi/>
-      </w:pPr>
-      <w:r>
-        <w:rPr>
+          <w:rtl/>
+          <w:cs/>
+          <w:lang w:val="ar_AE" w:bidi="ar_AE"/>
+        </w:rPr>
+      </w:r>
+      <w:r>
+        <w:rPr>
+          <w:rtl/>
+          <w:cs/>
+          <w:lang w:val="ar_AE" w:bidi="ar_AE"/>
+        </w:rPr>
+      </w:r>
+    </w:p>
+    <w:p>
+      <w:pPr>
+        <w:bidi/>
+      </w:pPr>
+      <w:r>
+        <w:rPr>
+          <w:rtl/>
+          <w:cs/>
           <w:lang w:val="ar_AE" w:bidi="ar_AE"/>
         </w:rPr>
       </w:r>
@@ -477,28 +589,36 @@
       </w:pPr>
       <w:r>
         <w:rPr>
+          <w:rtl/>
+          <w:cs/>
           <w:lang w:val="ar_AE" w:bidi="ar_AE"/>
         </w:rPr>
         <w:t>١ تيموثاوس ١: ٥</w:t>
       </w:r>
       <w:r>
         <w:rPr>
-          <w:lang w:val="ar_AE" w:bidi="ar_AE"/>
-        </w:rPr>
-      </w:r>
-    </w:p>
-    <w:p>
-      <w:pPr>
-        <w:bidi/>
-      </w:pPr>
-      <w:r>
-        <w:rPr>
+          <w:rtl/>
+          <w:cs/>
+          <w:lang w:val="ar_AE" w:bidi="ar_AE"/>
+        </w:rPr>
+      </w:r>
+    </w:p>
+    <w:p>
+      <w:pPr>
+        <w:bidi/>
+      </w:pPr>
+      <w:r>
+        <w:rPr>
+          <w:rtl/>
+          <w:cs/>
           <w:lang w:val="ar_AE" w:bidi="ar_AE"/>
         </w:rPr>
       </w:r>
       <w:r>
         <w:rPr>
           <w:b/>
+          <w:rtl/>
+          <w:cs/>
           <w:lang w:val="ar_AE" w:bidi="ar_AE"/>
         </w:rPr>
         <w:t>ماذا كانت غاية الوصية والتعليم الذي يقدِّمه بولس؟</w:t>
@@ -510,32 +630,42 @@
       </w:pPr>
       <w:r>
         <w:rPr>
-          <w:lang w:val="ar_AE" w:bidi="ar_AE"/>
-        </w:rPr>
-      </w:r>
-      <w:r>
-        <w:rPr>
+          <w:rtl/>
+          <w:cs/>
+          <w:lang w:val="ar_AE" w:bidi="ar_AE"/>
+        </w:rPr>
+      </w:r>
+      <w:r>
+        <w:rPr>
+          <w:rtl/>
+          <w:cs/>
           <w:lang w:val="ar_AE" w:bidi="ar_AE"/>
         </w:rPr>
         <w:t>كانت غاية الوصية المحبة من قلب نقي وضمير صالح وإيمان صادق.</w:t>
       </w:r>
       <w:r>
         <w:rPr>
-          <w:lang w:val="ar_AE" w:bidi="ar_AE"/>
-        </w:rPr>
-      </w:r>
-      <w:r>
-        <w:rPr>
-          <w:lang w:val="ar_AE" w:bidi="ar_AE"/>
-        </w:rPr>
-      </w:r>
-    </w:p>
-    <w:p>
-      <w:pPr>
-        <w:bidi/>
-      </w:pPr>
-      <w:r>
-        <w:rPr>
+          <w:rtl/>
+          <w:cs/>
+          <w:lang w:val="ar_AE" w:bidi="ar_AE"/>
+        </w:rPr>
+      </w:r>
+      <w:r>
+        <w:rPr>
+          <w:rtl/>
+          <w:cs/>
+          <w:lang w:val="ar_AE" w:bidi="ar_AE"/>
+        </w:rPr>
+      </w:r>
+    </w:p>
+    <w:p>
+      <w:pPr>
+        <w:bidi/>
+      </w:pPr>
+      <w:r>
+        <w:rPr>
+          <w:rtl/>
+          <w:cs/>
           <w:lang w:val="ar_AE" w:bidi="ar_AE"/>
         </w:rPr>
       </w:r>
@@ -547,28 +677,36 @@
       </w:pPr>
       <w:r>
         <w:rPr>
+          <w:rtl/>
+          <w:cs/>
           <w:lang w:val="ar_AE" w:bidi="ar_AE"/>
         </w:rPr>
         <w:t>١ تيموثاوس ١: ٩</w:t>
       </w:r>
       <w:r>
         <w:rPr>
-          <w:lang w:val="ar_AE" w:bidi="ar_AE"/>
-        </w:rPr>
-      </w:r>
-    </w:p>
-    <w:p>
-      <w:pPr>
-        <w:bidi/>
-      </w:pPr>
-      <w:r>
-        <w:rPr>
+          <w:rtl/>
+          <w:cs/>
+          <w:lang w:val="ar_AE" w:bidi="ar_AE"/>
+        </w:rPr>
+      </w:r>
+    </w:p>
+    <w:p>
+      <w:pPr>
+        <w:bidi/>
+      </w:pPr>
+      <w:r>
+        <w:rPr>
+          <w:rtl/>
+          <w:cs/>
           <w:lang w:val="ar_AE" w:bidi="ar_AE"/>
         </w:rPr>
       </w:r>
       <w:r>
         <w:rPr>
           <w:b/>
+          <w:rtl/>
+          <w:cs/>
           <w:lang w:val="ar_AE" w:bidi="ar_AE"/>
         </w:rPr>
         <w:t>لمَن وُضعَ الناموس؟</w:t>
@@ -580,32 +718,42 @@
       </w:pPr>
       <w:r>
         <w:rPr>
-          <w:lang w:val="ar_AE" w:bidi="ar_AE"/>
-        </w:rPr>
-      </w:r>
-      <w:r>
-        <w:rPr>
+          <w:rtl/>
+          <w:cs/>
+          <w:lang w:val="ar_AE" w:bidi="ar_AE"/>
+        </w:rPr>
+      </w:r>
+      <w:r>
+        <w:rPr>
+          <w:rtl/>
+          <w:cs/>
           <w:lang w:val="ar_AE" w:bidi="ar_AE"/>
         </w:rPr>
         <w:t>وُضِع الناموس للأثمَة والمتمردين، للفُجَّار والخطأة.</w:t>
       </w:r>
       <w:r>
         <w:rPr>
-          <w:lang w:val="ar_AE" w:bidi="ar_AE"/>
-        </w:rPr>
-      </w:r>
-      <w:r>
-        <w:rPr>
-          <w:lang w:val="ar_AE" w:bidi="ar_AE"/>
-        </w:rPr>
-      </w:r>
-    </w:p>
-    <w:p>
-      <w:pPr>
-        <w:bidi/>
-      </w:pPr>
-      <w:r>
-        <w:rPr>
+          <w:rtl/>
+          <w:cs/>
+          <w:lang w:val="ar_AE" w:bidi="ar_AE"/>
+        </w:rPr>
+      </w:r>
+      <w:r>
+        <w:rPr>
+          <w:rtl/>
+          <w:cs/>
+          <w:lang w:val="ar_AE" w:bidi="ar_AE"/>
+        </w:rPr>
+      </w:r>
+    </w:p>
+    <w:p>
+      <w:pPr>
+        <w:bidi/>
+      </w:pPr>
+      <w:r>
+        <w:rPr>
+          <w:rtl/>
+          <w:cs/>
           <w:lang w:val="ar_AE" w:bidi="ar_AE"/>
         </w:rPr>
       </w:r>
@@ -617,28 +765,36 @@
       </w:pPr>
       <w:r>
         <w:rPr>
+          <w:rtl/>
+          <w:cs/>
           <w:lang w:val="ar_AE" w:bidi="ar_AE"/>
         </w:rPr>
         <w:t>١ تيموثاوس ١: ١٣</w:t>
       </w:r>
       <w:r>
         <w:rPr>
-          <w:lang w:val="ar_AE" w:bidi="ar_AE"/>
-        </w:rPr>
-      </w:r>
-    </w:p>
-    <w:p>
-      <w:pPr>
-        <w:bidi/>
-      </w:pPr>
-      <w:r>
-        <w:rPr>
+          <w:rtl/>
+          <w:cs/>
+          <w:lang w:val="ar_AE" w:bidi="ar_AE"/>
+        </w:rPr>
+      </w:r>
+    </w:p>
+    <w:p>
+      <w:pPr>
+        <w:bidi/>
+      </w:pPr>
+      <w:r>
+        <w:rPr>
+          <w:rtl/>
+          <w:cs/>
           <w:lang w:val="ar_AE" w:bidi="ar_AE"/>
         </w:rPr>
       </w:r>
       <w:r>
         <w:rPr>
           <w:b/>
+          <w:rtl/>
+          <w:cs/>
           <w:lang w:val="ar_AE" w:bidi="ar_AE"/>
         </w:rPr>
         <w:t>ما الذنوب التي ارتكبها بولس سابقًا؟</w:t>
@@ -650,32 +806,42 @@
       </w:pPr>
       <w:r>
         <w:rPr>
-          <w:lang w:val="ar_AE" w:bidi="ar_AE"/>
-        </w:rPr>
-      </w:r>
-      <w:r>
-        <w:rPr>
+          <w:rtl/>
+          <w:cs/>
+          <w:lang w:val="ar_AE" w:bidi="ar_AE"/>
+        </w:rPr>
+      </w:r>
+      <w:r>
+        <w:rPr>
+          <w:rtl/>
+          <w:cs/>
           <w:lang w:val="ar_AE" w:bidi="ar_AE"/>
         </w:rPr>
         <w:t>كان بولس مُجدِّفًا ومُضطهدًا ورجلًا عنيفًا.</w:t>
       </w:r>
       <w:r>
         <w:rPr>
-          <w:lang w:val="ar_AE" w:bidi="ar_AE"/>
-        </w:rPr>
-      </w:r>
-      <w:r>
-        <w:rPr>
-          <w:lang w:val="ar_AE" w:bidi="ar_AE"/>
-        </w:rPr>
-      </w:r>
-    </w:p>
-    <w:p>
-      <w:pPr>
-        <w:bidi/>
-      </w:pPr>
-      <w:r>
-        <w:rPr>
+          <w:rtl/>
+          <w:cs/>
+          <w:lang w:val="ar_AE" w:bidi="ar_AE"/>
+        </w:rPr>
+      </w:r>
+      <w:r>
+        <w:rPr>
+          <w:rtl/>
+          <w:cs/>
+          <w:lang w:val="ar_AE" w:bidi="ar_AE"/>
+        </w:rPr>
+      </w:r>
+    </w:p>
+    <w:p>
+      <w:pPr>
+        <w:bidi/>
+      </w:pPr>
+      <w:r>
+        <w:rPr>
+          <w:rtl/>
+          <w:cs/>
           <w:lang w:val="ar_AE" w:bidi="ar_AE"/>
         </w:rPr>
       </w:r>
@@ -687,28 +853,36 @@
       </w:pPr>
       <w:r>
         <w:rPr>
+          <w:rtl/>
+          <w:cs/>
           <w:lang w:val="ar_AE" w:bidi="ar_AE"/>
         </w:rPr>
         <w:t>١ تيموثاوس ١: ١٤</w:t>
       </w:r>
       <w:r>
         <w:rPr>
-          <w:lang w:val="ar_AE" w:bidi="ar_AE"/>
-        </w:rPr>
-      </w:r>
-    </w:p>
-    <w:p>
-      <w:pPr>
-        <w:bidi/>
-      </w:pPr>
-      <w:r>
-        <w:rPr>
+          <w:rtl/>
+          <w:cs/>
+          <w:lang w:val="ar_AE" w:bidi="ar_AE"/>
+        </w:rPr>
+      </w:r>
+    </w:p>
+    <w:p>
+      <w:pPr>
+        <w:bidi/>
+      </w:pPr>
+      <w:r>
+        <w:rPr>
+          <w:rtl/>
+          <w:cs/>
           <w:lang w:val="ar_AE" w:bidi="ar_AE"/>
         </w:rPr>
       </w:r>
       <w:r>
         <w:rPr>
           <w:b/>
+          <w:rtl/>
+          <w:cs/>
           <w:lang w:val="ar_AE" w:bidi="ar_AE"/>
         </w:rPr>
         <w:t>ما التي فاضتْ للغاية عند بولس، مما أدى إلى أن يصبح رسولًا ليَسوع ٱلْمَسِيحِ؟</w:t>
@@ -720,32 +894,42 @@
       </w:pPr>
       <w:r>
         <w:rPr>
-          <w:lang w:val="ar_AE" w:bidi="ar_AE"/>
-        </w:rPr>
-      </w:r>
-      <w:r>
-        <w:rPr>
+          <w:rtl/>
+          <w:cs/>
+          <w:lang w:val="ar_AE" w:bidi="ar_AE"/>
+        </w:rPr>
+      </w:r>
+      <w:r>
+        <w:rPr>
+          <w:rtl/>
+          <w:cs/>
           <w:lang w:val="ar_AE" w:bidi="ar_AE"/>
         </w:rPr>
         <w:t>فاضتْ نعمة الرب بالإيمان والمحبة لبولس.</w:t>
       </w:r>
       <w:r>
         <w:rPr>
-          <w:lang w:val="ar_AE" w:bidi="ar_AE"/>
-        </w:rPr>
-      </w:r>
-      <w:r>
-        <w:rPr>
-          <w:lang w:val="ar_AE" w:bidi="ar_AE"/>
-        </w:rPr>
-      </w:r>
-    </w:p>
-    <w:p>
-      <w:pPr>
-        <w:bidi/>
-      </w:pPr>
-      <w:r>
-        <w:rPr>
+          <w:rtl/>
+          <w:cs/>
+          <w:lang w:val="ar_AE" w:bidi="ar_AE"/>
+        </w:rPr>
+      </w:r>
+      <w:r>
+        <w:rPr>
+          <w:rtl/>
+          <w:cs/>
+          <w:lang w:val="ar_AE" w:bidi="ar_AE"/>
+        </w:rPr>
+      </w:r>
+    </w:p>
+    <w:p>
+      <w:pPr>
+        <w:bidi/>
+      </w:pPr>
+      <w:r>
+        <w:rPr>
+          <w:rtl/>
+          <w:cs/>
           <w:lang w:val="ar_AE" w:bidi="ar_AE"/>
         </w:rPr>
       </w:r>
@@ -757,28 +941,36 @@
       </w:pPr>
       <w:r>
         <w:rPr>
+          <w:rtl/>
+          <w:cs/>
           <w:lang w:val="ar_AE" w:bidi="ar_AE"/>
         </w:rPr>
         <w:t>١ تيموثاوس ١: ١٥</w:t>
       </w:r>
       <w:r>
         <w:rPr>
-          <w:lang w:val="ar_AE" w:bidi="ar_AE"/>
-        </w:rPr>
-      </w:r>
-    </w:p>
-    <w:p>
-      <w:pPr>
-        <w:bidi/>
-      </w:pPr>
-      <w:r>
-        <w:rPr>
+          <w:rtl/>
+          <w:cs/>
+          <w:lang w:val="ar_AE" w:bidi="ar_AE"/>
+        </w:rPr>
+      </w:r>
+    </w:p>
+    <w:p>
+      <w:pPr>
+        <w:bidi/>
+      </w:pPr>
+      <w:r>
+        <w:rPr>
+          <w:rtl/>
+          <w:cs/>
           <w:lang w:val="ar_AE" w:bidi="ar_AE"/>
         </w:rPr>
       </w:r>
       <w:r>
         <w:rPr>
           <w:b/>
+          <w:rtl/>
+          <w:cs/>
           <w:lang w:val="ar_AE" w:bidi="ar_AE"/>
         </w:rPr>
         <w:t>مَن الذين جاء ٱلْمَسِيح يَسوع إلى العالم ليخلصهم؟</w:t>
@@ -790,32 +982,42 @@
       </w:pPr>
       <w:r>
         <w:rPr>
-          <w:lang w:val="ar_AE" w:bidi="ar_AE"/>
-        </w:rPr>
-      </w:r>
-      <w:r>
-        <w:rPr>
+          <w:rtl/>
+          <w:cs/>
+          <w:lang w:val="ar_AE" w:bidi="ar_AE"/>
+        </w:rPr>
+      </w:r>
+      <w:r>
+        <w:rPr>
+          <w:rtl/>
+          <w:cs/>
           <w:lang w:val="ar_AE" w:bidi="ar_AE"/>
         </w:rPr>
         <w:t>جاء ٱلْمَسِيحِ يَسوع إلى العالم ليخلص الخطأة.</w:t>
       </w:r>
       <w:r>
         <w:rPr>
-          <w:lang w:val="ar_AE" w:bidi="ar_AE"/>
-        </w:rPr>
-      </w:r>
-      <w:r>
-        <w:rPr>
-          <w:lang w:val="ar_AE" w:bidi="ar_AE"/>
-        </w:rPr>
-      </w:r>
-    </w:p>
-    <w:p>
-      <w:pPr>
-        <w:bidi/>
-      </w:pPr>
-      <w:r>
-        <w:rPr>
+          <w:rtl/>
+          <w:cs/>
+          <w:lang w:val="ar_AE" w:bidi="ar_AE"/>
+        </w:rPr>
+      </w:r>
+      <w:r>
+        <w:rPr>
+          <w:rtl/>
+          <w:cs/>
+          <w:lang w:val="ar_AE" w:bidi="ar_AE"/>
+        </w:rPr>
+      </w:r>
+    </w:p>
+    <w:p>
+      <w:pPr>
+        <w:bidi/>
+      </w:pPr>
+      <w:r>
+        <w:rPr>
+          <w:rtl/>
+          <w:cs/>
           <w:lang w:val="ar_AE" w:bidi="ar_AE"/>
         </w:rPr>
       </w:r>
@@ -827,28 +1029,36 @@
       </w:pPr>
       <w:r>
         <w:rPr>
+          <w:rtl/>
+          <w:cs/>
           <w:lang w:val="ar_AE" w:bidi="ar_AE"/>
         </w:rPr>
         <w:t>١ تيموثاوس ١: ١٦</w:t>
       </w:r>
       <w:r>
         <w:rPr>
-          <w:lang w:val="ar_AE" w:bidi="ar_AE"/>
-        </w:rPr>
-      </w:r>
-    </w:p>
-    <w:p>
-      <w:pPr>
-        <w:bidi/>
-      </w:pPr>
-      <w:r>
-        <w:rPr>
+          <w:rtl/>
+          <w:cs/>
+          <w:lang w:val="ar_AE" w:bidi="ar_AE"/>
+        </w:rPr>
+      </w:r>
+    </w:p>
+    <w:p>
+      <w:pPr>
+        <w:bidi/>
+      </w:pPr>
+      <w:r>
+        <w:rPr>
+          <w:rtl/>
+          <w:cs/>
           <w:lang w:val="ar_AE" w:bidi="ar_AE"/>
         </w:rPr>
       </w:r>
       <w:r>
         <w:rPr>
           <w:b/>
+          <w:rtl/>
+          <w:cs/>
           <w:lang w:val="ar_AE" w:bidi="ar_AE"/>
         </w:rPr>
         <w:t>لماذا يقول بولس أنَّ ٱلله رحمهُ؟</w:t>
@@ -860,32 +1070,42 @@
       </w:pPr>
       <w:r>
         <w:rPr>
-          <w:lang w:val="ar_AE" w:bidi="ar_AE"/>
-        </w:rPr>
-      </w:r>
-      <w:r>
-        <w:rPr>
+          <w:rtl/>
+          <w:cs/>
+          <w:lang w:val="ar_AE" w:bidi="ar_AE"/>
+        </w:rPr>
+      </w:r>
+      <w:r>
+        <w:rPr>
+          <w:rtl/>
+          <w:cs/>
           <w:lang w:val="ar_AE" w:bidi="ar_AE"/>
         </w:rPr>
         <w:t xml:space="preserve">رحِم ٱلله بولس لكي يتمكَّن يسوع من إظهار أناته مُتمثِّلة في بولس. </w:t>
       </w:r>
       <w:r>
         <w:rPr>
-          <w:lang w:val="ar_AE" w:bidi="ar_AE"/>
-        </w:rPr>
-      </w:r>
-      <w:r>
-        <w:rPr>
-          <w:lang w:val="ar_AE" w:bidi="ar_AE"/>
-        </w:rPr>
-      </w:r>
-    </w:p>
-    <w:p>
-      <w:pPr>
-        <w:bidi/>
-      </w:pPr>
-      <w:r>
-        <w:rPr>
+          <w:rtl/>
+          <w:cs/>
+          <w:lang w:val="ar_AE" w:bidi="ar_AE"/>
+        </w:rPr>
+      </w:r>
+      <w:r>
+        <w:rPr>
+          <w:rtl/>
+          <w:cs/>
+          <w:lang w:val="ar_AE" w:bidi="ar_AE"/>
+        </w:rPr>
+      </w:r>
+    </w:p>
+    <w:p>
+      <w:pPr>
+        <w:bidi/>
+      </w:pPr>
+      <w:r>
+        <w:rPr>
+          <w:rtl/>
+          <w:cs/>
           <w:lang w:val="ar_AE" w:bidi="ar_AE"/>
         </w:rPr>
       </w:r>
@@ -897,28 +1117,36 @@
       </w:pPr>
       <w:r>
         <w:rPr>
+          <w:rtl/>
+          <w:cs/>
           <w:lang w:val="ar_AE" w:bidi="ar_AE"/>
         </w:rPr>
         <w:t>١ تيموثاوس ١: ١٨</w:t>
       </w:r>
       <w:r>
         <w:rPr>
-          <w:lang w:val="ar_AE" w:bidi="ar_AE"/>
-        </w:rPr>
-      </w:r>
-    </w:p>
-    <w:p>
-      <w:pPr>
-        <w:bidi/>
-      </w:pPr>
-      <w:r>
-        <w:rPr>
+          <w:rtl/>
+          <w:cs/>
+          <w:lang w:val="ar_AE" w:bidi="ar_AE"/>
+        </w:rPr>
+      </w:r>
+    </w:p>
+    <w:p>
+      <w:pPr>
+        <w:bidi/>
+      </w:pPr>
+      <w:r>
+        <w:rPr>
+          <w:rtl/>
+          <w:cs/>
           <w:lang w:val="ar_AE" w:bidi="ar_AE"/>
         </w:rPr>
       </w:r>
       <w:r>
         <w:rPr>
           <w:b/>
+          <w:rtl/>
+          <w:cs/>
           <w:lang w:val="ar_AE" w:bidi="ar_AE"/>
         </w:rPr>
         <w:t>ماذا طلب بولس من تِيموثَاوس أن يفعل وفقًا للنبوءات التي قِيلت عنه؟</w:t>
@@ -930,32 +1158,42 @@
       </w:pPr>
       <w:r>
         <w:rPr>
-          <w:lang w:val="ar_AE" w:bidi="ar_AE"/>
-        </w:rPr>
-      </w:r>
-      <w:r>
-        <w:rPr>
+          <w:rtl/>
+          <w:cs/>
+          <w:lang w:val="ar_AE" w:bidi="ar_AE"/>
+        </w:rPr>
+      </w:r>
+      <w:r>
+        <w:rPr>
+          <w:rtl/>
+          <w:cs/>
           <w:lang w:val="ar_AE" w:bidi="ar_AE"/>
         </w:rPr>
         <w:t>يخبر بولس تيموثاوس أنْ يُحارب المحاربة الحسنة.</w:t>
       </w:r>
       <w:r>
         <w:rPr>
-          <w:lang w:val="ar_AE" w:bidi="ar_AE"/>
-        </w:rPr>
-      </w:r>
-      <w:r>
-        <w:rPr>
-          <w:lang w:val="ar_AE" w:bidi="ar_AE"/>
-        </w:rPr>
-      </w:r>
-    </w:p>
-    <w:p>
-      <w:pPr>
-        <w:bidi/>
-      </w:pPr>
-      <w:r>
-        <w:rPr>
+          <w:rtl/>
+          <w:cs/>
+          <w:lang w:val="ar_AE" w:bidi="ar_AE"/>
+        </w:rPr>
+      </w:r>
+      <w:r>
+        <w:rPr>
+          <w:rtl/>
+          <w:cs/>
+          <w:lang w:val="ar_AE" w:bidi="ar_AE"/>
+        </w:rPr>
+      </w:r>
+    </w:p>
+    <w:p>
+      <w:pPr>
+        <w:bidi/>
+      </w:pPr>
+      <w:r>
+        <w:rPr>
+          <w:rtl/>
+          <w:cs/>
           <w:lang w:val="ar_AE" w:bidi="ar_AE"/>
         </w:rPr>
       </w:r>
@@ -967,28 +1205,36 @@
       </w:pPr>
       <w:r>
         <w:rPr>
+          <w:rtl/>
+          <w:cs/>
           <w:lang w:val="ar_AE" w:bidi="ar_AE"/>
         </w:rPr>
         <w:t>١ تيموثاوس ١: ١٩</w:t>
       </w:r>
       <w:r>
         <w:rPr>
-          <w:lang w:val="ar_AE" w:bidi="ar_AE"/>
-        </w:rPr>
-      </w:r>
-    </w:p>
-    <w:p>
-      <w:pPr>
-        <w:bidi/>
-      </w:pPr>
-      <w:r>
-        <w:rPr>
+          <w:rtl/>
+          <w:cs/>
+          <w:lang w:val="ar_AE" w:bidi="ar_AE"/>
+        </w:rPr>
+      </w:r>
+    </w:p>
+    <w:p>
+      <w:pPr>
+        <w:bidi/>
+      </w:pPr>
+      <w:r>
+        <w:rPr>
+          <w:rtl/>
+          <w:cs/>
           <w:lang w:val="ar_AE" w:bidi="ar_AE"/>
         </w:rPr>
       </w:r>
       <w:r>
         <w:rPr>
           <w:b/>
+          <w:rtl/>
+          <w:cs/>
           <w:lang w:val="ar_AE" w:bidi="ar_AE"/>
         </w:rPr>
         <w:t>ماذا حدث لبعض الذين رفضوا الإيمان بضمير صالح؟</w:t>
@@ -1000,32 +1246,42 @@
       </w:pPr>
       <w:r>
         <w:rPr>
-          <w:lang w:val="ar_AE" w:bidi="ar_AE"/>
-        </w:rPr>
-      </w:r>
-      <w:r>
-        <w:rPr>
+          <w:rtl/>
+          <w:cs/>
+          <w:lang w:val="ar_AE" w:bidi="ar_AE"/>
+        </w:rPr>
+      </w:r>
+      <w:r>
+        <w:rPr>
+          <w:rtl/>
+          <w:cs/>
           <w:lang w:val="ar_AE" w:bidi="ar_AE"/>
         </w:rPr>
         <w:t>هؤلاء الناس تحطَّمت سفينتهم فيمَا يتعلق بالإيمان.</w:t>
       </w:r>
       <w:r>
         <w:rPr>
-          <w:lang w:val="ar_AE" w:bidi="ar_AE"/>
-        </w:rPr>
-      </w:r>
-      <w:r>
-        <w:rPr>
-          <w:lang w:val="ar_AE" w:bidi="ar_AE"/>
-        </w:rPr>
-      </w:r>
-    </w:p>
-    <w:p>
-      <w:pPr>
-        <w:bidi/>
-      </w:pPr>
-      <w:r>
-        <w:rPr>
+          <w:rtl/>
+          <w:cs/>
+          <w:lang w:val="ar_AE" w:bidi="ar_AE"/>
+        </w:rPr>
+      </w:r>
+      <w:r>
+        <w:rPr>
+          <w:rtl/>
+          <w:cs/>
+          <w:lang w:val="ar_AE" w:bidi="ar_AE"/>
+        </w:rPr>
+      </w:r>
+    </w:p>
+    <w:p>
+      <w:pPr>
+        <w:bidi/>
+      </w:pPr>
+      <w:r>
+        <w:rPr>
+          <w:rtl/>
+          <w:cs/>
           <w:lang w:val="ar_AE" w:bidi="ar_AE"/>
         </w:rPr>
       </w:r>
@@ -1037,28 +1293,36 @@
       </w:pPr>
       <w:r>
         <w:rPr>
+          <w:rtl/>
+          <w:cs/>
           <w:lang w:val="ar_AE" w:bidi="ar_AE"/>
         </w:rPr>
         <w:t>١ تيموثاوس ١: ٢٠</w:t>
       </w:r>
       <w:r>
         <w:rPr>
-          <w:lang w:val="ar_AE" w:bidi="ar_AE"/>
-        </w:rPr>
-      </w:r>
-    </w:p>
-    <w:p>
-      <w:pPr>
-        <w:bidi/>
-      </w:pPr>
-      <w:r>
-        <w:rPr>
+          <w:rtl/>
+          <w:cs/>
+          <w:lang w:val="ar_AE" w:bidi="ar_AE"/>
+        </w:rPr>
+      </w:r>
+    </w:p>
+    <w:p>
+      <w:pPr>
+        <w:bidi/>
+      </w:pPr>
+      <w:r>
+        <w:rPr>
+          <w:rtl/>
+          <w:cs/>
           <w:lang w:val="ar_AE" w:bidi="ar_AE"/>
         </w:rPr>
       </w:r>
       <w:r>
         <w:rPr>
           <w:b/>
+          <w:rtl/>
+          <w:cs/>
           <w:lang w:val="ar_AE" w:bidi="ar_AE"/>
         </w:rPr>
         <w:t>ماذا فعل بولس لأولئك الرجال الذين رفضوا الإيمان والضمير الصالح وحطَّموا سفينة إيمانهم؟</w:t>
@@ -1070,32 +1334,42 @@
       </w:pPr>
       <w:r>
         <w:rPr>
-          <w:lang w:val="ar_AE" w:bidi="ar_AE"/>
-        </w:rPr>
-      </w:r>
-      <w:r>
-        <w:rPr>
+          <w:rtl/>
+          <w:cs/>
+          <w:lang w:val="ar_AE" w:bidi="ar_AE"/>
+        </w:rPr>
+      </w:r>
+      <w:r>
+        <w:rPr>
+          <w:rtl/>
+          <w:cs/>
           <w:lang w:val="ar_AE" w:bidi="ar_AE"/>
         </w:rPr>
         <w:t>سلّمهم بولس إلى ٱلشَّيْطَان لكي يتعلَّموا عدم التجديف.</w:t>
       </w:r>
       <w:r>
         <w:rPr>
-          <w:lang w:val="ar_AE" w:bidi="ar_AE"/>
-        </w:rPr>
-      </w:r>
-      <w:r>
-        <w:rPr>
-          <w:lang w:val="ar_AE" w:bidi="ar_AE"/>
-        </w:rPr>
-      </w:r>
-    </w:p>
-    <w:p>
-      <w:pPr>
-        <w:bidi/>
-      </w:pPr>
-      <w:r>
-        <w:rPr>
+          <w:rtl/>
+          <w:cs/>
+          <w:lang w:val="ar_AE" w:bidi="ar_AE"/>
+        </w:rPr>
+      </w:r>
+      <w:r>
+        <w:rPr>
+          <w:rtl/>
+          <w:cs/>
+          <w:lang w:val="ar_AE" w:bidi="ar_AE"/>
+        </w:rPr>
+      </w:r>
+    </w:p>
+    <w:p>
+      <w:pPr>
+        <w:bidi/>
+      </w:pPr>
+      <w:r>
+        <w:rPr>
+          <w:rtl/>
+          <w:cs/>
           <w:lang w:val="ar_AE" w:bidi="ar_AE"/>
         </w:rPr>
       </w:r>
@@ -1107,28 +1381,36 @@
       </w:pPr>
       <w:r>
         <w:rPr>
+          <w:rtl/>
+          <w:cs/>
           <w:lang w:val="ar_AE" w:bidi="ar_AE"/>
         </w:rPr>
         <w:t>١ تيموثاوس ٢: ١</w:t>
       </w:r>
       <w:r>
         <w:rPr>
-          <w:lang w:val="ar_AE" w:bidi="ar_AE"/>
-        </w:rPr>
-      </w:r>
-    </w:p>
-    <w:p>
-      <w:pPr>
-        <w:bidi/>
-      </w:pPr>
-      <w:r>
-        <w:rPr>
+          <w:rtl/>
+          <w:cs/>
+          <w:lang w:val="ar_AE" w:bidi="ar_AE"/>
+        </w:rPr>
+      </w:r>
+    </w:p>
+    <w:p>
+      <w:pPr>
+        <w:bidi/>
+      </w:pPr>
+      <w:r>
+        <w:rPr>
+          <w:rtl/>
+          <w:cs/>
           <w:lang w:val="ar_AE" w:bidi="ar_AE"/>
         </w:rPr>
       </w:r>
       <w:r>
         <w:rPr>
           <w:b/>
+          <w:rtl/>
+          <w:cs/>
           <w:lang w:val="ar_AE" w:bidi="ar_AE"/>
         </w:rPr>
         <w:t>لمَن يطلب بولس أن تُقام الصلوات؟</w:t>
@@ -1140,32 +1422,42 @@
       </w:pPr>
       <w:r>
         <w:rPr>
-          <w:lang w:val="ar_AE" w:bidi="ar_AE"/>
-        </w:rPr>
-      </w:r>
-      <w:r>
-        <w:rPr>
+          <w:rtl/>
+          <w:cs/>
+          <w:lang w:val="ar_AE" w:bidi="ar_AE"/>
+        </w:rPr>
+      </w:r>
+      <w:r>
+        <w:rPr>
+          <w:rtl/>
+          <w:cs/>
           <w:lang w:val="ar_AE" w:bidi="ar_AE"/>
         </w:rPr>
         <w:t>يطلب بولس أنْ تُقام الصلوات من أجل جميع الناس.</w:t>
       </w:r>
       <w:r>
         <w:rPr>
-          <w:lang w:val="ar_AE" w:bidi="ar_AE"/>
-        </w:rPr>
-      </w:r>
-      <w:r>
-        <w:rPr>
-          <w:lang w:val="ar_AE" w:bidi="ar_AE"/>
-        </w:rPr>
-      </w:r>
-    </w:p>
-    <w:p>
-      <w:pPr>
-        <w:bidi/>
-      </w:pPr>
-      <w:r>
-        <w:rPr>
+          <w:rtl/>
+          <w:cs/>
+          <w:lang w:val="ar_AE" w:bidi="ar_AE"/>
+        </w:rPr>
+      </w:r>
+      <w:r>
+        <w:rPr>
+          <w:rtl/>
+          <w:cs/>
+          <w:lang w:val="ar_AE" w:bidi="ar_AE"/>
+        </w:rPr>
+      </w:r>
+    </w:p>
+    <w:p>
+      <w:pPr>
+        <w:bidi/>
+      </w:pPr>
+      <w:r>
+        <w:rPr>
+          <w:rtl/>
+          <w:cs/>
           <w:lang w:val="ar_AE" w:bidi="ar_AE"/>
         </w:rPr>
       </w:r>
@@ -1177,28 +1469,36 @@
       </w:pPr>
       <w:r>
         <w:rPr>
+          <w:rtl/>
+          <w:cs/>
           <w:lang w:val="ar_AE" w:bidi="ar_AE"/>
         </w:rPr>
         <w:t>١ تيموثاوس ٢:٢</w:t>
       </w:r>
       <w:r>
         <w:rPr>
-          <w:lang w:val="ar_AE" w:bidi="ar_AE"/>
-        </w:rPr>
-      </w:r>
-    </w:p>
-    <w:p>
-      <w:pPr>
-        <w:bidi/>
-      </w:pPr>
-      <w:r>
-        <w:rPr>
+          <w:rtl/>
+          <w:cs/>
+          <w:lang w:val="ar_AE" w:bidi="ar_AE"/>
+        </w:rPr>
+      </w:r>
+    </w:p>
+    <w:p>
+      <w:pPr>
+        <w:bidi/>
+      </w:pPr>
+      <w:r>
+        <w:rPr>
+          <w:rtl/>
+          <w:cs/>
           <w:lang w:val="ar_AE" w:bidi="ar_AE"/>
         </w:rPr>
       </w:r>
       <w:r>
         <w:rPr>
           <w:b/>
+          <w:rtl/>
+          <w:cs/>
           <w:lang w:val="ar_AE" w:bidi="ar_AE"/>
         </w:rPr>
         <w:t>ما نوع الحياة التي يرغب بولس بالسماح للمسيحيين أنْ يحيوها؟</w:t>
@@ -1210,32 +1510,42 @@
       </w:pPr>
       <w:r>
         <w:rPr>
-          <w:lang w:val="ar_AE" w:bidi="ar_AE"/>
-        </w:rPr>
-      </w:r>
-      <w:r>
-        <w:rPr>
+          <w:rtl/>
+          <w:cs/>
+          <w:lang w:val="ar_AE" w:bidi="ar_AE"/>
+        </w:rPr>
+      </w:r>
+      <w:r>
+        <w:rPr>
+          <w:rtl/>
+          <w:cs/>
           <w:lang w:val="ar_AE" w:bidi="ar_AE"/>
         </w:rPr>
         <w:t>يرغب بولس في أن يُسمح للمسيحيين بأن يعيشوا حياة هادئة ومطمئنة بكل تقوى وكرامة.</w:t>
       </w:r>
       <w:r>
         <w:rPr>
-          <w:lang w:val="ar_AE" w:bidi="ar_AE"/>
-        </w:rPr>
-      </w:r>
-      <w:r>
-        <w:rPr>
-          <w:lang w:val="ar_AE" w:bidi="ar_AE"/>
-        </w:rPr>
-      </w:r>
-    </w:p>
-    <w:p>
-      <w:pPr>
-        <w:bidi/>
-      </w:pPr>
-      <w:r>
-        <w:rPr>
+          <w:rtl/>
+          <w:cs/>
+          <w:lang w:val="ar_AE" w:bidi="ar_AE"/>
+        </w:rPr>
+      </w:r>
+      <w:r>
+        <w:rPr>
+          <w:rtl/>
+          <w:cs/>
+          <w:lang w:val="ar_AE" w:bidi="ar_AE"/>
+        </w:rPr>
+      </w:r>
+    </w:p>
+    <w:p>
+      <w:pPr>
+        <w:bidi/>
+      </w:pPr>
+      <w:r>
+        <w:rPr>
+          <w:rtl/>
+          <w:cs/>
           <w:lang w:val="ar_AE" w:bidi="ar_AE"/>
         </w:rPr>
       </w:r>
@@ -1247,28 +1557,36 @@
       </w:pPr>
       <w:r>
         <w:rPr>
+          <w:rtl/>
+          <w:cs/>
           <w:lang w:val="ar_AE" w:bidi="ar_AE"/>
         </w:rPr>
         <w:t>١ تيموثاوس ٢: ٤</w:t>
       </w:r>
       <w:r>
         <w:rPr>
-          <w:lang w:val="ar_AE" w:bidi="ar_AE"/>
-        </w:rPr>
-      </w:r>
-    </w:p>
-    <w:p>
-      <w:pPr>
-        <w:bidi/>
-      </w:pPr>
-      <w:r>
-        <w:rPr>
+          <w:rtl/>
+          <w:cs/>
+          <w:lang w:val="ar_AE" w:bidi="ar_AE"/>
+        </w:rPr>
+      </w:r>
+    </w:p>
+    <w:p>
+      <w:pPr>
+        <w:bidi/>
+      </w:pPr>
+      <w:r>
+        <w:rPr>
+          <w:rtl/>
+          <w:cs/>
           <w:lang w:val="ar_AE" w:bidi="ar_AE"/>
         </w:rPr>
       </w:r>
       <w:r>
         <w:rPr>
           <w:b/>
+          <w:rtl/>
+          <w:cs/>
           <w:lang w:val="ar_AE" w:bidi="ar_AE"/>
         </w:rPr>
         <w:t>ماذا يريد الله لجميع الناس؟</w:t>
@@ -1280,32 +1598,42 @@
       </w:pPr>
       <w:r>
         <w:rPr>
-          <w:lang w:val="ar_AE" w:bidi="ar_AE"/>
-        </w:rPr>
-      </w:r>
-      <w:r>
-        <w:rPr>
+          <w:rtl/>
+          <w:cs/>
+          <w:lang w:val="ar_AE" w:bidi="ar_AE"/>
+        </w:rPr>
+      </w:r>
+      <w:r>
+        <w:rPr>
+          <w:rtl/>
+          <w:cs/>
           <w:lang w:val="ar_AE" w:bidi="ar_AE"/>
         </w:rPr>
         <w:t>يَرْغَبُ ٱلله في أنْ يَخْلُص جميع الناس وإلى مَعْرِفَةِ الحَقِ يُقبلون.</w:t>
       </w:r>
       <w:r>
         <w:rPr>
-          <w:lang w:val="ar_AE" w:bidi="ar_AE"/>
-        </w:rPr>
-      </w:r>
-      <w:r>
-        <w:rPr>
-          <w:lang w:val="ar_AE" w:bidi="ar_AE"/>
-        </w:rPr>
-      </w:r>
-    </w:p>
-    <w:p>
-      <w:pPr>
-        <w:bidi/>
-      </w:pPr>
-      <w:r>
-        <w:rPr>
+          <w:rtl/>
+          <w:cs/>
+          <w:lang w:val="ar_AE" w:bidi="ar_AE"/>
+        </w:rPr>
+      </w:r>
+      <w:r>
+        <w:rPr>
+          <w:rtl/>
+          <w:cs/>
+          <w:lang w:val="ar_AE" w:bidi="ar_AE"/>
+        </w:rPr>
+      </w:r>
+    </w:p>
+    <w:p>
+      <w:pPr>
+        <w:bidi/>
+      </w:pPr>
+      <w:r>
+        <w:rPr>
+          <w:rtl/>
+          <w:cs/>
           <w:lang w:val="ar_AE" w:bidi="ar_AE"/>
         </w:rPr>
       </w:r>
@@ -1317,28 +1645,36 @@
       </w:pPr>
       <w:r>
         <w:rPr>
+          <w:rtl/>
+          <w:cs/>
           <w:lang w:val="ar_AE" w:bidi="ar_AE"/>
         </w:rPr>
         <w:t>١ تيموثاوس ٢: ٥</w:t>
       </w:r>
       <w:r>
         <w:rPr>
-          <w:lang w:val="ar_AE" w:bidi="ar_AE"/>
-        </w:rPr>
-      </w:r>
-    </w:p>
-    <w:p>
-      <w:pPr>
-        <w:bidi/>
-      </w:pPr>
-      <w:r>
-        <w:rPr>
+          <w:rtl/>
+          <w:cs/>
+          <w:lang w:val="ar_AE" w:bidi="ar_AE"/>
+        </w:rPr>
+      </w:r>
+    </w:p>
+    <w:p>
+      <w:pPr>
+        <w:bidi/>
+      </w:pPr>
+      <w:r>
+        <w:rPr>
+          <w:rtl/>
+          <w:cs/>
           <w:lang w:val="ar_AE" w:bidi="ar_AE"/>
         </w:rPr>
       </w:r>
       <w:r>
         <w:rPr>
           <w:b/>
+          <w:rtl/>
+          <w:cs/>
           <w:lang w:val="ar_AE" w:bidi="ar_AE"/>
         </w:rPr>
         <w:t>ما موقف ٱلْمَسِيحِ يَسوع بين ٱللهِ والناس؟</w:t>
@@ -1350,32 +1686,42 @@
       </w:pPr>
       <w:r>
         <w:rPr>
-          <w:lang w:val="ar_AE" w:bidi="ar_AE"/>
-        </w:rPr>
-      </w:r>
-      <w:r>
-        <w:rPr>
+          <w:rtl/>
+          <w:cs/>
+          <w:lang w:val="ar_AE" w:bidi="ar_AE"/>
+        </w:rPr>
+      </w:r>
+      <w:r>
+        <w:rPr>
+          <w:rtl/>
+          <w:cs/>
           <w:lang w:val="ar_AE" w:bidi="ar_AE"/>
         </w:rPr>
         <w:t>المسيح يسوع هو الوسيط الوحيد بين الله والناس.</w:t>
       </w:r>
       <w:r>
         <w:rPr>
-          <w:lang w:val="ar_AE" w:bidi="ar_AE"/>
-        </w:rPr>
-      </w:r>
-      <w:r>
-        <w:rPr>
-          <w:lang w:val="ar_AE" w:bidi="ar_AE"/>
-        </w:rPr>
-      </w:r>
-    </w:p>
-    <w:p>
-      <w:pPr>
-        <w:bidi/>
-      </w:pPr>
-      <w:r>
-        <w:rPr>
+          <w:rtl/>
+          <w:cs/>
+          <w:lang w:val="ar_AE" w:bidi="ar_AE"/>
+        </w:rPr>
+      </w:r>
+      <w:r>
+        <w:rPr>
+          <w:rtl/>
+          <w:cs/>
+          <w:lang w:val="ar_AE" w:bidi="ar_AE"/>
+        </w:rPr>
+      </w:r>
+    </w:p>
+    <w:p>
+      <w:pPr>
+        <w:bidi/>
+      </w:pPr>
+      <w:r>
+        <w:rPr>
+          <w:rtl/>
+          <w:cs/>
           <w:lang w:val="ar_AE" w:bidi="ar_AE"/>
         </w:rPr>
       </w:r>
@@ -1387,28 +1733,36 @@
       </w:pPr>
       <w:r>
         <w:rPr>
+          <w:rtl/>
+          <w:cs/>
           <w:lang w:val="ar_AE" w:bidi="ar_AE"/>
         </w:rPr>
         <w:t>١ تيموثاوس ٢: ٦</w:t>
       </w:r>
       <w:r>
         <w:rPr>
-          <w:lang w:val="ar_AE" w:bidi="ar_AE"/>
-        </w:rPr>
-      </w:r>
-    </w:p>
-    <w:p>
-      <w:pPr>
-        <w:bidi/>
-      </w:pPr>
-      <w:r>
-        <w:rPr>
+          <w:rtl/>
+          <w:cs/>
+          <w:lang w:val="ar_AE" w:bidi="ar_AE"/>
+        </w:rPr>
+      </w:r>
+    </w:p>
+    <w:p>
+      <w:pPr>
+        <w:bidi/>
+      </w:pPr>
+      <w:r>
+        <w:rPr>
+          <w:rtl/>
+          <w:cs/>
           <w:lang w:val="ar_AE" w:bidi="ar_AE"/>
         </w:rPr>
       </w:r>
       <w:r>
         <w:rPr>
           <w:b/>
+          <w:rtl/>
+          <w:cs/>
           <w:lang w:val="ar_AE" w:bidi="ar_AE"/>
         </w:rPr>
         <w:t>ماذا فعل ٱلْمَسِيحِ يَسوع للجميع؟</w:t>
@@ -1420,32 +1774,42 @@
       </w:pPr>
       <w:r>
         <w:rPr>
-          <w:lang w:val="ar_AE" w:bidi="ar_AE"/>
-        </w:rPr>
-      </w:r>
-      <w:r>
-        <w:rPr>
+          <w:rtl/>
+          <w:cs/>
+          <w:lang w:val="ar_AE" w:bidi="ar_AE"/>
+        </w:rPr>
+      </w:r>
+      <w:r>
+        <w:rPr>
+          <w:rtl/>
+          <w:cs/>
           <w:lang w:val="ar_AE" w:bidi="ar_AE"/>
         </w:rPr>
         <w:t>قدَّم المسيح يسوع نفسه فدية من أجل الجميع.</w:t>
       </w:r>
       <w:r>
         <w:rPr>
-          <w:lang w:val="ar_AE" w:bidi="ar_AE"/>
-        </w:rPr>
-      </w:r>
-      <w:r>
-        <w:rPr>
-          <w:lang w:val="ar_AE" w:bidi="ar_AE"/>
-        </w:rPr>
-      </w:r>
-    </w:p>
-    <w:p>
-      <w:pPr>
-        <w:bidi/>
-      </w:pPr>
-      <w:r>
-        <w:rPr>
+          <w:rtl/>
+          <w:cs/>
+          <w:lang w:val="ar_AE" w:bidi="ar_AE"/>
+        </w:rPr>
+      </w:r>
+      <w:r>
+        <w:rPr>
+          <w:rtl/>
+          <w:cs/>
+          <w:lang w:val="ar_AE" w:bidi="ar_AE"/>
+        </w:rPr>
+      </w:r>
+    </w:p>
+    <w:p>
+      <w:pPr>
+        <w:bidi/>
+      </w:pPr>
+      <w:r>
+        <w:rPr>
+          <w:rtl/>
+          <w:cs/>
           <w:lang w:val="ar_AE" w:bidi="ar_AE"/>
         </w:rPr>
       </w:r>
@@ -1457,28 +1821,36 @@
       </w:pPr>
       <w:r>
         <w:rPr>
+          <w:rtl/>
+          <w:cs/>
           <w:lang w:val="ar_AE" w:bidi="ar_AE"/>
         </w:rPr>
         <w:t>١ تيموثاوس ٢: ٧</w:t>
       </w:r>
       <w:r>
         <w:rPr>
-          <w:lang w:val="ar_AE" w:bidi="ar_AE"/>
-        </w:rPr>
-      </w:r>
-    </w:p>
-    <w:p>
-      <w:pPr>
-        <w:bidi/>
-      </w:pPr>
-      <w:r>
-        <w:rPr>
+          <w:rtl/>
+          <w:cs/>
+          <w:lang w:val="ar_AE" w:bidi="ar_AE"/>
+        </w:rPr>
+      </w:r>
+    </w:p>
+    <w:p>
+      <w:pPr>
+        <w:bidi/>
+      </w:pPr>
+      <w:r>
+        <w:rPr>
+          <w:rtl/>
+          <w:cs/>
           <w:lang w:val="ar_AE" w:bidi="ar_AE"/>
         </w:rPr>
       </w:r>
       <w:r>
         <w:rPr>
           <w:b/>
+          <w:rtl/>
+          <w:cs/>
           <w:lang w:val="ar_AE" w:bidi="ar_AE"/>
         </w:rPr>
         <w:t>من يُعلِّم الرسول بولس؟</w:t>
@@ -1490,32 +1862,42 @@
       </w:pPr>
       <w:r>
         <w:rPr>
-          <w:lang w:val="ar_AE" w:bidi="ar_AE"/>
-        </w:rPr>
-      </w:r>
-      <w:r>
-        <w:rPr>
+          <w:rtl/>
+          <w:cs/>
+          <w:lang w:val="ar_AE" w:bidi="ar_AE"/>
+        </w:rPr>
+      </w:r>
+      <w:r>
+        <w:rPr>
+          <w:rtl/>
+          <w:cs/>
           <w:lang w:val="ar_AE" w:bidi="ar_AE"/>
         </w:rPr>
         <w:t>بولس معلمٌ للأمم.</w:t>
       </w:r>
       <w:r>
         <w:rPr>
-          <w:lang w:val="ar_AE" w:bidi="ar_AE"/>
-        </w:rPr>
-      </w:r>
-      <w:r>
-        <w:rPr>
-          <w:lang w:val="ar_AE" w:bidi="ar_AE"/>
-        </w:rPr>
-      </w:r>
-    </w:p>
-    <w:p>
-      <w:pPr>
-        <w:bidi/>
-      </w:pPr>
-      <w:r>
-        <w:rPr>
+          <w:rtl/>
+          <w:cs/>
+          <w:lang w:val="ar_AE" w:bidi="ar_AE"/>
+        </w:rPr>
+      </w:r>
+      <w:r>
+        <w:rPr>
+          <w:rtl/>
+          <w:cs/>
+          <w:lang w:val="ar_AE" w:bidi="ar_AE"/>
+        </w:rPr>
+      </w:r>
+    </w:p>
+    <w:p>
+      <w:pPr>
+        <w:bidi/>
+      </w:pPr>
+      <w:r>
+        <w:rPr>
+          <w:rtl/>
+          <w:cs/>
           <w:lang w:val="ar_AE" w:bidi="ar_AE"/>
         </w:rPr>
       </w:r>
@@ -1527,28 +1909,36 @@
       </w:pPr>
       <w:r>
         <w:rPr>
+          <w:rtl/>
+          <w:cs/>
           <w:lang w:val="ar_AE" w:bidi="ar_AE"/>
         </w:rPr>
         <w:t>١ تيموثاوس ٢: ٨</w:t>
       </w:r>
       <w:r>
         <w:rPr>
-          <w:lang w:val="ar_AE" w:bidi="ar_AE"/>
-        </w:rPr>
-      </w:r>
-    </w:p>
-    <w:p>
-      <w:pPr>
-        <w:bidi/>
-      </w:pPr>
-      <w:r>
-        <w:rPr>
+          <w:rtl/>
+          <w:cs/>
+          <w:lang w:val="ar_AE" w:bidi="ar_AE"/>
+        </w:rPr>
+      </w:r>
+    </w:p>
+    <w:p>
+      <w:pPr>
+        <w:bidi/>
+      </w:pPr>
+      <w:r>
+        <w:rPr>
+          <w:rtl/>
+          <w:cs/>
           <w:lang w:val="ar_AE" w:bidi="ar_AE"/>
         </w:rPr>
       </w:r>
       <w:r>
         <w:rPr>
           <w:b/>
+          <w:rtl/>
+          <w:cs/>
           <w:lang w:val="ar_AE" w:bidi="ar_AE"/>
         </w:rPr>
         <w:t>ماذا يريد بولس من الرجال أن يفعلوا؟</w:t>
@@ -1560,32 +1950,42 @@
       </w:pPr>
       <w:r>
         <w:rPr>
-          <w:lang w:val="ar_AE" w:bidi="ar_AE"/>
-        </w:rPr>
-      </w:r>
-      <w:r>
-        <w:rPr>
+          <w:rtl/>
+          <w:cs/>
+          <w:lang w:val="ar_AE" w:bidi="ar_AE"/>
+        </w:rPr>
+      </w:r>
+      <w:r>
+        <w:rPr>
+          <w:rtl/>
+          <w:cs/>
           <w:lang w:val="ar_AE" w:bidi="ar_AE"/>
         </w:rPr>
         <w:t>يريد بولس من الرجال أنْ يُصلوا ويرفعوا أيادي مقدسة.</w:t>
       </w:r>
       <w:r>
         <w:rPr>
-          <w:lang w:val="ar_AE" w:bidi="ar_AE"/>
-        </w:rPr>
-      </w:r>
-      <w:r>
-        <w:rPr>
-          <w:lang w:val="ar_AE" w:bidi="ar_AE"/>
-        </w:rPr>
-      </w:r>
-    </w:p>
-    <w:p>
-      <w:pPr>
-        <w:bidi/>
-      </w:pPr>
-      <w:r>
-        <w:rPr>
+          <w:rtl/>
+          <w:cs/>
+          <w:lang w:val="ar_AE" w:bidi="ar_AE"/>
+        </w:rPr>
+      </w:r>
+      <w:r>
+        <w:rPr>
+          <w:rtl/>
+          <w:cs/>
+          <w:lang w:val="ar_AE" w:bidi="ar_AE"/>
+        </w:rPr>
+      </w:r>
+    </w:p>
+    <w:p>
+      <w:pPr>
+        <w:bidi/>
+      </w:pPr>
+      <w:r>
+        <w:rPr>
+          <w:rtl/>
+          <w:cs/>
           <w:lang w:val="ar_AE" w:bidi="ar_AE"/>
         </w:rPr>
       </w:r>
@@ -1597,28 +1997,36 @@
       </w:pPr>
       <w:r>
         <w:rPr>
+          <w:rtl/>
+          <w:cs/>
           <w:lang w:val="ar_AE" w:bidi="ar_AE"/>
         </w:rPr>
         <w:t>١ تيموثاوس ٢: ٩</w:t>
       </w:r>
       <w:r>
         <w:rPr>
-          <w:lang w:val="ar_AE" w:bidi="ar_AE"/>
-        </w:rPr>
-      </w:r>
-    </w:p>
-    <w:p>
-      <w:pPr>
-        <w:bidi/>
-      </w:pPr>
-      <w:r>
-        <w:rPr>
+          <w:rtl/>
+          <w:cs/>
+          <w:lang w:val="ar_AE" w:bidi="ar_AE"/>
+        </w:rPr>
+      </w:r>
+    </w:p>
+    <w:p>
+      <w:pPr>
+        <w:bidi/>
+      </w:pPr>
+      <w:r>
+        <w:rPr>
+          <w:rtl/>
+          <w:cs/>
           <w:lang w:val="ar_AE" w:bidi="ar_AE"/>
         </w:rPr>
       </w:r>
       <w:r>
         <w:rPr>
           <w:b/>
+          <w:rtl/>
+          <w:cs/>
           <w:lang w:val="ar_AE" w:bidi="ar_AE"/>
         </w:rPr>
         <w:t>ماذا يريد بولس من النساء أن يفعلْنَ؟</w:t>
@@ -1630,32 +2038,42 @@
       </w:pPr>
       <w:r>
         <w:rPr>
-          <w:lang w:val="ar_AE" w:bidi="ar_AE"/>
-        </w:rPr>
-      </w:r>
-      <w:r>
-        <w:rPr>
+          <w:rtl/>
+          <w:cs/>
+          <w:lang w:val="ar_AE" w:bidi="ar_AE"/>
+        </w:rPr>
+      </w:r>
+      <w:r>
+        <w:rPr>
+          <w:rtl/>
+          <w:cs/>
           <w:lang w:val="ar_AE" w:bidi="ar_AE"/>
         </w:rPr>
         <w:t>يريد بولس من النساء أنْ يرتدين ملابسهنَّ باحتشام وضبط للنفس.</w:t>
       </w:r>
       <w:r>
         <w:rPr>
-          <w:lang w:val="ar_AE" w:bidi="ar_AE"/>
-        </w:rPr>
-      </w:r>
-      <w:r>
-        <w:rPr>
-          <w:lang w:val="ar_AE" w:bidi="ar_AE"/>
-        </w:rPr>
-      </w:r>
-    </w:p>
-    <w:p>
-      <w:pPr>
-        <w:bidi/>
-      </w:pPr>
-      <w:r>
-        <w:rPr>
+          <w:rtl/>
+          <w:cs/>
+          <w:lang w:val="ar_AE" w:bidi="ar_AE"/>
+        </w:rPr>
+      </w:r>
+      <w:r>
+        <w:rPr>
+          <w:rtl/>
+          <w:cs/>
+          <w:lang w:val="ar_AE" w:bidi="ar_AE"/>
+        </w:rPr>
+      </w:r>
+    </w:p>
+    <w:p>
+      <w:pPr>
+        <w:bidi/>
+      </w:pPr>
+      <w:r>
+        <w:rPr>
+          <w:rtl/>
+          <w:cs/>
           <w:lang w:val="ar_AE" w:bidi="ar_AE"/>
         </w:rPr>
       </w:r>
@@ -1667,28 +2085,36 @@
       </w:pPr>
       <w:r>
         <w:rPr>
+          <w:rtl/>
+          <w:cs/>
           <w:lang w:val="ar_AE" w:bidi="ar_AE"/>
         </w:rPr>
         <w:t>١ تيموثاوس ٢: ١٢</w:t>
       </w:r>
       <w:r>
         <w:rPr>
-          <w:lang w:val="ar_AE" w:bidi="ar_AE"/>
-        </w:rPr>
-      </w:r>
-    </w:p>
-    <w:p>
-      <w:pPr>
-        <w:bidi/>
-      </w:pPr>
-      <w:r>
-        <w:rPr>
+          <w:rtl/>
+          <w:cs/>
+          <w:lang w:val="ar_AE" w:bidi="ar_AE"/>
+        </w:rPr>
+      </w:r>
+    </w:p>
+    <w:p>
+      <w:pPr>
+        <w:bidi/>
+      </w:pPr>
+      <w:r>
+        <w:rPr>
+          <w:rtl/>
+          <w:cs/>
           <w:lang w:val="ar_AE" w:bidi="ar_AE"/>
         </w:rPr>
       </w:r>
       <w:r>
         <w:rPr>
           <w:b/>
+          <w:rtl/>
+          <w:cs/>
           <w:lang w:val="ar_AE" w:bidi="ar_AE"/>
         </w:rPr>
         <w:t>ما الذي لا يسمح بولس للمرأة بفعله؟</w:t>
@@ -1700,32 +2126,42 @@
       </w:pPr>
       <w:r>
         <w:rPr>
-          <w:lang w:val="ar_AE" w:bidi="ar_AE"/>
-        </w:rPr>
-      </w:r>
-      <w:r>
-        <w:rPr>
+          <w:rtl/>
+          <w:cs/>
+          <w:lang w:val="ar_AE" w:bidi="ar_AE"/>
+        </w:rPr>
+      </w:r>
+      <w:r>
+        <w:rPr>
+          <w:rtl/>
+          <w:cs/>
           <w:lang w:val="ar_AE" w:bidi="ar_AE"/>
         </w:rPr>
         <w:t>لا يسمح بولس للمرأة بالتعليم أو ممارسة السلطة على الرجُل.</w:t>
       </w:r>
       <w:r>
         <w:rPr>
-          <w:lang w:val="ar_AE" w:bidi="ar_AE"/>
-        </w:rPr>
-      </w:r>
-      <w:r>
-        <w:rPr>
-          <w:lang w:val="ar_AE" w:bidi="ar_AE"/>
-        </w:rPr>
-      </w:r>
-    </w:p>
-    <w:p>
-      <w:pPr>
-        <w:bidi/>
-      </w:pPr>
-      <w:r>
-        <w:rPr>
+          <w:rtl/>
+          <w:cs/>
+          <w:lang w:val="ar_AE" w:bidi="ar_AE"/>
+        </w:rPr>
+      </w:r>
+      <w:r>
+        <w:rPr>
+          <w:rtl/>
+          <w:cs/>
+          <w:lang w:val="ar_AE" w:bidi="ar_AE"/>
+        </w:rPr>
+      </w:r>
+    </w:p>
+    <w:p>
+      <w:pPr>
+        <w:bidi/>
+      </w:pPr>
+      <w:r>
+        <w:rPr>
+          <w:rtl/>
+          <w:cs/>
           <w:lang w:val="ar_AE" w:bidi="ar_AE"/>
         </w:rPr>
       </w:r>
@@ -1737,28 +2173,36 @@
       </w:pPr>
       <w:r>
         <w:rPr>
+          <w:rtl/>
+          <w:cs/>
           <w:lang w:val="ar_AE" w:bidi="ar_AE"/>
         </w:rPr>
         <w:t>١ تيموثاوس ٢: ١٣</w:t>
       </w:r>
       <w:r>
         <w:rPr>
-          <w:lang w:val="ar_AE" w:bidi="ar_AE"/>
-        </w:rPr>
-      </w:r>
-    </w:p>
-    <w:p>
-      <w:pPr>
-        <w:bidi/>
-      </w:pPr>
-      <w:r>
-        <w:rPr>
+          <w:rtl/>
+          <w:cs/>
+          <w:lang w:val="ar_AE" w:bidi="ar_AE"/>
+        </w:rPr>
+      </w:r>
+    </w:p>
+    <w:p>
+      <w:pPr>
+        <w:bidi/>
+      </w:pPr>
+      <w:r>
+        <w:rPr>
+          <w:rtl/>
+          <w:cs/>
           <w:lang w:val="ar_AE" w:bidi="ar_AE"/>
         </w:rPr>
       </w:r>
       <w:r>
         <w:rPr>
           <w:b/>
+          <w:rtl/>
+          <w:cs/>
           <w:lang w:val="ar_AE" w:bidi="ar_AE"/>
         </w:rPr>
         <w:t>ما السبب الأول الذي يقدمه بولس لعدم السماح للمرأة بالتعليم أو ممارسة السلطة على الرجُل؟</w:t>
@@ -1770,32 +2214,42 @@
       </w:pPr>
       <w:r>
         <w:rPr>
-          <w:lang w:val="ar_AE" w:bidi="ar_AE"/>
-        </w:rPr>
-      </w:r>
-      <w:r>
-        <w:rPr>
+          <w:rtl/>
+          <w:cs/>
+          <w:lang w:val="ar_AE" w:bidi="ar_AE"/>
+        </w:rPr>
+      </w:r>
+      <w:r>
+        <w:rPr>
+          <w:rtl/>
+          <w:cs/>
           <w:lang w:val="ar_AE" w:bidi="ar_AE"/>
         </w:rPr>
         <w:t>السبب الأول لبولس هو أن آدَم كُوِّنَ أولًا.</w:t>
       </w:r>
       <w:r>
         <w:rPr>
-          <w:lang w:val="ar_AE" w:bidi="ar_AE"/>
-        </w:rPr>
-      </w:r>
-      <w:r>
-        <w:rPr>
-          <w:lang w:val="ar_AE" w:bidi="ar_AE"/>
-        </w:rPr>
-      </w:r>
-    </w:p>
-    <w:p>
-      <w:pPr>
-        <w:bidi/>
-      </w:pPr>
-      <w:r>
-        <w:rPr>
+          <w:rtl/>
+          <w:cs/>
+          <w:lang w:val="ar_AE" w:bidi="ar_AE"/>
+        </w:rPr>
+      </w:r>
+      <w:r>
+        <w:rPr>
+          <w:rtl/>
+          <w:cs/>
+          <w:lang w:val="ar_AE" w:bidi="ar_AE"/>
+        </w:rPr>
+      </w:r>
+    </w:p>
+    <w:p>
+      <w:pPr>
+        <w:bidi/>
+      </w:pPr>
+      <w:r>
+        <w:rPr>
+          <w:rtl/>
+          <w:cs/>
           <w:lang w:val="ar_AE" w:bidi="ar_AE"/>
         </w:rPr>
       </w:r>
@@ -1807,28 +2261,36 @@
       </w:pPr>
       <w:r>
         <w:rPr>
+          <w:rtl/>
+          <w:cs/>
           <w:lang w:val="ar_AE" w:bidi="ar_AE"/>
         </w:rPr>
         <w:t>١ تيموثاوس ٢: ١٤</w:t>
       </w:r>
       <w:r>
         <w:rPr>
-          <w:lang w:val="ar_AE" w:bidi="ar_AE"/>
-        </w:rPr>
-      </w:r>
-    </w:p>
-    <w:p>
-      <w:pPr>
-        <w:bidi/>
-      </w:pPr>
-      <w:r>
-        <w:rPr>
+          <w:rtl/>
+          <w:cs/>
+          <w:lang w:val="ar_AE" w:bidi="ar_AE"/>
+        </w:rPr>
+      </w:r>
+    </w:p>
+    <w:p>
+      <w:pPr>
+        <w:bidi/>
+      </w:pPr>
+      <w:r>
+        <w:rPr>
+          <w:rtl/>
+          <w:cs/>
           <w:lang w:val="ar_AE" w:bidi="ar_AE"/>
         </w:rPr>
       </w:r>
       <w:r>
         <w:rPr>
           <w:b/>
+          <w:rtl/>
+          <w:cs/>
           <w:lang w:val="ar_AE" w:bidi="ar_AE"/>
         </w:rPr>
         <w:t>ما السبب الثاني الذي يقدمه بولس لعدم السماح للمرأة بالتعليم أو ممارسة السلطة على الرجُل؟</w:t>
@@ -1840,32 +2302,42 @@
       </w:pPr>
       <w:r>
         <w:rPr>
-          <w:lang w:val="ar_AE" w:bidi="ar_AE"/>
-        </w:rPr>
-      </w:r>
-      <w:r>
-        <w:rPr>
+          <w:rtl/>
+          <w:cs/>
+          <w:lang w:val="ar_AE" w:bidi="ar_AE"/>
+        </w:rPr>
+      </w:r>
+      <w:r>
+        <w:rPr>
+          <w:rtl/>
+          <w:cs/>
           <w:lang w:val="ar_AE" w:bidi="ar_AE"/>
         </w:rPr>
         <w:t>السبب الثاني لبولس هو أنَّ آدَم لم يُخدَع، لكن المرأة خُدِعَتْ.</w:t>
       </w:r>
       <w:r>
         <w:rPr>
-          <w:lang w:val="ar_AE" w:bidi="ar_AE"/>
-        </w:rPr>
-      </w:r>
-      <w:r>
-        <w:rPr>
-          <w:lang w:val="ar_AE" w:bidi="ar_AE"/>
-        </w:rPr>
-      </w:r>
-    </w:p>
-    <w:p>
-      <w:pPr>
-        <w:bidi/>
-      </w:pPr>
-      <w:r>
-        <w:rPr>
+          <w:rtl/>
+          <w:cs/>
+          <w:lang w:val="ar_AE" w:bidi="ar_AE"/>
+        </w:rPr>
+      </w:r>
+      <w:r>
+        <w:rPr>
+          <w:rtl/>
+          <w:cs/>
+          <w:lang w:val="ar_AE" w:bidi="ar_AE"/>
+        </w:rPr>
+      </w:r>
+    </w:p>
+    <w:p>
+      <w:pPr>
+        <w:bidi/>
+      </w:pPr>
+      <w:r>
+        <w:rPr>
+          <w:rtl/>
+          <w:cs/>
           <w:lang w:val="ar_AE" w:bidi="ar_AE"/>
         </w:rPr>
       </w:r>
@@ -1877,28 +2349,36 @@
       </w:pPr>
       <w:r>
         <w:rPr>
+          <w:rtl/>
+          <w:cs/>
           <w:lang w:val="ar_AE" w:bidi="ar_AE"/>
         </w:rPr>
         <w:t>١ تيموثاوس ٢: ١٥</w:t>
       </w:r>
       <w:r>
         <w:rPr>
-          <w:lang w:val="ar_AE" w:bidi="ar_AE"/>
-        </w:rPr>
-      </w:r>
-    </w:p>
-    <w:p>
-      <w:pPr>
-        <w:bidi/>
-      </w:pPr>
-      <w:r>
-        <w:rPr>
+          <w:rtl/>
+          <w:cs/>
+          <w:lang w:val="ar_AE" w:bidi="ar_AE"/>
+        </w:rPr>
+      </w:r>
+    </w:p>
+    <w:p>
+      <w:pPr>
+        <w:bidi/>
+      </w:pPr>
+      <w:r>
+        <w:rPr>
+          <w:rtl/>
+          <w:cs/>
           <w:lang w:val="ar_AE" w:bidi="ar_AE"/>
         </w:rPr>
       </w:r>
       <w:r>
         <w:rPr>
           <w:b/>
+          <w:rtl/>
+          <w:cs/>
           <w:lang w:val="ar_AE" w:bidi="ar_AE"/>
         </w:rPr>
         <w:t>في ماذا يريد بولس من النساء أن تثبتْ؟</w:t>
@@ -1910,32 +2390,42 @@
       </w:pPr>
       <w:r>
         <w:rPr>
-          <w:lang w:val="ar_AE" w:bidi="ar_AE"/>
-        </w:rPr>
-      </w:r>
-      <w:r>
-        <w:rPr>
+          <w:rtl/>
+          <w:cs/>
+          <w:lang w:val="ar_AE" w:bidi="ar_AE"/>
+        </w:rPr>
+      </w:r>
+      <w:r>
+        <w:rPr>
+          <w:rtl/>
+          <w:cs/>
           <w:lang w:val="ar_AE" w:bidi="ar_AE"/>
         </w:rPr>
         <w:t>يريد بولس أنْ تثبتْ النساء في الإيمان والمحبة والقداسة مع التعقُّل.</w:t>
       </w:r>
       <w:r>
         <w:rPr>
-          <w:lang w:val="ar_AE" w:bidi="ar_AE"/>
-        </w:rPr>
-      </w:r>
-      <w:r>
-        <w:rPr>
-          <w:lang w:val="ar_AE" w:bidi="ar_AE"/>
-        </w:rPr>
-      </w:r>
-    </w:p>
-    <w:p>
-      <w:pPr>
-        <w:bidi/>
-      </w:pPr>
-      <w:r>
-        <w:rPr>
+          <w:rtl/>
+          <w:cs/>
+          <w:lang w:val="ar_AE" w:bidi="ar_AE"/>
+        </w:rPr>
+      </w:r>
+      <w:r>
+        <w:rPr>
+          <w:rtl/>
+          <w:cs/>
+          <w:lang w:val="ar_AE" w:bidi="ar_AE"/>
+        </w:rPr>
+      </w:r>
+    </w:p>
+    <w:p>
+      <w:pPr>
+        <w:bidi/>
+      </w:pPr>
+      <w:r>
+        <w:rPr>
+          <w:rtl/>
+          <w:cs/>
           <w:lang w:val="ar_AE" w:bidi="ar_AE"/>
         </w:rPr>
       </w:r>
@@ -1947,28 +2437,36 @@
       </w:pPr>
       <w:r>
         <w:rPr>
+          <w:rtl/>
+          <w:cs/>
           <w:lang w:val="ar_AE" w:bidi="ar_AE"/>
         </w:rPr>
         <w:t>١ تيموثاوس ٣: ١</w:t>
       </w:r>
       <w:r>
         <w:rPr>
-          <w:lang w:val="ar_AE" w:bidi="ar_AE"/>
-        </w:rPr>
-      </w:r>
-    </w:p>
-    <w:p>
-      <w:pPr>
-        <w:bidi/>
-      </w:pPr>
-      <w:r>
-        <w:rPr>
+          <w:rtl/>
+          <w:cs/>
+          <w:lang w:val="ar_AE" w:bidi="ar_AE"/>
+        </w:rPr>
+      </w:r>
+    </w:p>
+    <w:p>
+      <w:pPr>
+        <w:bidi/>
+      </w:pPr>
+      <w:r>
+        <w:rPr>
+          <w:rtl/>
+          <w:cs/>
           <w:lang w:val="ar_AE" w:bidi="ar_AE"/>
         </w:rPr>
       </w:r>
       <w:r>
         <w:rPr>
           <w:b/>
+          <w:rtl/>
+          <w:cs/>
           <w:lang w:val="ar_AE" w:bidi="ar_AE"/>
         </w:rPr>
         <w:t>ما نوع العمل الذي يقوم به الأسقف؟</w:t>
@@ -1980,32 +2478,42 @@
       </w:pPr>
       <w:r>
         <w:rPr>
-          <w:lang w:val="ar_AE" w:bidi="ar_AE"/>
-        </w:rPr>
-      </w:r>
-      <w:r>
-        <w:rPr>
+          <w:rtl/>
+          <w:cs/>
+          <w:lang w:val="ar_AE" w:bidi="ar_AE"/>
+        </w:rPr>
+      </w:r>
+      <w:r>
+        <w:rPr>
+          <w:rtl/>
+          <w:cs/>
           <w:lang w:val="ar_AE" w:bidi="ar_AE"/>
         </w:rPr>
         <w:t>عمل الأسقف عملًا صالحًا.</w:t>
       </w:r>
       <w:r>
         <w:rPr>
-          <w:lang w:val="ar_AE" w:bidi="ar_AE"/>
-        </w:rPr>
-      </w:r>
-      <w:r>
-        <w:rPr>
-          <w:lang w:val="ar_AE" w:bidi="ar_AE"/>
-        </w:rPr>
-      </w:r>
-    </w:p>
-    <w:p>
-      <w:pPr>
-        <w:bidi/>
-      </w:pPr>
-      <w:r>
-        <w:rPr>
+          <w:rtl/>
+          <w:cs/>
+          <w:lang w:val="ar_AE" w:bidi="ar_AE"/>
+        </w:rPr>
+      </w:r>
+      <w:r>
+        <w:rPr>
+          <w:rtl/>
+          <w:cs/>
+          <w:lang w:val="ar_AE" w:bidi="ar_AE"/>
+        </w:rPr>
+      </w:r>
+    </w:p>
+    <w:p>
+      <w:pPr>
+        <w:bidi/>
+      </w:pPr>
+      <w:r>
+        <w:rPr>
+          <w:rtl/>
+          <w:cs/>
           <w:lang w:val="ar_AE" w:bidi="ar_AE"/>
         </w:rPr>
       </w:r>
@@ -2017,28 +2525,36 @@
       </w:pPr>
       <w:r>
         <w:rPr>
+          <w:rtl/>
+          <w:cs/>
           <w:lang w:val="ar_AE" w:bidi="ar_AE"/>
         </w:rPr>
         <w:t>١ تيموثاوس ٣: ٢</w:t>
       </w:r>
       <w:r>
         <w:rPr>
-          <w:lang w:val="ar_AE" w:bidi="ar_AE"/>
-        </w:rPr>
-      </w:r>
-    </w:p>
-    <w:p>
-      <w:pPr>
-        <w:bidi/>
-      </w:pPr>
-      <w:r>
-        <w:rPr>
+          <w:rtl/>
+          <w:cs/>
+          <w:lang w:val="ar_AE" w:bidi="ar_AE"/>
+        </w:rPr>
+      </w:r>
+    </w:p>
+    <w:p>
+      <w:pPr>
+        <w:bidi/>
+      </w:pPr>
+      <w:r>
+        <w:rPr>
+          <w:rtl/>
+          <w:cs/>
           <w:lang w:val="ar_AE" w:bidi="ar_AE"/>
         </w:rPr>
       </w:r>
       <w:r>
         <w:rPr>
           <w:b/>
+          <w:rtl/>
+          <w:cs/>
           <w:lang w:val="ar_AE" w:bidi="ar_AE"/>
         </w:rPr>
         <w:t>ماذا يجب أن يكون الأسقف قادرًا على فعله؟</w:t>
@@ -2050,32 +2566,42 @@
       </w:pPr>
       <w:r>
         <w:rPr>
-          <w:lang w:val="ar_AE" w:bidi="ar_AE"/>
-        </w:rPr>
-      </w:r>
-      <w:r>
-        <w:rPr>
+          <w:rtl/>
+          <w:cs/>
+          <w:lang w:val="ar_AE" w:bidi="ar_AE"/>
+        </w:rPr>
+      </w:r>
+      <w:r>
+        <w:rPr>
+          <w:rtl/>
+          <w:cs/>
           <w:lang w:val="ar_AE" w:bidi="ar_AE"/>
         </w:rPr>
         <w:t>يجب أن يكون الأسقف صالحًا للتعليم.</w:t>
       </w:r>
       <w:r>
         <w:rPr>
-          <w:lang w:val="ar_AE" w:bidi="ar_AE"/>
-        </w:rPr>
-      </w:r>
-      <w:r>
-        <w:rPr>
-          <w:lang w:val="ar_AE" w:bidi="ar_AE"/>
-        </w:rPr>
-      </w:r>
-    </w:p>
-    <w:p>
-      <w:pPr>
-        <w:bidi/>
-      </w:pPr>
-      <w:r>
-        <w:rPr>
+          <w:rtl/>
+          <w:cs/>
+          <w:lang w:val="ar_AE" w:bidi="ar_AE"/>
+        </w:rPr>
+      </w:r>
+      <w:r>
+        <w:rPr>
+          <w:rtl/>
+          <w:cs/>
+          <w:lang w:val="ar_AE" w:bidi="ar_AE"/>
+        </w:rPr>
+      </w:r>
+    </w:p>
+    <w:p>
+      <w:pPr>
+        <w:bidi/>
+      </w:pPr>
+      <w:r>
+        <w:rPr>
+          <w:rtl/>
+          <w:cs/>
           <w:lang w:val="ar_AE" w:bidi="ar_AE"/>
         </w:rPr>
       </w:r>
@@ -2087,28 +2613,36 @@
       </w:pPr>
       <w:r>
         <w:rPr>
+          <w:rtl/>
+          <w:cs/>
           <w:lang w:val="ar_AE" w:bidi="ar_AE"/>
         </w:rPr>
         <w:t>١ تيموثاوس ٣:٣</w:t>
       </w:r>
       <w:r>
         <w:rPr>
-          <w:lang w:val="ar_AE" w:bidi="ar_AE"/>
-        </w:rPr>
-      </w:r>
-    </w:p>
-    <w:p>
-      <w:pPr>
-        <w:bidi/>
-      </w:pPr>
-      <w:r>
-        <w:rPr>
+          <w:rtl/>
+          <w:cs/>
+          <w:lang w:val="ar_AE" w:bidi="ar_AE"/>
+        </w:rPr>
+      </w:r>
+    </w:p>
+    <w:p>
+      <w:pPr>
+        <w:bidi/>
+      </w:pPr>
+      <w:r>
+        <w:rPr>
+          <w:rtl/>
+          <w:cs/>
           <w:lang w:val="ar_AE" w:bidi="ar_AE"/>
         </w:rPr>
       </w:r>
       <w:r>
         <w:rPr>
           <w:b/>
+          <w:rtl/>
+          <w:cs/>
           <w:lang w:val="ar_AE" w:bidi="ar_AE"/>
         </w:rPr>
         <w:t>كيف يجب أن يتعامل الأسقف مع الكحول والمال؟</w:t>
@@ -2120,32 +2654,42 @@
       </w:pPr>
       <w:r>
         <w:rPr>
-          <w:lang w:val="ar_AE" w:bidi="ar_AE"/>
-        </w:rPr>
-      </w:r>
-      <w:r>
-        <w:rPr>
+          <w:rtl/>
+          <w:cs/>
+          <w:lang w:val="ar_AE" w:bidi="ar_AE"/>
+        </w:rPr>
+      </w:r>
+      <w:r>
+        <w:rPr>
+          <w:rtl/>
+          <w:cs/>
           <w:lang w:val="ar_AE" w:bidi="ar_AE"/>
         </w:rPr>
         <w:t>يجب ألا يكون الأسقف سِكِّيرًا ويجب ألا يحب المال.</w:t>
       </w:r>
       <w:r>
         <w:rPr>
-          <w:lang w:val="ar_AE" w:bidi="ar_AE"/>
-        </w:rPr>
-      </w:r>
-      <w:r>
-        <w:rPr>
-          <w:lang w:val="ar_AE" w:bidi="ar_AE"/>
-        </w:rPr>
-      </w:r>
-    </w:p>
-    <w:p>
-      <w:pPr>
-        <w:bidi/>
-      </w:pPr>
-      <w:r>
-        <w:rPr>
+          <w:rtl/>
+          <w:cs/>
+          <w:lang w:val="ar_AE" w:bidi="ar_AE"/>
+        </w:rPr>
+      </w:r>
+      <w:r>
+        <w:rPr>
+          <w:rtl/>
+          <w:cs/>
+          <w:lang w:val="ar_AE" w:bidi="ar_AE"/>
+        </w:rPr>
+      </w:r>
+    </w:p>
+    <w:p>
+      <w:pPr>
+        <w:bidi/>
+      </w:pPr>
+      <w:r>
+        <w:rPr>
+          <w:rtl/>
+          <w:cs/>
           <w:lang w:val="ar_AE" w:bidi="ar_AE"/>
         </w:rPr>
       </w:r>
@@ -2157,28 +2701,36 @@
       </w:pPr>
       <w:r>
         <w:rPr>
+          <w:rtl/>
+          <w:cs/>
           <w:lang w:val="ar_AE" w:bidi="ar_AE"/>
         </w:rPr>
         <w:t>١ تيموثاوس ٣: ٤</w:t>
       </w:r>
       <w:r>
         <w:rPr>
-          <w:lang w:val="ar_AE" w:bidi="ar_AE"/>
-        </w:rPr>
-      </w:r>
-    </w:p>
-    <w:p>
-      <w:pPr>
-        <w:bidi/>
-      </w:pPr>
-      <w:r>
-        <w:rPr>
+          <w:rtl/>
+          <w:cs/>
+          <w:lang w:val="ar_AE" w:bidi="ar_AE"/>
+        </w:rPr>
+      </w:r>
+    </w:p>
+    <w:p>
+      <w:pPr>
+        <w:bidi/>
+      </w:pPr>
+      <w:r>
+        <w:rPr>
+          <w:rtl/>
+          <w:cs/>
           <w:lang w:val="ar_AE" w:bidi="ar_AE"/>
         </w:rPr>
       </w:r>
       <w:r>
         <w:rPr>
           <w:b/>
+          <w:rtl/>
+          <w:cs/>
           <w:lang w:val="ar_AE" w:bidi="ar_AE"/>
         </w:rPr>
         <w:t>كيف يجب أن يعامل أولاد الأسقف والدهم؟</w:t>
@@ -2190,32 +2742,42 @@
       </w:pPr>
       <w:r>
         <w:rPr>
-          <w:lang w:val="ar_AE" w:bidi="ar_AE"/>
-        </w:rPr>
-      </w:r>
-      <w:r>
-        <w:rPr>
+          <w:rtl/>
+          <w:cs/>
+          <w:lang w:val="ar_AE" w:bidi="ar_AE"/>
+        </w:rPr>
+      </w:r>
+      <w:r>
+        <w:rPr>
+          <w:rtl/>
+          <w:cs/>
           <w:lang w:val="ar_AE" w:bidi="ar_AE"/>
         </w:rPr>
         <w:t>على أولاد الأسقف أنْ يطيعوه ويوقِّروه.</w:t>
       </w:r>
       <w:r>
         <w:rPr>
-          <w:lang w:val="ar_AE" w:bidi="ar_AE"/>
-        </w:rPr>
-      </w:r>
-      <w:r>
-        <w:rPr>
-          <w:lang w:val="ar_AE" w:bidi="ar_AE"/>
-        </w:rPr>
-      </w:r>
-    </w:p>
-    <w:p>
-      <w:pPr>
-        <w:bidi/>
-      </w:pPr>
-      <w:r>
-        <w:rPr>
+          <w:rtl/>
+          <w:cs/>
+          <w:lang w:val="ar_AE" w:bidi="ar_AE"/>
+        </w:rPr>
+      </w:r>
+      <w:r>
+        <w:rPr>
+          <w:rtl/>
+          <w:cs/>
+          <w:lang w:val="ar_AE" w:bidi="ar_AE"/>
+        </w:rPr>
+      </w:r>
+    </w:p>
+    <w:p>
+      <w:pPr>
+        <w:bidi/>
+      </w:pPr>
+      <w:r>
+        <w:rPr>
+          <w:rtl/>
+          <w:cs/>
           <w:lang w:val="ar_AE" w:bidi="ar_AE"/>
         </w:rPr>
       </w:r>
@@ -2227,28 +2789,36 @@
       </w:pPr>
       <w:r>
         <w:rPr>
+          <w:rtl/>
+          <w:cs/>
           <w:lang w:val="ar_AE" w:bidi="ar_AE"/>
         </w:rPr>
         <w:t>١ تيموثاوس ٣: ٥</w:t>
       </w:r>
       <w:r>
         <w:rPr>
-          <w:lang w:val="ar_AE" w:bidi="ar_AE"/>
-        </w:rPr>
-      </w:r>
-    </w:p>
-    <w:p>
-      <w:pPr>
-        <w:bidi/>
-      </w:pPr>
-      <w:r>
-        <w:rPr>
+          <w:rtl/>
+          <w:cs/>
+          <w:lang w:val="ar_AE" w:bidi="ar_AE"/>
+        </w:rPr>
+      </w:r>
+    </w:p>
+    <w:p>
+      <w:pPr>
+        <w:bidi/>
+      </w:pPr>
+      <w:r>
+        <w:rPr>
+          <w:rtl/>
+          <w:cs/>
           <w:lang w:val="ar_AE" w:bidi="ar_AE"/>
         </w:rPr>
       </w:r>
       <w:r>
         <w:rPr>
           <w:b/>
+          <w:rtl/>
+          <w:cs/>
           <w:lang w:val="ar_AE" w:bidi="ar_AE"/>
         </w:rPr>
         <w:t>لماذا يكون من المهم أن يدبر الأسقف منزله حسنًا؟</w:t>
@@ -2260,32 +2830,42 @@
       </w:pPr>
       <w:r>
         <w:rPr>
-          <w:lang w:val="ar_AE" w:bidi="ar_AE"/>
-        </w:rPr>
-      </w:r>
-      <w:r>
-        <w:rPr>
+          <w:rtl/>
+          <w:cs/>
+          <w:lang w:val="ar_AE" w:bidi="ar_AE"/>
+        </w:rPr>
+      </w:r>
+      <w:r>
+        <w:rPr>
+          <w:rtl/>
+          <w:cs/>
           <w:lang w:val="ar_AE" w:bidi="ar_AE"/>
         </w:rPr>
         <w:t>من المهم لأنه إذا لم يتمكَّن من تدبير بيته حسنًا، فمن المحتمل ألا يعتني جيدًا بالكنيسة.</w:t>
       </w:r>
       <w:r>
         <w:rPr>
-          <w:lang w:val="ar_AE" w:bidi="ar_AE"/>
-        </w:rPr>
-      </w:r>
-      <w:r>
-        <w:rPr>
-          <w:lang w:val="ar_AE" w:bidi="ar_AE"/>
-        </w:rPr>
-      </w:r>
-    </w:p>
-    <w:p>
-      <w:pPr>
-        <w:bidi/>
-      </w:pPr>
-      <w:r>
-        <w:rPr>
+          <w:rtl/>
+          <w:cs/>
+          <w:lang w:val="ar_AE" w:bidi="ar_AE"/>
+        </w:rPr>
+      </w:r>
+      <w:r>
+        <w:rPr>
+          <w:rtl/>
+          <w:cs/>
+          <w:lang w:val="ar_AE" w:bidi="ar_AE"/>
+        </w:rPr>
+      </w:r>
+    </w:p>
+    <w:p>
+      <w:pPr>
+        <w:bidi/>
+      </w:pPr>
+      <w:r>
+        <w:rPr>
+          <w:rtl/>
+          <w:cs/>
           <w:lang w:val="ar_AE" w:bidi="ar_AE"/>
         </w:rPr>
       </w:r>
@@ -2297,28 +2877,36 @@
       </w:pPr>
       <w:r>
         <w:rPr>
+          <w:rtl/>
+          <w:cs/>
           <w:lang w:val="ar_AE" w:bidi="ar_AE"/>
         </w:rPr>
         <w:t>١ تيموثاوس ٣: ٦</w:t>
       </w:r>
       <w:r>
         <w:rPr>
-          <w:lang w:val="ar_AE" w:bidi="ar_AE"/>
-        </w:rPr>
-      </w:r>
-    </w:p>
-    <w:p>
-      <w:pPr>
-        <w:bidi/>
-      </w:pPr>
-      <w:r>
-        <w:rPr>
+          <w:rtl/>
+          <w:cs/>
+          <w:lang w:val="ar_AE" w:bidi="ar_AE"/>
+        </w:rPr>
+      </w:r>
+    </w:p>
+    <w:p>
+      <w:pPr>
+        <w:bidi/>
+      </w:pPr>
+      <w:r>
+        <w:rPr>
+          <w:rtl/>
+          <w:cs/>
           <w:lang w:val="ar_AE" w:bidi="ar_AE"/>
         </w:rPr>
       </w:r>
       <w:r>
         <w:rPr>
           <w:b/>
+          <w:rtl/>
+          <w:cs/>
           <w:lang w:val="ar_AE" w:bidi="ar_AE"/>
         </w:rPr>
         <w:t>ما الخطر إذا كان الأسقف حديث العهد بالإيمان؟</w:t>
@@ -2330,32 +2918,42 @@
       </w:pPr>
       <w:r>
         <w:rPr>
-          <w:lang w:val="ar_AE" w:bidi="ar_AE"/>
-        </w:rPr>
-      </w:r>
-      <w:r>
-        <w:rPr>
+          <w:rtl/>
+          <w:cs/>
+          <w:lang w:val="ar_AE" w:bidi="ar_AE"/>
+        </w:rPr>
+      </w:r>
+      <w:r>
+        <w:rPr>
+          <w:rtl/>
+          <w:cs/>
           <w:lang w:val="ar_AE" w:bidi="ar_AE"/>
         </w:rPr>
         <w:t>الخطر أنْ يُصاب بالغرور ويسقط في الدينونة.</w:t>
       </w:r>
       <w:r>
         <w:rPr>
-          <w:lang w:val="ar_AE" w:bidi="ar_AE"/>
-        </w:rPr>
-      </w:r>
-      <w:r>
-        <w:rPr>
-          <w:lang w:val="ar_AE" w:bidi="ar_AE"/>
-        </w:rPr>
-      </w:r>
-    </w:p>
-    <w:p>
-      <w:pPr>
-        <w:bidi/>
-      </w:pPr>
-      <w:r>
-        <w:rPr>
+          <w:rtl/>
+          <w:cs/>
+          <w:lang w:val="ar_AE" w:bidi="ar_AE"/>
+        </w:rPr>
+      </w:r>
+      <w:r>
+        <w:rPr>
+          <w:rtl/>
+          <w:cs/>
+          <w:lang w:val="ar_AE" w:bidi="ar_AE"/>
+        </w:rPr>
+      </w:r>
+    </w:p>
+    <w:p>
+      <w:pPr>
+        <w:bidi/>
+      </w:pPr>
+      <w:r>
+        <w:rPr>
+          <w:rtl/>
+          <w:cs/>
           <w:lang w:val="ar_AE" w:bidi="ar_AE"/>
         </w:rPr>
       </w:r>
@@ -2367,28 +2965,36 @@
       </w:pPr>
       <w:r>
         <w:rPr>
+          <w:rtl/>
+          <w:cs/>
           <w:lang w:val="ar_AE" w:bidi="ar_AE"/>
         </w:rPr>
         <w:t>١ تيموثاوس ٣: ٧</w:t>
       </w:r>
       <w:r>
         <w:rPr>
-          <w:lang w:val="ar_AE" w:bidi="ar_AE"/>
-        </w:rPr>
-      </w:r>
-    </w:p>
-    <w:p>
-      <w:pPr>
-        <w:bidi/>
-      </w:pPr>
-      <w:r>
-        <w:rPr>
+          <w:rtl/>
+          <w:cs/>
+          <w:lang w:val="ar_AE" w:bidi="ar_AE"/>
+        </w:rPr>
+      </w:r>
+    </w:p>
+    <w:p>
+      <w:pPr>
+        <w:bidi/>
+      </w:pPr>
+      <w:r>
+        <w:rPr>
+          <w:rtl/>
+          <w:cs/>
           <w:lang w:val="ar_AE" w:bidi="ar_AE"/>
         </w:rPr>
       </w:r>
       <w:r>
         <w:rPr>
           <w:b/>
+          <w:rtl/>
+          <w:cs/>
           <w:lang w:val="ar_AE" w:bidi="ar_AE"/>
         </w:rPr>
         <w:t>ما السمعة التي يجب أن يتمتع بها الأسقف من جهة الذين هُم خارج الكنيسة؟</w:t>
@@ -2400,32 +3006,42 @@
       </w:pPr>
       <w:r>
         <w:rPr>
-          <w:lang w:val="ar_AE" w:bidi="ar_AE"/>
-        </w:rPr>
-      </w:r>
-      <w:r>
-        <w:rPr>
+          <w:rtl/>
+          <w:cs/>
+          <w:lang w:val="ar_AE" w:bidi="ar_AE"/>
+        </w:rPr>
+      </w:r>
+      <w:r>
+        <w:rPr>
+          <w:rtl/>
+          <w:cs/>
           <w:lang w:val="ar_AE" w:bidi="ar_AE"/>
         </w:rPr>
         <w:t>يجب أن يتمتع الأسقف بسمعة جيدة مع مَن هُم خارج الكنيسة.</w:t>
       </w:r>
       <w:r>
         <w:rPr>
-          <w:lang w:val="ar_AE" w:bidi="ar_AE"/>
-        </w:rPr>
-      </w:r>
-      <w:r>
-        <w:rPr>
-          <w:lang w:val="ar_AE" w:bidi="ar_AE"/>
-        </w:rPr>
-      </w:r>
-    </w:p>
-    <w:p>
-      <w:pPr>
-        <w:bidi/>
-      </w:pPr>
-      <w:r>
-        <w:rPr>
+          <w:rtl/>
+          <w:cs/>
+          <w:lang w:val="ar_AE" w:bidi="ar_AE"/>
+        </w:rPr>
+      </w:r>
+      <w:r>
+        <w:rPr>
+          <w:rtl/>
+          <w:cs/>
+          <w:lang w:val="ar_AE" w:bidi="ar_AE"/>
+        </w:rPr>
+      </w:r>
+    </w:p>
+    <w:p>
+      <w:pPr>
+        <w:bidi/>
+      </w:pPr>
+      <w:r>
+        <w:rPr>
+          <w:rtl/>
+          <w:cs/>
           <w:lang w:val="ar_AE" w:bidi="ar_AE"/>
         </w:rPr>
       </w:r>
@@ -2437,28 +3053,36 @@
       </w:pPr>
       <w:r>
         <w:rPr>
+          <w:rtl/>
+          <w:cs/>
           <w:lang w:val="ar_AE" w:bidi="ar_AE"/>
         </w:rPr>
         <w:t>١ تيموثاوس ٣: ١٠</w:t>
       </w:r>
       <w:r>
         <w:rPr>
-          <w:lang w:val="ar_AE" w:bidi="ar_AE"/>
-        </w:rPr>
-      </w:r>
-    </w:p>
-    <w:p>
-      <w:pPr>
-        <w:bidi/>
-      </w:pPr>
-      <w:r>
-        <w:rPr>
+          <w:rtl/>
+          <w:cs/>
+          <w:lang w:val="ar_AE" w:bidi="ar_AE"/>
+        </w:rPr>
+      </w:r>
+    </w:p>
+    <w:p>
+      <w:pPr>
+        <w:bidi/>
+      </w:pPr>
+      <w:r>
+        <w:rPr>
+          <w:rtl/>
+          <w:cs/>
           <w:lang w:val="ar_AE" w:bidi="ar_AE"/>
         </w:rPr>
       </w:r>
       <w:r>
         <w:rPr>
           <w:b/>
+          <w:rtl/>
+          <w:cs/>
           <w:lang w:val="ar_AE" w:bidi="ar_AE"/>
         </w:rPr>
         <w:t>ماذا يجب أن يُفعل مع الشمامسة قبل أن يَخدموا؟</w:t>
@@ -2470,32 +3094,42 @@
       </w:pPr>
       <w:r>
         <w:rPr>
-          <w:lang w:val="ar_AE" w:bidi="ar_AE"/>
-        </w:rPr>
-      </w:r>
-      <w:r>
-        <w:rPr>
+          <w:rtl/>
+          <w:cs/>
+          <w:lang w:val="ar_AE" w:bidi="ar_AE"/>
+        </w:rPr>
+      </w:r>
+      <w:r>
+        <w:rPr>
+          <w:rtl/>
+          <w:cs/>
           <w:lang w:val="ar_AE" w:bidi="ar_AE"/>
         </w:rPr>
         <w:t>يجب اختبار الشمامسة قبل أن يخدموا.</w:t>
       </w:r>
       <w:r>
         <w:rPr>
-          <w:lang w:val="ar_AE" w:bidi="ar_AE"/>
-        </w:rPr>
-      </w:r>
-      <w:r>
-        <w:rPr>
-          <w:lang w:val="ar_AE" w:bidi="ar_AE"/>
-        </w:rPr>
-      </w:r>
-    </w:p>
-    <w:p>
-      <w:pPr>
-        <w:bidi/>
-      </w:pPr>
-      <w:r>
-        <w:rPr>
+          <w:rtl/>
+          <w:cs/>
+          <w:lang w:val="ar_AE" w:bidi="ar_AE"/>
+        </w:rPr>
+      </w:r>
+      <w:r>
+        <w:rPr>
+          <w:rtl/>
+          <w:cs/>
+          <w:lang w:val="ar_AE" w:bidi="ar_AE"/>
+        </w:rPr>
+      </w:r>
+    </w:p>
+    <w:p>
+      <w:pPr>
+        <w:bidi/>
+      </w:pPr>
+      <w:r>
+        <w:rPr>
+          <w:rtl/>
+          <w:cs/>
           <w:lang w:val="ar_AE" w:bidi="ar_AE"/>
         </w:rPr>
       </w:r>
@@ -2507,28 +3141,36 @@
       </w:pPr>
       <w:r>
         <w:rPr>
+          <w:rtl/>
+          <w:cs/>
           <w:lang w:val="ar_AE" w:bidi="ar_AE"/>
         </w:rPr>
         <w:t>١ تيموثاوس ٣: ١١</w:t>
       </w:r>
       <w:r>
         <w:rPr>
-          <w:lang w:val="ar_AE" w:bidi="ar_AE"/>
-        </w:rPr>
-      </w:r>
-    </w:p>
-    <w:p>
-      <w:pPr>
-        <w:bidi/>
-      </w:pPr>
-      <w:r>
-        <w:rPr>
+          <w:rtl/>
+          <w:cs/>
+          <w:lang w:val="ar_AE" w:bidi="ar_AE"/>
+        </w:rPr>
+      </w:r>
+    </w:p>
+    <w:p>
+      <w:pPr>
+        <w:bidi/>
+      </w:pPr>
+      <w:r>
+        <w:rPr>
+          <w:rtl/>
+          <w:cs/>
           <w:lang w:val="ar_AE" w:bidi="ar_AE"/>
         </w:rPr>
       </w:r>
       <w:r>
         <w:rPr>
           <w:b/>
+          <w:rtl/>
+          <w:cs/>
           <w:lang w:val="ar_AE" w:bidi="ar_AE"/>
         </w:rPr>
         <w:t>ما بعض خصائص النساء التقيَّات؟</w:t>
@@ -2540,32 +3182,42 @@
       </w:pPr>
       <w:r>
         <w:rPr>
-          <w:lang w:val="ar_AE" w:bidi="ar_AE"/>
-        </w:rPr>
-      </w:r>
-      <w:r>
-        <w:rPr>
+          <w:rtl/>
+          <w:cs/>
+          <w:lang w:val="ar_AE" w:bidi="ar_AE"/>
+        </w:rPr>
+      </w:r>
+      <w:r>
+        <w:rPr>
+          <w:rtl/>
+          <w:cs/>
           <w:lang w:val="ar_AE" w:bidi="ar_AE"/>
         </w:rPr>
         <w:t>النساء التقيَّات يتمتَّعن بالوقار، لا تنشرْنَ الفضائح، متزِّنات وجديرات بالثقة في كل شيء.</w:t>
       </w:r>
       <w:r>
         <w:rPr>
-          <w:lang w:val="ar_AE" w:bidi="ar_AE"/>
-        </w:rPr>
-      </w:r>
-      <w:r>
-        <w:rPr>
-          <w:lang w:val="ar_AE" w:bidi="ar_AE"/>
-        </w:rPr>
-      </w:r>
-    </w:p>
-    <w:p>
-      <w:pPr>
-        <w:bidi/>
-      </w:pPr>
-      <w:r>
-        <w:rPr>
+          <w:rtl/>
+          <w:cs/>
+          <w:lang w:val="ar_AE" w:bidi="ar_AE"/>
+        </w:rPr>
+      </w:r>
+      <w:r>
+        <w:rPr>
+          <w:rtl/>
+          <w:cs/>
+          <w:lang w:val="ar_AE" w:bidi="ar_AE"/>
+        </w:rPr>
+      </w:r>
+    </w:p>
+    <w:p>
+      <w:pPr>
+        <w:bidi/>
+      </w:pPr>
+      <w:r>
+        <w:rPr>
+          <w:rtl/>
+          <w:cs/>
           <w:lang w:val="ar_AE" w:bidi="ar_AE"/>
         </w:rPr>
       </w:r>
@@ -2577,28 +3229,36 @@
       </w:pPr>
       <w:r>
         <w:rPr>
+          <w:rtl/>
+          <w:cs/>
           <w:lang w:val="ar_AE" w:bidi="ar_AE"/>
         </w:rPr>
         <w:t>١ تيموثاوس ٣: ١٥</w:t>
       </w:r>
       <w:r>
         <w:rPr>
-          <w:lang w:val="ar_AE" w:bidi="ar_AE"/>
-        </w:rPr>
-      </w:r>
-    </w:p>
-    <w:p>
-      <w:pPr>
-        <w:bidi/>
-      </w:pPr>
-      <w:r>
-        <w:rPr>
+          <w:rtl/>
+          <w:cs/>
+          <w:lang w:val="ar_AE" w:bidi="ar_AE"/>
+        </w:rPr>
+      </w:r>
+    </w:p>
+    <w:p>
+      <w:pPr>
+        <w:bidi/>
+      </w:pPr>
+      <w:r>
+        <w:rPr>
+          <w:rtl/>
+          <w:cs/>
           <w:lang w:val="ar_AE" w:bidi="ar_AE"/>
         </w:rPr>
       </w:r>
       <w:r>
         <w:rPr>
           <w:b/>
+          <w:rtl/>
+          <w:cs/>
           <w:lang w:val="ar_AE" w:bidi="ar_AE"/>
         </w:rPr>
         <w:t>ما بيت الله؟</w:t>
@@ -2610,32 +3270,42 @@
       </w:pPr>
       <w:r>
         <w:rPr>
-          <w:lang w:val="ar_AE" w:bidi="ar_AE"/>
-        </w:rPr>
-      </w:r>
-      <w:r>
-        <w:rPr>
+          <w:rtl/>
+          <w:cs/>
+          <w:lang w:val="ar_AE" w:bidi="ar_AE"/>
+        </w:rPr>
+      </w:r>
+      <w:r>
+        <w:rPr>
+          <w:rtl/>
+          <w:cs/>
           <w:lang w:val="ar_AE" w:bidi="ar_AE"/>
         </w:rPr>
         <w:t>بيت ٱللهِ هو كنيسة ٱللهِ الحي.</w:t>
       </w:r>
       <w:r>
         <w:rPr>
-          <w:lang w:val="ar_AE" w:bidi="ar_AE"/>
-        </w:rPr>
-      </w:r>
-      <w:r>
-        <w:rPr>
-          <w:lang w:val="ar_AE" w:bidi="ar_AE"/>
-        </w:rPr>
-      </w:r>
-    </w:p>
-    <w:p>
-      <w:pPr>
-        <w:bidi/>
-      </w:pPr>
-      <w:r>
-        <w:rPr>
+          <w:rtl/>
+          <w:cs/>
+          <w:lang w:val="ar_AE" w:bidi="ar_AE"/>
+        </w:rPr>
+      </w:r>
+      <w:r>
+        <w:rPr>
+          <w:rtl/>
+          <w:cs/>
+          <w:lang w:val="ar_AE" w:bidi="ar_AE"/>
+        </w:rPr>
+      </w:r>
+    </w:p>
+    <w:p>
+      <w:pPr>
+        <w:bidi/>
+      </w:pPr>
+      <w:r>
+        <w:rPr>
+          <w:rtl/>
+          <w:cs/>
           <w:lang w:val="ar_AE" w:bidi="ar_AE"/>
         </w:rPr>
       </w:r>
@@ -2647,28 +3317,36 @@
       </w:pPr>
       <w:r>
         <w:rPr>
+          <w:rtl/>
+          <w:cs/>
           <w:lang w:val="ar_AE" w:bidi="ar_AE"/>
         </w:rPr>
         <w:t>١ تيموثاوس ٣: ١٦</w:t>
       </w:r>
       <w:r>
         <w:rPr>
-          <w:lang w:val="ar_AE" w:bidi="ar_AE"/>
-        </w:rPr>
-      </w:r>
-    </w:p>
-    <w:p>
-      <w:pPr>
-        <w:bidi/>
-      </w:pPr>
-      <w:r>
-        <w:rPr>
+          <w:rtl/>
+          <w:cs/>
+          <w:lang w:val="ar_AE" w:bidi="ar_AE"/>
+        </w:rPr>
+      </w:r>
+    </w:p>
+    <w:p>
+      <w:pPr>
+        <w:bidi/>
+      </w:pPr>
+      <w:r>
+        <w:rPr>
+          <w:rtl/>
+          <w:cs/>
           <w:lang w:val="ar_AE" w:bidi="ar_AE"/>
         </w:rPr>
       </w:r>
       <w:r>
         <w:rPr>
           <w:b/>
+          <w:rtl/>
+          <w:cs/>
           <w:lang w:val="ar_AE" w:bidi="ar_AE"/>
         </w:rPr>
         <w:t>بعد أن ظهر الله في الجسد وتبرَّر في الروح وتراءى لملائكة، ماذا حدث؟</w:t>
@@ -2680,32 +3358,42 @@
       </w:pPr>
       <w:r>
         <w:rPr>
-          <w:lang w:val="ar_AE" w:bidi="ar_AE"/>
-        </w:rPr>
-      </w:r>
-      <w:r>
-        <w:rPr>
+          <w:rtl/>
+          <w:cs/>
+          <w:lang w:val="ar_AE" w:bidi="ar_AE"/>
+        </w:rPr>
+      </w:r>
+      <w:r>
+        <w:rPr>
+          <w:rtl/>
+          <w:cs/>
           <w:lang w:val="ar_AE" w:bidi="ar_AE"/>
         </w:rPr>
         <w:t>كُرِزَ بيسوع بين الأمم وأومِنَ به في العالَم ورُفِعَ في المجد.</w:t>
       </w:r>
       <w:r>
         <w:rPr>
-          <w:lang w:val="ar_AE" w:bidi="ar_AE"/>
-        </w:rPr>
-      </w:r>
-      <w:r>
-        <w:rPr>
-          <w:lang w:val="ar_AE" w:bidi="ar_AE"/>
-        </w:rPr>
-      </w:r>
-    </w:p>
-    <w:p>
-      <w:pPr>
-        <w:bidi/>
-      </w:pPr>
-      <w:r>
-        <w:rPr>
+          <w:rtl/>
+          <w:cs/>
+          <w:lang w:val="ar_AE" w:bidi="ar_AE"/>
+        </w:rPr>
+      </w:r>
+      <w:r>
+        <w:rPr>
+          <w:rtl/>
+          <w:cs/>
+          <w:lang w:val="ar_AE" w:bidi="ar_AE"/>
+        </w:rPr>
+      </w:r>
+    </w:p>
+    <w:p>
+      <w:pPr>
+        <w:bidi/>
+      </w:pPr>
+      <w:r>
+        <w:rPr>
+          <w:rtl/>
+          <w:cs/>
           <w:lang w:val="ar_AE" w:bidi="ar_AE"/>
         </w:rPr>
       </w:r>
@@ -2717,28 +3405,36 @@
       </w:pPr>
       <w:r>
         <w:rPr>
+          <w:rtl/>
+          <w:cs/>
           <w:lang w:val="ar_AE" w:bidi="ar_AE"/>
         </w:rPr>
         <w:t>١ تيموثاوس ٤: ١</w:t>
       </w:r>
       <w:r>
         <w:rPr>
-          <w:lang w:val="ar_AE" w:bidi="ar_AE"/>
-        </w:rPr>
-      </w:r>
-    </w:p>
-    <w:p>
-      <w:pPr>
-        <w:bidi/>
-      </w:pPr>
-      <w:r>
-        <w:rPr>
+          <w:rtl/>
+          <w:cs/>
+          <w:lang w:val="ar_AE" w:bidi="ar_AE"/>
+        </w:rPr>
+      </w:r>
+    </w:p>
+    <w:p>
+      <w:pPr>
+        <w:bidi/>
+      </w:pPr>
+      <w:r>
+        <w:rPr>
+          <w:rtl/>
+          <w:cs/>
           <w:lang w:val="ar_AE" w:bidi="ar_AE"/>
         </w:rPr>
       </w:r>
       <w:r>
         <w:rPr>
           <w:b/>
+          <w:rtl/>
+          <w:cs/>
           <w:lang w:val="ar_AE" w:bidi="ar_AE"/>
         </w:rPr>
         <w:t>وفقًا للروح، ماذا سيفعل بعض الناس في الأزمنة الأخيرة؟</w:t>
@@ -2750,32 +3446,42 @@
       </w:pPr>
       <w:r>
         <w:rPr>
-          <w:lang w:val="ar_AE" w:bidi="ar_AE"/>
-        </w:rPr>
-      </w:r>
-      <w:r>
-        <w:rPr>
+          <w:rtl/>
+          <w:cs/>
+          <w:lang w:val="ar_AE" w:bidi="ar_AE"/>
+        </w:rPr>
+      </w:r>
+      <w:r>
+        <w:rPr>
+          <w:rtl/>
+          <w:cs/>
           <w:lang w:val="ar_AE" w:bidi="ar_AE"/>
         </w:rPr>
         <w:t>سيترك بعض الناس الإيمان ويتبعون الأرواح المُضِّلة وتعاليم ٱلشياطين.</w:t>
       </w:r>
       <w:r>
         <w:rPr>
-          <w:lang w:val="ar_AE" w:bidi="ar_AE"/>
-        </w:rPr>
-      </w:r>
-      <w:r>
-        <w:rPr>
-          <w:lang w:val="ar_AE" w:bidi="ar_AE"/>
-        </w:rPr>
-      </w:r>
-    </w:p>
-    <w:p>
-      <w:pPr>
-        <w:bidi/>
-      </w:pPr>
-      <w:r>
-        <w:rPr>
+          <w:rtl/>
+          <w:cs/>
+          <w:lang w:val="ar_AE" w:bidi="ar_AE"/>
+        </w:rPr>
+      </w:r>
+      <w:r>
+        <w:rPr>
+          <w:rtl/>
+          <w:cs/>
+          <w:lang w:val="ar_AE" w:bidi="ar_AE"/>
+        </w:rPr>
+      </w:r>
+    </w:p>
+    <w:p>
+      <w:pPr>
+        <w:bidi/>
+      </w:pPr>
+      <w:r>
+        <w:rPr>
+          <w:rtl/>
+          <w:cs/>
           <w:lang w:val="ar_AE" w:bidi="ar_AE"/>
         </w:rPr>
       </w:r>
@@ -2787,28 +3493,36 @@
       </w:pPr>
       <w:r>
         <w:rPr>
+          <w:rtl/>
+          <w:cs/>
           <w:lang w:val="ar_AE" w:bidi="ar_AE"/>
         </w:rPr>
         <w:t>١ تيموثاوس ٤: ٣</w:t>
       </w:r>
       <w:r>
         <w:rPr>
-          <w:lang w:val="ar_AE" w:bidi="ar_AE"/>
-        </w:rPr>
-      </w:r>
-    </w:p>
-    <w:p>
-      <w:pPr>
-        <w:bidi/>
-      </w:pPr>
-      <w:r>
-        <w:rPr>
+          <w:rtl/>
+          <w:cs/>
+          <w:lang w:val="ar_AE" w:bidi="ar_AE"/>
+        </w:rPr>
+      </w:r>
+    </w:p>
+    <w:p>
+      <w:pPr>
+        <w:bidi/>
+      </w:pPr>
+      <w:r>
+        <w:rPr>
+          <w:rtl/>
+          <w:cs/>
           <w:lang w:val="ar_AE" w:bidi="ar_AE"/>
         </w:rPr>
       </w:r>
       <w:r>
         <w:rPr>
           <w:b/>
+          <w:rtl/>
+          <w:cs/>
           <w:lang w:val="ar_AE" w:bidi="ar_AE"/>
         </w:rPr>
         <w:t>ما الأكاذيب التي سيُعلِّمها هؤلاء الناس؟</w:t>
@@ -2820,32 +3534,42 @@
       </w:pPr>
       <w:r>
         <w:rPr>
-          <w:lang w:val="ar_AE" w:bidi="ar_AE"/>
-        </w:rPr>
-      </w:r>
-      <w:r>
-        <w:rPr>
+          <w:rtl/>
+          <w:cs/>
+          <w:lang w:val="ar_AE" w:bidi="ar_AE"/>
+        </w:rPr>
+      </w:r>
+      <w:r>
+        <w:rPr>
+          <w:rtl/>
+          <w:cs/>
           <w:lang w:val="ar_AE" w:bidi="ar_AE"/>
         </w:rPr>
         <w:t>سيمنعون الزواج ويمنعون تناول بعض الأطعمة.</w:t>
       </w:r>
       <w:r>
         <w:rPr>
-          <w:lang w:val="ar_AE" w:bidi="ar_AE"/>
-        </w:rPr>
-      </w:r>
-      <w:r>
-        <w:rPr>
-          <w:lang w:val="ar_AE" w:bidi="ar_AE"/>
-        </w:rPr>
-      </w:r>
-    </w:p>
-    <w:p>
-      <w:pPr>
-        <w:bidi/>
-      </w:pPr>
-      <w:r>
-        <w:rPr>
+          <w:rtl/>
+          <w:cs/>
+          <w:lang w:val="ar_AE" w:bidi="ar_AE"/>
+        </w:rPr>
+      </w:r>
+      <w:r>
+        <w:rPr>
+          <w:rtl/>
+          <w:cs/>
+          <w:lang w:val="ar_AE" w:bidi="ar_AE"/>
+        </w:rPr>
+      </w:r>
+    </w:p>
+    <w:p>
+      <w:pPr>
+        <w:bidi/>
+      </w:pPr>
+      <w:r>
+        <w:rPr>
+          <w:rtl/>
+          <w:cs/>
           <w:lang w:val="ar_AE" w:bidi="ar_AE"/>
         </w:rPr>
       </w:r>
@@ -2857,28 +3581,36 @@
       </w:pPr>
       <w:r>
         <w:rPr>
+          <w:rtl/>
+          <w:cs/>
           <w:lang w:val="ar_AE" w:bidi="ar_AE"/>
         </w:rPr>
         <w:t>١ تيموثاوس ٤: ٥</w:t>
       </w:r>
       <w:r>
         <w:rPr>
-          <w:lang w:val="ar_AE" w:bidi="ar_AE"/>
-        </w:rPr>
-      </w:r>
-    </w:p>
-    <w:p>
-      <w:pPr>
-        <w:bidi/>
-      </w:pPr>
-      <w:r>
-        <w:rPr>
+          <w:rtl/>
+          <w:cs/>
+          <w:lang w:val="ar_AE" w:bidi="ar_AE"/>
+        </w:rPr>
+      </w:r>
+    </w:p>
+    <w:p>
+      <w:pPr>
+        <w:bidi/>
+      </w:pPr>
+      <w:r>
+        <w:rPr>
+          <w:rtl/>
+          <w:cs/>
           <w:lang w:val="ar_AE" w:bidi="ar_AE"/>
         </w:rPr>
       </w:r>
       <w:r>
         <w:rPr>
           <w:b/>
+          <w:rtl/>
+          <w:cs/>
           <w:lang w:val="ar_AE" w:bidi="ar_AE"/>
         </w:rPr>
         <w:t>كيف يكون أي شيء نأكله مُقدّسًا لاستخدامنا؟</w:t>
@@ -2890,32 +3622,42 @@
       </w:pPr>
       <w:r>
         <w:rPr>
-          <w:lang w:val="ar_AE" w:bidi="ar_AE"/>
-        </w:rPr>
-      </w:r>
-      <w:r>
-        <w:rPr>
+          <w:rtl/>
+          <w:cs/>
+          <w:lang w:val="ar_AE" w:bidi="ar_AE"/>
+        </w:rPr>
+      </w:r>
+      <w:r>
+        <w:rPr>
+          <w:rtl/>
+          <w:cs/>
           <w:lang w:val="ar_AE" w:bidi="ar_AE"/>
         </w:rPr>
         <w:t>كل شيء نأكله يتقدَّس بكلمة الله والصلاة.</w:t>
       </w:r>
       <w:r>
         <w:rPr>
-          <w:lang w:val="ar_AE" w:bidi="ar_AE"/>
-        </w:rPr>
-      </w:r>
-      <w:r>
-        <w:rPr>
-          <w:lang w:val="ar_AE" w:bidi="ar_AE"/>
-        </w:rPr>
-      </w:r>
-    </w:p>
-    <w:p>
-      <w:pPr>
-        <w:bidi/>
-      </w:pPr>
-      <w:r>
-        <w:rPr>
+          <w:rtl/>
+          <w:cs/>
+          <w:lang w:val="ar_AE" w:bidi="ar_AE"/>
+        </w:rPr>
+      </w:r>
+      <w:r>
+        <w:rPr>
+          <w:rtl/>
+          <w:cs/>
+          <w:lang w:val="ar_AE" w:bidi="ar_AE"/>
+        </w:rPr>
+      </w:r>
+    </w:p>
+    <w:p>
+      <w:pPr>
+        <w:bidi/>
+      </w:pPr>
+      <w:r>
+        <w:rPr>
+          <w:rtl/>
+          <w:cs/>
           <w:lang w:val="ar_AE" w:bidi="ar_AE"/>
         </w:rPr>
       </w:r>
@@ -2927,28 +3669,36 @@
       </w:pPr>
       <w:r>
         <w:rPr>
+          <w:rtl/>
+          <w:cs/>
           <w:lang w:val="ar_AE" w:bidi="ar_AE"/>
         </w:rPr>
         <w:t>١ تيموثاوس ٤: ٧</w:t>
       </w:r>
       <w:r>
         <w:rPr>
-          <w:lang w:val="ar_AE" w:bidi="ar_AE"/>
-        </w:rPr>
-      </w:r>
-    </w:p>
-    <w:p>
-      <w:pPr>
-        <w:bidi/>
-      </w:pPr>
-      <w:r>
-        <w:rPr>
+          <w:rtl/>
+          <w:cs/>
+          <w:lang w:val="ar_AE" w:bidi="ar_AE"/>
+        </w:rPr>
+      </w:r>
+    </w:p>
+    <w:p>
+      <w:pPr>
+        <w:bidi/>
+      </w:pPr>
+      <w:r>
+        <w:rPr>
+          <w:rtl/>
+          <w:cs/>
           <w:lang w:val="ar_AE" w:bidi="ar_AE"/>
         </w:rPr>
       </w:r>
       <w:r>
         <w:rPr>
           <w:b/>
+          <w:rtl/>
+          <w:cs/>
           <w:lang w:val="ar_AE" w:bidi="ar_AE"/>
         </w:rPr>
         <w:t>ما الذي يطلب بولس من تيموثاوس أن يُدرِّب نفسه عليه؟</w:t>
@@ -2960,32 +3710,42 @@
       </w:pPr>
       <w:r>
         <w:rPr>
-          <w:lang w:val="ar_AE" w:bidi="ar_AE"/>
-        </w:rPr>
-      </w:r>
-      <w:r>
-        <w:rPr>
+          <w:rtl/>
+          <w:cs/>
+          <w:lang w:val="ar_AE" w:bidi="ar_AE"/>
+        </w:rPr>
+      </w:r>
+      <w:r>
+        <w:rPr>
+          <w:rtl/>
+          <w:cs/>
           <w:lang w:val="ar_AE" w:bidi="ar_AE"/>
         </w:rPr>
         <w:t>يخبر بولس تيموثاوس أنْ يُدرب نفسه على التقوى.</w:t>
       </w:r>
       <w:r>
         <w:rPr>
-          <w:lang w:val="ar_AE" w:bidi="ar_AE"/>
-        </w:rPr>
-      </w:r>
-      <w:r>
-        <w:rPr>
-          <w:lang w:val="ar_AE" w:bidi="ar_AE"/>
-        </w:rPr>
-      </w:r>
-    </w:p>
-    <w:p>
-      <w:pPr>
-        <w:bidi/>
-      </w:pPr>
-      <w:r>
-        <w:rPr>
+          <w:rtl/>
+          <w:cs/>
+          <w:lang w:val="ar_AE" w:bidi="ar_AE"/>
+        </w:rPr>
+      </w:r>
+      <w:r>
+        <w:rPr>
+          <w:rtl/>
+          <w:cs/>
+          <w:lang w:val="ar_AE" w:bidi="ar_AE"/>
+        </w:rPr>
+      </w:r>
+    </w:p>
+    <w:p>
+      <w:pPr>
+        <w:bidi/>
+      </w:pPr>
+      <w:r>
+        <w:rPr>
+          <w:rtl/>
+          <w:cs/>
           <w:lang w:val="ar_AE" w:bidi="ar_AE"/>
         </w:rPr>
       </w:r>
@@ -2997,28 +3757,36 @@
       </w:pPr>
       <w:r>
         <w:rPr>
+          <w:rtl/>
+          <w:cs/>
           <w:lang w:val="ar_AE" w:bidi="ar_AE"/>
         </w:rPr>
         <w:t>١ تيموثاوس ٤: ٨</w:t>
       </w:r>
       <w:r>
         <w:rPr>
-          <w:lang w:val="ar_AE" w:bidi="ar_AE"/>
-        </w:rPr>
-      </w:r>
-    </w:p>
-    <w:p>
-      <w:pPr>
-        <w:bidi/>
-      </w:pPr>
-      <w:r>
-        <w:rPr>
+          <w:rtl/>
+          <w:cs/>
+          <w:lang w:val="ar_AE" w:bidi="ar_AE"/>
+        </w:rPr>
+      </w:r>
+    </w:p>
+    <w:p>
+      <w:pPr>
+        <w:bidi/>
+      </w:pPr>
+      <w:r>
+        <w:rPr>
+          <w:rtl/>
+          <w:cs/>
           <w:lang w:val="ar_AE" w:bidi="ar_AE"/>
         </w:rPr>
       </w:r>
       <w:r>
         <w:rPr>
           <w:b/>
+          <w:rtl/>
+          <w:cs/>
           <w:lang w:val="ar_AE" w:bidi="ar_AE"/>
         </w:rPr>
         <w:t>لماذا يُعدّ التدرُّب على التقوى أكثر فائدة من التدريب الجسدي؟</w:t>
@@ -3030,32 +3798,42 @@
       </w:pPr>
       <w:r>
         <w:rPr>
-          <w:lang w:val="ar_AE" w:bidi="ar_AE"/>
-        </w:rPr>
-      </w:r>
-      <w:r>
-        <w:rPr>
+          <w:rtl/>
+          <w:cs/>
+          <w:lang w:val="ar_AE" w:bidi="ar_AE"/>
+        </w:rPr>
+      </w:r>
+      <w:r>
+        <w:rPr>
+          <w:rtl/>
+          <w:cs/>
           <w:lang w:val="ar_AE" w:bidi="ar_AE"/>
         </w:rPr>
         <w:t>التدرُّب على التقوى أكثر فائدة لأنه يحمل وعد الحياة الحاضرة والحياة القادمة.</w:t>
       </w:r>
       <w:r>
         <w:rPr>
-          <w:lang w:val="ar_AE" w:bidi="ar_AE"/>
-        </w:rPr>
-      </w:r>
-      <w:r>
-        <w:rPr>
-          <w:lang w:val="ar_AE" w:bidi="ar_AE"/>
-        </w:rPr>
-      </w:r>
-    </w:p>
-    <w:p>
-      <w:pPr>
-        <w:bidi/>
-      </w:pPr>
-      <w:r>
-        <w:rPr>
+          <w:rtl/>
+          <w:cs/>
+          <w:lang w:val="ar_AE" w:bidi="ar_AE"/>
+        </w:rPr>
+      </w:r>
+      <w:r>
+        <w:rPr>
+          <w:rtl/>
+          <w:cs/>
+          <w:lang w:val="ar_AE" w:bidi="ar_AE"/>
+        </w:rPr>
+      </w:r>
+    </w:p>
+    <w:p>
+      <w:pPr>
+        <w:bidi/>
+      </w:pPr>
+      <w:r>
+        <w:rPr>
+          <w:rtl/>
+          <w:cs/>
           <w:lang w:val="ar_AE" w:bidi="ar_AE"/>
         </w:rPr>
       </w:r>
@@ -3067,28 +3845,36 @@
       </w:pPr>
       <w:r>
         <w:rPr>
+          <w:rtl/>
+          <w:cs/>
           <w:lang w:val="ar_AE" w:bidi="ar_AE"/>
         </w:rPr>
         <w:t>١ تيموثاوس ٤: ١١</w:t>
       </w:r>
       <w:r>
         <w:rPr>
-          <w:lang w:val="ar_AE" w:bidi="ar_AE"/>
-        </w:rPr>
-      </w:r>
-    </w:p>
-    <w:p>
-      <w:pPr>
-        <w:bidi/>
-      </w:pPr>
-      <w:r>
-        <w:rPr>
+          <w:rtl/>
+          <w:cs/>
+          <w:lang w:val="ar_AE" w:bidi="ar_AE"/>
+        </w:rPr>
+      </w:r>
+    </w:p>
+    <w:p>
+      <w:pPr>
+        <w:bidi/>
+      </w:pPr>
+      <w:r>
+        <w:rPr>
+          <w:rtl/>
+          <w:cs/>
           <w:lang w:val="ar_AE" w:bidi="ar_AE"/>
         </w:rPr>
       </w:r>
       <w:r>
         <w:rPr>
           <w:b/>
+          <w:rtl/>
+          <w:cs/>
           <w:lang w:val="ar_AE" w:bidi="ar_AE"/>
         </w:rPr>
         <w:t>ماذا يحثّ بولس تيموثاوس على فعله بكل الأشياء الجيدة التي تسلَّمها من تعليم بولس له؟</w:t>
@@ -3100,32 +3886,42 @@
       </w:pPr>
       <w:r>
         <w:rPr>
-          <w:lang w:val="ar_AE" w:bidi="ar_AE"/>
-        </w:rPr>
-      </w:r>
-      <w:r>
-        <w:rPr>
+          <w:rtl/>
+          <w:cs/>
+          <w:lang w:val="ar_AE" w:bidi="ar_AE"/>
+        </w:rPr>
+      </w:r>
+      <w:r>
+        <w:rPr>
+          <w:rtl/>
+          <w:cs/>
           <w:lang w:val="ar_AE" w:bidi="ar_AE"/>
         </w:rPr>
         <w:t>يحث بولس تِيموثَاوس على أن يوصي ويعلم بهذه الأمور.</w:t>
       </w:r>
       <w:r>
         <w:rPr>
-          <w:lang w:val="ar_AE" w:bidi="ar_AE"/>
-        </w:rPr>
-      </w:r>
-      <w:r>
-        <w:rPr>
-          <w:lang w:val="ar_AE" w:bidi="ar_AE"/>
-        </w:rPr>
-      </w:r>
-    </w:p>
-    <w:p>
-      <w:pPr>
-        <w:bidi/>
-      </w:pPr>
-      <w:r>
-        <w:rPr>
+          <w:rtl/>
+          <w:cs/>
+          <w:lang w:val="ar_AE" w:bidi="ar_AE"/>
+        </w:rPr>
+      </w:r>
+      <w:r>
+        <w:rPr>
+          <w:rtl/>
+          <w:cs/>
+          <w:lang w:val="ar_AE" w:bidi="ar_AE"/>
+        </w:rPr>
+      </w:r>
+    </w:p>
+    <w:p>
+      <w:pPr>
+        <w:bidi/>
+      </w:pPr>
+      <w:r>
+        <w:rPr>
+          <w:rtl/>
+          <w:cs/>
           <w:lang w:val="ar_AE" w:bidi="ar_AE"/>
         </w:rPr>
       </w:r>
@@ -3137,28 +3933,36 @@
       </w:pPr>
       <w:r>
         <w:rPr>
+          <w:rtl/>
+          <w:cs/>
           <w:lang w:val="ar_AE" w:bidi="ar_AE"/>
         </w:rPr>
         <w:t>١ تيموثاوس ٤: ١٢</w:t>
       </w:r>
       <w:r>
         <w:rPr>
-          <w:lang w:val="ar_AE" w:bidi="ar_AE"/>
-        </w:rPr>
-      </w:r>
-    </w:p>
-    <w:p>
-      <w:pPr>
-        <w:bidi/>
-      </w:pPr>
-      <w:r>
-        <w:rPr>
+          <w:rtl/>
+          <w:cs/>
+          <w:lang w:val="ar_AE" w:bidi="ar_AE"/>
+        </w:rPr>
+      </w:r>
+    </w:p>
+    <w:p>
+      <w:pPr>
+        <w:bidi/>
+      </w:pPr>
+      <w:r>
+        <w:rPr>
+          <w:rtl/>
+          <w:cs/>
           <w:lang w:val="ar_AE" w:bidi="ar_AE"/>
         </w:rPr>
       </w:r>
       <w:r>
         <w:rPr>
           <w:b/>
+          <w:rtl/>
+          <w:cs/>
           <w:lang w:val="ar_AE" w:bidi="ar_AE"/>
         </w:rPr>
         <w:t>كيف يجب أن يكون تيموثاوس قدوة للآخرين؟</w:t>
@@ -3170,32 +3974,42 @@
       </w:pPr>
       <w:r>
         <w:rPr>
-          <w:lang w:val="ar_AE" w:bidi="ar_AE"/>
-        </w:rPr>
-      </w:r>
-      <w:r>
-        <w:rPr>
+          <w:rtl/>
+          <w:cs/>
+          <w:lang w:val="ar_AE" w:bidi="ar_AE"/>
+        </w:rPr>
+      </w:r>
+      <w:r>
+        <w:rPr>
+          <w:rtl/>
+          <w:cs/>
           <w:lang w:val="ar_AE" w:bidi="ar_AE"/>
         </w:rPr>
         <w:t>يجب أن يكون تِيموثَاوس قدوة في الكلمة والسلوك والمحبة والإيمان والطهارة.</w:t>
       </w:r>
       <w:r>
         <w:rPr>
-          <w:lang w:val="ar_AE" w:bidi="ar_AE"/>
-        </w:rPr>
-      </w:r>
-      <w:r>
-        <w:rPr>
-          <w:lang w:val="ar_AE" w:bidi="ar_AE"/>
-        </w:rPr>
-      </w:r>
-    </w:p>
-    <w:p>
-      <w:pPr>
-        <w:bidi/>
-      </w:pPr>
-      <w:r>
-        <w:rPr>
+          <w:rtl/>
+          <w:cs/>
+          <w:lang w:val="ar_AE" w:bidi="ar_AE"/>
+        </w:rPr>
+      </w:r>
+      <w:r>
+        <w:rPr>
+          <w:rtl/>
+          <w:cs/>
+          <w:lang w:val="ar_AE" w:bidi="ar_AE"/>
+        </w:rPr>
+      </w:r>
+    </w:p>
+    <w:p>
+      <w:pPr>
+        <w:bidi/>
+      </w:pPr>
+      <w:r>
+        <w:rPr>
+          <w:rtl/>
+          <w:cs/>
           <w:lang w:val="ar_AE" w:bidi="ar_AE"/>
         </w:rPr>
       </w:r>
@@ -3207,28 +4021,36 @@
       </w:pPr>
       <w:r>
         <w:rPr>
+          <w:rtl/>
+          <w:cs/>
           <w:lang w:val="ar_AE" w:bidi="ar_AE"/>
         </w:rPr>
         <w:t>١ تيموثاوس ٤: ١٤</w:t>
       </w:r>
       <w:r>
         <w:rPr>
-          <w:lang w:val="ar_AE" w:bidi="ar_AE"/>
-        </w:rPr>
-      </w:r>
-    </w:p>
-    <w:p>
-      <w:pPr>
-        <w:bidi/>
-      </w:pPr>
-      <w:r>
-        <w:rPr>
+          <w:rtl/>
+          <w:cs/>
+          <w:lang w:val="ar_AE" w:bidi="ar_AE"/>
+        </w:rPr>
+      </w:r>
+    </w:p>
+    <w:p>
+      <w:pPr>
+        <w:bidi/>
+      </w:pPr>
+      <w:r>
+        <w:rPr>
+          <w:rtl/>
+          <w:cs/>
           <w:lang w:val="ar_AE" w:bidi="ar_AE"/>
         </w:rPr>
       </w:r>
       <w:r>
         <w:rPr>
           <w:b/>
+          <w:rtl/>
+          <w:cs/>
           <w:lang w:val="ar_AE" w:bidi="ar_AE"/>
         </w:rPr>
         <w:t>كيف حصل تيموثاوس على الموهبة الروحية التي كانت لديه؟</w:t>
@@ -3240,32 +4062,42 @@
       </w:pPr>
       <w:r>
         <w:rPr>
-          <w:lang w:val="ar_AE" w:bidi="ar_AE"/>
-        </w:rPr>
-      </w:r>
-      <w:r>
-        <w:rPr>
+          <w:rtl/>
+          <w:cs/>
+          <w:lang w:val="ar_AE" w:bidi="ar_AE"/>
+        </w:rPr>
+      </w:r>
+      <w:r>
+        <w:rPr>
+          <w:rtl/>
+          <w:cs/>
           <w:lang w:val="ar_AE" w:bidi="ar_AE"/>
         </w:rPr>
         <w:t>أُعطِيَتْ الموهبة لتيموثاوس بالنبوة، بوضع أيدي الشيوخ.</w:t>
       </w:r>
       <w:r>
         <w:rPr>
-          <w:lang w:val="ar_AE" w:bidi="ar_AE"/>
-        </w:rPr>
-      </w:r>
-      <w:r>
-        <w:rPr>
-          <w:lang w:val="ar_AE" w:bidi="ar_AE"/>
-        </w:rPr>
-      </w:r>
-    </w:p>
-    <w:p>
-      <w:pPr>
-        <w:bidi/>
-      </w:pPr>
-      <w:r>
-        <w:rPr>
+          <w:rtl/>
+          <w:cs/>
+          <w:lang w:val="ar_AE" w:bidi="ar_AE"/>
+        </w:rPr>
+      </w:r>
+      <w:r>
+        <w:rPr>
+          <w:rtl/>
+          <w:cs/>
+          <w:lang w:val="ar_AE" w:bidi="ar_AE"/>
+        </w:rPr>
+      </w:r>
+    </w:p>
+    <w:p>
+      <w:pPr>
+        <w:bidi/>
+      </w:pPr>
+      <w:r>
+        <w:rPr>
+          <w:rtl/>
+          <w:cs/>
           <w:lang w:val="ar_AE" w:bidi="ar_AE"/>
         </w:rPr>
       </w:r>
@@ -3277,28 +4109,36 @@
       </w:pPr>
       <w:r>
         <w:rPr>
+          <w:rtl/>
+          <w:cs/>
           <w:lang w:val="ar_AE" w:bidi="ar_AE"/>
         </w:rPr>
         <w:t>١ تيموثاوس ٤: ١٦</w:t>
       </w:r>
       <w:r>
         <w:rPr>
-          <w:lang w:val="ar_AE" w:bidi="ar_AE"/>
-        </w:rPr>
-      </w:r>
-    </w:p>
-    <w:p>
-      <w:pPr>
-        <w:bidi/>
-      </w:pPr>
-      <w:r>
-        <w:rPr>
+          <w:rtl/>
+          <w:cs/>
+          <w:lang w:val="ar_AE" w:bidi="ar_AE"/>
+        </w:rPr>
+      </w:r>
+    </w:p>
+    <w:p>
+      <w:pPr>
+        <w:bidi/>
+      </w:pPr>
+      <w:r>
+        <w:rPr>
+          <w:rtl/>
+          <w:cs/>
           <w:lang w:val="ar_AE" w:bidi="ar_AE"/>
         </w:rPr>
       </w:r>
       <w:r>
         <w:rPr>
           <w:b/>
+          <w:rtl/>
+          <w:cs/>
           <w:lang w:val="ar_AE" w:bidi="ar_AE"/>
         </w:rPr>
         <w:t>إذا استمر تِيموثَاوس بأمانة في حياته وتعليمه، مَن سيخلُص؟</w:t>
@@ -3310,32 +4150,42 @@
       </w:pPr>
       <w:r>
         <w:rPr>
-          <w:lang w:val="ar_AE" w:bidi="ar_AE"/>
-        </w:rPr>
-      </w:r>
-      <w:r>
-        <w:rPr>
+          <w:rtl/>
+          <w:cs/>
+          <w:lang w:val="ar_AE" w:bidi="ar_AE"/>
+        </w:rPr>
+      </w:r>
+      <w:r>
+        <w:rPr>
+          <w:rtl/>
+          <w:cs/>
           <w:lang w:val="ar_AE" w:bidi="ar_AE"/>
         </w:rPr>
         <w:t>سيُخلِّص تيموثاوس نفسه ومستمعيه.</w:t>
       </w:r>
       <w:r>
         <w:rPr>
-          <w:lang w:val="ar_AE" w:bidi="ar_AE"/>
-        </w:rPr>
-      </w:r>
-      <w:r>
-        <w:rPr>
-          <w:lang w:val="ar_AE" w:bidi="ar_AE"/>
-        </w:rPr>
-      </w:r>
-    </w:p>
-    <w:p>
-      <w:pPr>
-        <w:bidi/>
-      </w:pPr>
-      <w:r>
-        <w:rPr>
+          <w:rtl/>
+          <w:cs/>
+          <w:lang w:val="ar_AE" w:bidi="ar_AE"/>
+        </w:rPr>
+      </w:r>
+      <w:r>
+        <w:rPr>
+          <w:rtl/>
+          <w:cs/>
+          <w:lang w:val="ar_AE" w:bidi="ar_AE"/>
+        </w:rPr>
+      </w:r>
+    </w:p>
+    <w:p>
+      <w:pPr>
+        <w:bidi/>
+      </w:pPr>
+      <w:r>
+        <w:rPr>
+          <w:rtl/>
+          <w:cs/>
           <w:lang w:val="ar_AE" w:bidi="ar_AE"/>
         </w:rPr>
       </w:r>
@@ -3347,28 +4197,36 @@
       </w:pPr>
       <w:r>
         <w:rPr>
+          <w:rtl/>
+          <w:cs/>
           <w:lang w:val="ar_AE" w:bidi="ar_AE"/>
         </w:rPr>
         <w:t>١ تيموثاوس ٥: ١</w:t>
       </w:r>
       <w:r>
         <w:rPr>
-          <w:lang w:val="ar_AE" w:bidi="ar_AE"/>
-        </w:rPr>
-      </w:r>
-    </w:p>
-    <w:p>
-      <w:pPr>
-        <w:bidi/>
-      </w:pPr>
-      <w:r>
-        <w:rPr>
+          <w:rtl/>
+          <w:cs/>
+          <w:lang w:val="ar_AE" w:bidi="ar_AE"/>
+        </w:rPr>
+      </w:r>
+    </w:p>
+    <w:p>
+      <w:pPr>
+        <w:bidi/>
+      </w:pPr>
+      <w:r>
+        <w:rPr>
+          <w:rtl/>
+          <w:cs/>
           <w:lang w:val="ar_AE" w:bidi="ar_AE"/>
         </w:rPr>
       </w:r>
       <w:r>
         <w:rPr>
           <w:b/>
+          <w:rtl/>
+          <w:cs/>
           <w:lang w:val="ar_AE" w:bidi="ar_AE"/>
         </w:rPr>
         <w:t>كيف طلب بولس أن يعامِل تِيموثَاوس شيخًا أكبر سِنًّا في الكنيسة؟</w:t>
@@ -3380,32 +4238,42 @@
       </w:pPr>
       <w:r>
         <w:rPr>
-          <w:lang w:val="ar_AE" w:bidi="ar_AE"/>
-        </w:rPr>
-      </w:r>
-      <w:r>
-        <w:rPr>
+          <w:rtl/>
+          <w:cs/>
+          <w:lang w:val="ar_AE" w:bidi="ar_AE"/>
+        </w:rPr>
+      </w:r>
+      <w:r>
+        <w:rPr>
+          <w:rtl/>
+          <w:cs/>
           <w:lang w:val="ar_AE" w:bidi="ar_AE"/>
         </w:rPr>
         <w:t>أخبر بولس تيموثاوس بأن يعظه كما لو كان الأب.</w:t>
       </w:r>
       <w:r>
         <w:rPr>
-          <w:lang w:val="ar_AE" w:bidi="ar_AE"/>
-        </w:rPr>
-      </w:r>
-      <w:r>
-        <w:rPr>
-          <w:lang w:val="ar_AE" w:bidi="ar_AE"/>
-        </w:rPr>
-      </w:r>
-    </w:p>
-    <w:p>
-      <w:pPr>
-        <w:bidi/>
-      </w:pPr>
-      <w:r>
-        <w:rPr>
+          <w:rtl/>
+          <w:cs/>
+          <w:lang w:val="ar_AE" w:bidi="ar_AE"/>
+        </w:rPr>
+      </w:r>
+      <w:r>
+        <w:rPr>
+          <w:rtl/>
+          <w:cs/>
+          <w:lang w:val="ar_AE" w:bidi="ar_AE"/>
+        </w:rPr>
+      </w:r>
+    </w:p>
+    <w:p>
+      <w:pPr>
+        <w:bidi/>
+      </w:pPr>
+      <w:r>
+        <w:rPr>
+          <w:rtl/>
+          <w:cs/>
           <w:lang w:val="ar_AE" w:bidi="ar_AE"/>
         </w:rPr>
       </w:r>
@@ -3417,28 +4285,36 @@
       </w:pPr>
       <w:r>
         <w:rPr>
+          <w:rtl/>
+          <w:cs/>
           <w:lang w:val="ar_AE" w:bidi="ar_AE"/>
         </w:rPr>
         <w:t>١ تيموثاوس ٥: ٤</w:t>
       </w:r>
       <w:r>
         <w:rPr>
-          <w:lang w:val="ar_AE" w:bidi="ar_AE"/>
-        </w:rPr>
-      </w:r>
-    </w:p>
-    <w:p>
-      <w:pPr>
-        <w:bidi/>
-      </w:pPr>
-      <w:r>
-        <w:rPr>
+          <w:rtl/>
+          <w:cs/>
+          <w:lang w:val="ar_AE" w:bidi="ar_AE"/>
+        </w:rPr>
+      </w:r>
+    </w:p>
+    <w:p>
+      <w:pPr>
+        <w:bidi/>
+      </w:pPr>
+      <w:r>
+        <w:rPr>
+          <w:rtl/>
+          <w:cs/>
           <w:lang w:val="ar_AE" w:bidi="ar_AE"/>
         </w:rPr>
       </w:r>
       <w:r>
         <w:rPr>
           <w:b/>
+          <w:rtl/>
+          <w:cs/>
           <w:lang w:val="ar_AE" w:bidi="ar_AE"/>
         </w:rPr>
         <w:t>ماذا يجب أن يفعل أولاد وحَفَدة الأرملة من أجلها؟</w:t>
@@ -3450,32 +4326,42 @@
       </w:pPr>
       <w:r>
         <w:rPr>
-          <w:lang w:val="ar_AE" w:bidi="ar_AE"/>
-        </w:rPr>
-      </w:r>
-      <w:r>
-        <w:rPr>
+          <w:rtl/>
+          <w:cs/>
+          <w:lang w:val="ar_AE" w:bidi="ar_AE"/>
+        </w:rPr>
+      </w:r>
+      <w:r>
+        <w:rPr>
+          <w:rtl/>
+          <w:cs/>
           <w:lang w:val="ar_AE" w:bidi="ar_AE"/>
         </w:rPr>
         <w:t>يجب على الأولاد والحَفدَة ردّ الجميل لوالدَيهم والاعتناء بها.</w:t>
       </w:r>
       <w:r>
         <w:rPr>
-          <w:lang w:val="ar_AE" w:bidi="ar_AE"/>
-        </w:rPr>
-      </w:r>
-      <w:r>
-        <w:rPr>
-          <w:lang w:val="ar_AE" w:bidi="ar_AE"/>
-        </w:rPr>
-      </w:r>
-    </w:p>
-    <w:p>
-      <w:pPr>
-        <w:bidi/>
-      </w:pPr>
-      <w:r>
-        <w:rPr>
+          <w:rtl/>
+          <w:cs/>
+          <w:lang w:val="ar_AE" w:bidi="ar_AE"/>
+        </w:rPr>
+      </w:r>
+      <w:r>
+        <w:rPr>
+          <w:rtl/>
+          <w:cs/>
+          <w:lang w:val="ar_AE" w:bidi="ar_AE"/>
+        </w:rPr>
+      </w:r>
+    </w:p>
+    <w:p>
+      <w:pPr>
+        <w:bidi/>
+      </w:pPr>
+      <w:r>
+        <w:rPr>
+          <w:rtl/>
+          <w:cs/>
           <w:lang w:val="ar_AE" w:bidi="ar_AE"/>
         </w:rPr>
       </w:r>
@@ -3487,28 +4373,36 @@
       </w:pPr>
       <w:r>
         <w:rPr>
+          <w:rtl/>
+          <w:cs/>
           <w:lang w:val="ar_AE" w:bidi="ar_AE"/>
         </w:rPr>
         <w:t>١ تيموثاوس ٥: ٨</w:t>
       </w:r>
       <w:r>
         <w:rPr>
-          <w:lang w:val="ar_AE" w:bidi="ar_AE"/>
-        </w:rPr>
-      </w:r>
-    </w:p>
-    <w:p>
-      <w:pPr>
-        <w:bidi/>
-      </w:pPr>
-      <w:r>
-        <w:rPr>
+          <w:rtl/>
+          <w:cs/>
+          <w:lang w:val="ar_AE" w:bidi="ar_AE"/>
+        </w:rPr>
+      </w:r>
+    </w:p>
+    <w:p>
+      <w:pPr>
+        <w:bidi/>
+      </w:pPr>
+      <w:r>
+        <w:rPr>
+          <w:rtl/>
+          <w:cs/>
           <w:lang w:val="ar_AE" w:bidi="ar_AE"/>
         </w:rPr>
       </w:r>
       <w:r>
         <w:rPr>
           <w:b/>
+          <w:rtl/>
+          <w:cs/>
           <w:lang w:val="ar_AE" w:bidi="ar_AE"/>
         </w:rPr>
         <w:t>ماذا فعل الشخص الذي لا يهتم بأفراد أسرته؟</w:t>
@@ -3520,32 +4414,42 @@
       </w:pPr>
       <w:r>
         <w:rPr>
-          <w:lang w:val="ar_AE" w:bidi="ar_AE"/>
-        </w:rPr>
-      </w:r>
-      <w:r>
-        <w:rPr>
+          <w:rtl/>
+          <w:cs/>
+          <w:lang w:val="ar_AE" w:bidi="ar_AE"/>
+        </w:rPr>
+      </w:r>
+      <w:r>
+        <w:rPr>
+          <w:rtl/>
+          <w:cs/>
           <w:lang w:val="ar_AE" w:bidi="ar_AE"/>
         </w:rPr>
         <w:t>لقد أنكر الإيمان وهو أسوأ من غير المؤمن.</w:t>
       </w:r>
       <w:r>
         <w:rPr>
-          <w:lang w:val="ar_AE" w:bidi="ar_AE"/>
-        </w:rPr>
-      </w:r>
-      <w:r>
-        <w:rPr>
-          <w:lang w:val="ar_AE" w:bidi="ar_AE"/>
-        </w:rPr>
-      </w:r>
-    </w:p>
-    <w:p>
-      <w:pPr>
-        <w:bidi/>
-      </w:pPr>
-      <w:r>
-        <w:rPr>
+          <w:rtl/>
+          <w:cs/>
+          <w:lang w:val="ar_AE" w:bidi="ar_AE"/>
+        </w:rPr>
+      </w:r>
+      <w:r>
+        <w:rPr>
+          <w:rtl/>
+          <w:cs/>
+          <w:lang w:val="ar_AE" w:bidi="ar_AE"/>
+        </w:rPr>
+      </w:r>
+    </w:p>
+    <w:p>
+      <w:pPr>
+        <w:bidi/>
+      </w:pPr>
+      <w:r>
+        <w:rPr>
+          <w:rtl/>
+          <w:cs/>
           <w:lang w:val="ar_AE" w:bidi="ar_AE"/>
         </w:rPr>
       </w:r>
@@ -3557,28 +4461,36 @@
       </w:pPr>
       <w:r>
         <w:rPr>
+          <w:rtl/>
+          <w:cs/>
           <w:lang w:val="ar_AE" w:bidi="ar_AE"/>
         </w:rPr>
         <w:t>١ تيموثاوس ٥: ١٠</w:t>
       </w:r>
       <w:r>
         <w:rPr>
-          <w:lang w:val="ar_AE" w:bidi="ar_AE"/>
-        </w:rPr>
-      </w:r>
-    </w:p>
-    <w:p>
-      <w:pPr>
-        <w:bidi/>
-      </w:pPr>
-      <w:r>
-        <w:rPr>
+          <w:rtl/>
+          <w:cs/>
+          <w:lang w:val="ar_AE" w:bidi="ar_AE"/>
+        </w:rPr>
+      </w:r>
+    </w:p>
+    <w:p>
+      <w:pPr>
+        <w:bidi/>
+      </w:pPr>
+      <w:r>
+        <w:rPr>
+          <w:rtl/>
+          <w:cs/>
           <w:lang w:val="ar_AE" w:bidi="ar_AE"/>
         </w:rPr>
       </w:r>
       <w:r>
         <w:rPr>
           <w:b/>
+          <w:rtl/>
+          <w:cs/>
           <w:lang w:val="ar_AE" w:bidi="ar_AE"/>
         </w:rPr>
         <w:t>بماذا يجب أن تُعرَف الأرملة؟</w:t>
@@ -3590,32 +4502,42 @@
       </w:pPr>
       <w:r>
         <w:rPr>
-          <w:lang w:val="ar_AE" w:bidi="ar_AE"/>
-        </w:rPr>
-      </w:r>
-      <w:r>
-        <w:rPr>
+          <w:rtl/>
+          <w:cs/>
+          <w:lang w:val="ar_AE" w:bidi="ar_AE"/>
+        </w:rPr>
+      </w:r>
+      <w:r>
+        <w:rPr>
+          <w:rtl/>
+          <w:cs/>
           <w:lang w:val="ar_AE" w:bidi="ar_AE"/>
         </w:rPr>
         <w:t>يجب أن يكون مشهودًا للأرملة بالأعمال الصالحة.</w:t>
       </w:r>
       <w:r>
         <w:rPr>
-          <w:lang w:val="ar_AE" w:bidi="ar_AE"/>
-        </w:rPr>
-      </w:r>
-      <w:r>
-        <w:rPr>
-          <w:lang w:val="ar_AE" w:bidi="ar_AE"/>
-        </w:rPr>
-      </w:r>
-    </w:p>
-    <w:p>
-      <w:pPr>
-        <w:bidi/>
-      </w:pPr>
-      <w:r>
-        <w:rPr>
+          <w:rtl/>
+          <w:cs/>
+          <w:lang w:val="ar_AE" w:bidi="ar_AE"/>
+        </w:rPr>
+      </w:r>
+      <w:r>
+        <w:rPr>
+          <w:rtl/>
+          <w:cs/>
+          <w:lang w:val="ar_AE" w:bidi="ar_AE"/>
+        </w:rPr>
+      </w:r>
+    </w:p>
+    <w:p>
+      <w:pPr>
+        <w:bidi/>
+      </w:pPr>
+      <w:r>
+        <w:rPr>
+          <w:rtl/>
+          <w:cs/>
           <w:lang w:val="ar_AE" w:bidi="ar_AE"/>
         </w:rPr>
       </w:r>
@@ -3627,28 +4549,36 @@
       </w:pPr>
       <w:r>
         <w:rPr>
+          <w:rtl/>
+          <w:cs/>
           <w:lang w:val="ar_AE" w:bidi="ar_AE"/>
         </w:rPr>
         <w:t>١ تيموثاوس ٥: ١١</w:t>
       </w:r>
       <w:r>
         <w:rPr>
-          <w:lang w:val="ar_AE" w:bidi="ar_AE"/>
-        </w:rPr>
-      </w:r>
-    </w:p>
-    <w:p>
-      <w:pPr>
-        <w:bidi/>
-      </w:pPr>
-      <w:r>
-        <w:rPr>
+          <w:rtl/>
+          <w:cs/>
+          <w:lang w:val="ar_AE" w:bidi="ar_AE"/>
+        </w:rPr>
+      </w:r>
+    </w:p>
+    <w:p>
+      <w:pPr>
+        <w:bidi/>
+      </w:pPr>
+      <w:r>
+        <w:rPr>
+          <w:rtl/>
+          <w:cs/>
           <w:lang w:val="ar_AE" w:bidi="ar_AE"/>
         </w:rPr>
       </w:r>
       <w:r>
         <w:rPr>
           <w:b/>
+          <w:rtl/>
+          <w:cs/>
           <w:lang w:val="ar_AE" w:bidi="ar_AE"/>
         </w:rPr>
         <w:t>لماذا يجب على الكنيسة عدَم تسجيل الأرامل الشابات في قائمة مَن تهتم بهم الكنيسة؟</w:t>
@@ -3660,32 +4590,42 @@
       </w:pPr>
       <w:r>
         <w:rPr>
-          <w:lang w:val="ar_AE" w:bidi="ar_AE"/>
-        </w:rPr>
-      </w:r>
-      <w:r>
-        <w:rPr>
+          <w:rtl/>
+          <w:cs/>
+          <w:lang w:val="ar_AE" w:bidi="ar_AE"/>
+        </w:rPr>
+      </w:r>
+      <w:r>
+        <w:rPr>
+          <w:rtl/>
+          <w:cs/>
           <w:lang w:val="ar_AE" w:bidi="ar_AE"/>
         </w:rPr>
         <w:t>هؤلاء الأرامل الأصغر سنًا سيرغبن لاحقًا في الزواج.</w:t>
       </w:r>
       <w:r>
         <w:rPr>
-          <w:lang w:val="ar_AE" w:bidi="ar_AE"/>
-        </w:rPr>
-      </w:r>
-      <w:r>
-        <w:rPr>
-          <w:lang w:val="ar_AE" w:bidi="ar_AE"/>
-        </w:rPr>
-      </w:r>
-    </w:p>
-    <w:p>
-      <w:pPr>
-        <w:bidi/>
-      </w:pPr>
-      <w:r>
-        <w:rPr>
+          <w:rtl/>
+          <w:cs/>
+          <w:lang w:val="ar_AE" w:bidi="ar_AE"/>
+        </w:rPr>
+      </w:r>
+      <w:r>
+        <w:rPr>
+          <w:rtl/>
+          <w:cs/>
+          <w:lang w:val="ar_AE" w:bidi="ar_AE"/>
+        </w:rPr>
+      </w:r>
+    </w:p>
+    <w:p>
+      <w:pPr>
+        <w:bidi/>
+      </w:pPr>
+      <w:r>
+        <w:rPr>
+          <w:rtl/>
+          <w:cs/>
           <w:lang w:val="ar_AE" w:bidi="ar_AE"/>
         </w:rPr>
       </w:r>
@@ -3697,28 +4637,36 @@
       </w:pPr>
       <w:r>
         <w:rPr>
+          <w:rtl/>
+          <w:cs/>
           <w:lang w:val="ar_AE" w:bidi="ar_AE"/>
         </w:rPr>
         <w:t>١ تيموثاوس ٥: ١٤</w:t>
       </w:r>
       <w:r>
         <w:rPr>
-          <w:lang w:val="ar_AE" w:bidi="ar_AE"/>
-        </w:rPr>
-      </w:r>
-    </w:p>
-    <w:p>
-      <w:pPr>
-        <w:bidi/>
-      </w:pPr>
-      <w:r>
-        <w:rPr>
+          <w:rtl/>
+          <w:cs/>
+          <w:lang w:val="ar_AE" w:bidi="ar_AE"/>
+        </w:rPr>
+      </w:r>
+    </w:p>
+    <w:p>
+      <w:pPr>
+        <w:bidi/>
+      </w:pPr>
+      <w:r>
+        <w:rPr>
+          <w:rtl/>
+          <w:cs/>
           <w:lang w:val="ar_AE" w:bidi="ar_AE"/>
         </w:rPr>
       </w:r>
       <w:r>
         <w:rPr>
           <w:b/>
+          <w:rtl/>
+          <w:cs/>
           <w:lang w:val="ar_AE" w:bidi="ar_AE"/>
         </w:rPr>
         <w:t>ماذا يريد بولس من النساء الأصغر سنًا أن يفعلْنَ؟</w:t>
@@ -3730,32 +4678,42 @@
       </w:pPr>
       <w:r>
         <w:rPr>
-          <w:lang w:val="ar_AE" w:bidi="ar_AE"/>
-        </w:rPr>
-      </w:r>
-      <w:r>
-        <w:rPr>
+          <w:rtl/>
+          <w:cs/>
+          <w:lang w:val="ar_AE" w:bidi="ar_AE"/>
+        </w:rPr>
+      </w:r>
+      <w:r>
+        <w:rPr>
+          <w:rtl/>
+          <w:cs/>
           <w:lang w:val="ar_AE" w:bidi="ar_AE"/>
         </w:rPr>
         <w:t>يريد بولس من النساء الأصغر سنًا أن يتزوَّجْنَ ويُنجبنَ الأطفال ويُدبِّرنَ شؤون المنزل.</w:t>
       </w:r>
       <w:r>
         <w:rPr>
-          <w:lang w:val="ar_AE" w:bidi="ar_AE"/>
-        </w:rPr>
-      </w:r>
-      <w:r>
-        <w:rPr>
-          <w:lang w:val="ar_AE" w:bidi="ar_AE"/>
-        </w:rPr>
-      </w:r>
-    </w:p>
-    <w:p>
-      <w:pPr>
-        <w:bidi/>
-      </w:pPr>
-      <w:r>
-        <w:rPr>
+          <w:rtl/>
+          <w:cs/>
+          <w:lang w:val="ar_AE" w:bidi="ar_AE"/>
+        </w:rPr>
+      </w:r>
+      <w:r>
+        <w:rPr>
+          <w:rtl/>
+          <w:cs/>
+          <w:lang w:val="ar_AE" w:bidi="ar_AE"/>
+        </w:rPr>
+      </w:r>
+    </w:p>
+    <w:p>
+      <w:pPr>
+        <w:bidi/>
+      </w:pPr>
+      <w:r>
+        <w:rPr>
+          <w:rtl/>
+          <w:cs/>
           <w:lang w:val="ar_AE" w:bidi="ar_AE"/>
         </w:rPr>
       </w:r>
@@ -3767,28 +4725,36 @@
       </w:pPr>
       <w:r>
         <w:rPr>
+          <w:rtl/>
+          <w:cs/>
           <w:lang w:val="ar_AE" w:bidi="ar_AE"/>
         </w:rPr>
         <w:t>١ تيموثاوس ٥: ١٧</w:t>
       </w:r>
       <w:r>
         <w:rPr>
-          <w:lang w:val="ar_AE" w:bidi="ar_AE"/>
-        </w:rPr>
-      </w:r>
-    </w:p>
-    <w:p>
-      <w:pPr>
-        <w:bidi/>
-      </w:pPr>
-      <w:r>
-        <w:rPr>
+          <w:rtl/>
+          <w:cs/>
+          <w:lang w:val="ar_AE" w:bidi="ar_AE"/>
+        </w:rPr>
+      </w:r>
+    </w:p>
+    <w:p>
+      <w:pPr>
+        <w:bidi/>
+      </w:pPr>
+      <w:r>
+        <w:rPr>
+          <w:rtl/>
+          <w:cs/>
           <w:lang w:val="ar_AE" w:bidi="ar_AE"/>
         </w:rPr>
       </w:r>
       <w:r>
         <w:rPr>
           <w:b/>
+          <w:rtl/>
+          <w:cs/>
           <w:lang w:val="ar_AE" w:bidi="ar_AE"/>
         </w:rPr>
         <w:t>ماذا يجب أن يُفعل لكبار السن الذين يدبِّرون حسنًا؟</w:t>
@@ -3800,32 +4766,42 @@
       </w:pPr>
       <w:r>
         <w:rPr>
-          <w:lang w:val="ar_AE" w:bidi="ar_AE"/>
-        </w:rPr>
-      </w:r>
-      <w:r>
-        <w:rPr>
+          <w:rtl/>
+          <w:cs/>
+          <w:lang w:val="ar_AE" w:bidi="ar_AE"/>
+        </w:rPr>
+      </w:r>
+      <w:r>
+        <w:rPr>
+          <w:rtl/>
+          <w:cs/>
           <w:lang w:val="ar_AE" w:bidi="ar_AE"/>
         </w:rPr>
         <w:t>يجب اعتبار الشيوخ الذين يُدبِّرون حسنًا مستحقين لضعف التكريم.</w:t>
       </w:r>
       <w:r>
         <w:rPr>
-          <w:lang w:val="ar_AE" w:bidi="ar_AE"/>
-        </w:rPr>
-      </w:r>
-      <w:r>
-        <w:rPr>
-          <w:lang w:val="ar_AE" w:bidi="ar_AE"/>
-        </w:rPr>
-      </w:r>
-    </w:p>
-    <w:p>
-      <w:pPr>
-        <w:bidi/>
-      </w:pPr>
-      <w:r>
-        <w:rPr>
+          <w:rtl/>
+          <w:cs/>
+          <w:lang w:val="ar_AE" w:bidi="ar_AE"/>
+        </w:rPr>
+      </w:r>
+      <w:r>
+        <w:rPr>
+          <w:rtl/>
+          <w:cs/>
+          <w:lang w:val="ar_AE" w:bidi="ar_AE"/>
+        </w:rPr>
+      </w:r>
+    </w:p>
+    <w:p>
+      <w:pPr>
+        <w:bidi/>
+      </w:pPr>
+      <w:r>
+        <w:rPr>
+          <w:rtl/>
+          <w:cs/>
           <w:lang w:val="ar_AE" w:bidi="ar_AE"/>
         </w:rPr>
       </w:r>
@@ -3837,28 +4813,36 @@
       </w:pPr>
       <w:r>
         <w:rPr>
+          <w:rtl/>
+          <w:cs/>
           <w:lang w:val="ar_AE" w:bidi="ar_AE"/>
         </w:rPr>
         <w:t>١ تيموثاوس ٥: ١٩</w:t>
       </w:r>
       <w:r>
         <w:rPr>
-          <w:lang w:val="ar_AE" w:bidi="ar_AE"/>
-        </w:rPr>
-      </w:r>
-    </w:p>
-    <w:p>
-      <w:pPr>
-        <w:bidi/>
-      </w:pPr>
-      <w:r>
-        <w:rPr>
+          <w:rtl/>
+          <w:cs/>
+          <w:lang w:val="ar_AE" w:bidi="ar_AE"/>
+        </w:rPr>
+      </w:r>
+    </w:p>
+    <w:p>
+      <w:pPr>
+        <w:bidi/>
+      </w:pPr>
+      <w:r>
+        <w:rPr>
+          <w:rtl/>
+          <w:cs/>
           <w:lang w:val="ar_AE" w:bidi="ar_AE"/>
         </w:rPr>
       </w:r>
       <w:r>
         <w:rPr>
           <w:b/>
+          <w:rtl/>
+          <w:cs/>
           <w:lang w:val="ar_AE" w:bidi="ar_AE"/>
         </w:rPr>
         <w:t>ما الشروط التي يجب تلبيتها قبل أن يتهم شخص ما شيخًا؟</w:t>
@@ -3870,32 +4854,42 @@
       </w:pPr>
       <w:r>
         <w:rPr>
-          <w:lang w:val="ar_AE" w:bidi="ar_AE"/>
-        </w:rPr>
-      </w:r>
-      <w:r>
-        <w:rPr>
+          <w:rtl/>
+          <w:cs/>
+          <w:lang w:val="ar_AE" w:bidi="ar_AE"/>
+        </w:rPr>
+      </w:r>
+      <w:r>
+        <w:rPr>
+          <w:rtl/>
+          <w:cs/>
           <w:lang w:val="ar_AE" w:bidi="ar_AE"/>
         </w:rPr>
         <w:t>يجب وجود شاهدَيْن أو ثلاثة عندما يتهم شخص ما شيخًا.</w:t>
       </w:r>
       <w:r>
         <w:rPr>
-          <w:lang w:val="ar_AE" w:bidi="ar_AE"/>
-        </w:rPr>
-      </w:r>
-      <w:r>
-        <w:rPr>
-          <w:lang w:val="ar_AE" w:bidi="ar_AE"/>
-        </w:rPr>
-      </w:r>
-    </w:p>
-    <w:p>
-      <w:pPr>
-        <w:bidi/>
-      </w:pPr>
-      <w:r>
-        <w:rPr>
+          <w:rtl/>
+          <w:cs/>
+          <w:lang w:val="ar_AE" w:bidi="ar_AE"/>
+        </w:rPr>
+      </w:r>
+      <w:r>
+        <w:rPr>
+          <w:rtl/>
+          <w:cs/>
+          <w:lang w:val="ar_AE" w:bidi="ar_AE"/>
+        </w:rPr>
+      </w:r>
+    </w:p>
+    <w:p>
+      <w:pPr>
+        <w:bidi/>
+      </w:pPr>
+      <w:r>
+        <w:rPr>
+          <w:rtl/>
+          <w:cs/>
           <w:lang w:val="ar_AE" w:bidi="ar_AE"/>
         </w:rPr>
       </w:r>
@@ -3907,28 +4901,36 @@
       </w:pPr>
       <w:r>
         <w:rPr>
+          <w:rtl/>
+          <w:cs/>
           <w:lang w:val="ar_AE" w:bidi="ar_AE"/>
         </w:rPr>
         <w:t>١ تيموثاوس ٥: ٢١</w:t>
       </w:r>
       <w:r>
         <w:rPr>
-          <w:lang w:val="ar_AE" w:bidi="ar_AE"/>
-        </w:rPr>
-      </w:r>
-    </w:p>
-    <w:p>
-      <w:pPr>
-        <w:bidi/>
-      </w:pPr>
-      <w:r>
-        <w:rPr>
+          <w:rtl/>
+          <w:cs/>
+          <w:lang w:val="ar_AE" w:bidi="ar_AE"/>
+        </w:rPr>
+      </w:r>
+    </w:p>
+    <w:p>
+      <w:pPr>
+        <w:bidi/>
+      </w:pPr>
+      <w:r>
+        <w:rPr>
+          <w:rtl/>
+          <w:cs/>
           <w:lang w:val="ar_AE" w:bidi="ar_AE"/>
         </w:rPr>
       </w:r>
       <w:r>
         <w:rPr>
           <w:b/>
+          <w:rtl/>
+          <w:cs/>
           <w:lang w:val="ar_AE" w:bidi="ar_AE"/>
         </w:rPr>
         <w:t>يوصى بولس تيموثاوس بالحذَر في حفظ هذه القواعد، كيف؟</w:t>
@@ -3940,32 +4942,42 @@
       </w:pPr>
       <w:r>
         <w:rPr>
-          <w:lang w:val="ar_AE" w:bidi="ar_AE"/>
-        </w:rPr>
-      </w:r>
-      <w:r>
-        <w:rPr>
+          <w:rtl/>
+          <w:cs/>
+          <w:lang w:val="ar_AE" w:bidi="ar_AE"/>
+        </w:rPr>
+      </w:r>
+      <w:r>
+        <w:rPr>
+          <w:rtl/>
+          <w:cs/>
           <w:lang w:val="ar_AE" w:bidi="ar_AE"/>
         </w:rPr>
         <w:t>يوصي بولس تِيموثَاوس بأن يكون حذرًا في حفظ هذه القواعد دون تحيُّز.</w:t>
       </w:r>
       <w:r>
         <w:rPr>
-          <w:lang w:val="ar_AE" w:bidi="ar_AE"/>
-        </w:rPr>
-      </w:r>
-      <w:r>
-        <w:rPr>
-          <w:lang w:val="ar_AE" w:bidi="ar_AE"/>
-        </w:rPr>
-      </w:r>
-    </w:p>
-    <w:p>
-      <w:pPr>
-        <w:bidi/>
-      </w:pPr>
-      <w:r>
-        <w:rPr>
+          <w:rtl/>
+          <w:cs/>
+          <w:lang w:val="ar_AE" w:bidi="ar_AE"/>
+        </w:rPr>
+      </w:r>
+      <w:r>
+        <w:rPr>
+          <w:rtl/>
+          <w:cs/>
+          <w:lang w:val="ar_AE" w:bidi="ar_AE"/>
+        </w:rPr>
+      </w:r>
+    </w:p>
+    <w:p>
+      <w:pPr>
+        <w:bidi/>
+      </w:pPr>
+      <w:r>
+        <w:rPr>
+          <w:rtl/>
+          <w:cs/>
           <w:lang w:val="ar_AE" w:bidi="ar_AE"/>
         </w:rPr>
       </w:r>
@@ -3977,28 +4989,36 @@
       </w:pPr>
       <w:r>
         <w:rPr>
+          <w:rtl/>
+          <w:cs/>
           <w:lang w:val="ar_AE" w:bidi="ar_AE"/>
         </w:rPr>
         <w:t>١ تيموثاوس ٥: ٢٤</w:t>
       </w:r>
       <w:r>
         <w:rPr>
-          <w:lang w:val="ar_AE" w:bidi="ar_AE"/>
-        </w:rPr>
-      </w:r>
-    </w:p>
-    <w:p>
-      <w:pPr>
-        <w:bidi/>
-      </w:pPr>
-      <w:r>
-        <w:rPr>
+          <w:rtl/>
+          <w:cs/>
+          <w:lang w:val="ar_AE" w:bidi="ar_AE"/>
+        </w:rPr>
+      </w:r>
+    </w:p>
+    <w:p>
+      <w:pPr>
+        <w:bidi/>
+      </w:pPr>
+      <w:r>
+        <w:rPr>
+          <w:rtl/>
+          <w:cs/>
           <w:lang w:val="ar_AE" w:bidi="ar_AE"/>
         </w:rPr>
       </w:r>
       <w:r>
         <w:rPr>
           <w:b/>
+          <w:rtl/>
+          <w:cs/>
           <w:lang w:val="ar_AE" w:bidi="ar_AE"/>
         </w:rPr>
         <w:t>متى تُعرف خطايا الناس؟</w:t>
@@ -4010,32 +5030,42 @@
       </w:pPr>
       <w:r>
         <w:rPr>
-          <w:lang w:val="ar_AE" w:bidi="ar_AE"/>
-        </w:rPr>
-      </w:r>
-      <w:r>
-        <w:rPr>
+          <w:rtl/>
+          <w:cs/>
+          <w:lang w:val="ar_AE" w:bidi="ar_AE"/>
+        </w:rPr>
+      </w:r>
+      <w:r>
+        <w:rPr>
+          <w:rtl/>
+          <w:cs/>
           <w:lang w:val="ar_AE" w:bidi="ar_AE"/>
         </w:rPr>
         <w:t>خطايا بعض الناس واضحة، لكن خطايا الآخرين لا تُعرف إلا يوم الدينونة.</w:t>
       </w:r>
       <w:r>
         <w:rPr>
-          <w:lang w:val="ar_AE" w:bidi="ar_AE"/>
-        </w:rPr>
-      </w:r>
-      <w:r>
-        <w:rPr>
-          <w:lang w:val="ar_AE" w:bidi="ar_AE"/>
-        </w:rPr>
-      </w:r>
-    </w:p>
-    <w:p>
-      <w:pPr>
-        <w:bidi/>
-      </w:pPr>
-      <w:r>
-        <w:rPr>
+          <w:rtl/>
+          <w:cs/>
+          <w:lang w:val="ar_AE" w:bidi="ar_AE"/>
+        </w:rPr>
+      </w:r>
+      <w:r>
+        <w:rPr>
+          <w:rtl/>
+          <w:cs/>
+          <w:lang w:val="ar_AE" w:bidi="ar_AE"/>
+        </w:rPr>
+      </w:r>
+    </w:p>
+    <w:p>
+      <w:pPr>
+        <w:bidi/>
+      </w:pPr>
+      <w:r>
+        <w:rPr>
+          <w:rtl/>
+          <w:cs/>
           <w:lang w:val="ar_AE" w:bidi="ar_AE"/>
         </w:rPr>
       </w:r>
@@ -4047,28 +5077,36 @@
       </w:pPr>
       <w:r>
         <w:rPr>
+          <w:rtl/>
+          <w:cs/>
           <w:lang w:val="ar_AE" w:bidi="ar_AE"/>
         </w:rPr>
         <w:t>١ تيموثاوس ٦: ١</w:t>
       </w:r>
       <w:r>
         <w:rPr>
-          <w:lang w:val="ar_AE" w:bidi="ar_AE"/>
-        </w:rPr>
-      </w:r>
-    </w:p>
-    <w:p>
-      <w:pPr>
-        <w:bidi/>
-      </w:pPr>
-      <w:r>
-        <w:rPr>
+          <w:rtl/>
+          <w:cs/>
+          <w:lang w:val="ar_AE" w:bidi="ar_AE"/>
+        </w:rPr>
+      </w:r>
+    </w:p>
+    <w:p>
+      <w:pPr>
+        <w:bidi/>
+      </w:pPr>
+      <w:r>
+        <w:rPr>
+          <w:rtl/>
+          <w:cs/>
           <w:lang w:val="ar_AE" w:bidi="ar_AE"/>
         </w:rPr>
       </w:r>
       <w:r>
         <w:rPr>
           <w:b/>
+          <w:rtl/>
+          <w:cs/>
           <w:lang w:val="ar_AE" w:bidi="ar_AE"/>
         </w:rPr>
         <w:t>كيف قال بولس إنه ينبغي للعبيد أن ينظروا إلى أسيادهم؟</w:t>
@@ -4080,32 +5118,42 @@
       </w:pPr>
       <w:r>
         <w:rPr>
-          <w:lang w:val="ar_AE" w:bidi="ar_AE"/>
-        </w:rPr>
-      </w:r>
-      <w:r>
-        <w:rPr>
+          <w:rtl/>
+          <w:cs/>
+          <w:lang w:val="ar_AE" w:bidi="ar_AE"/>
+        </w:rPr>
+      </w:r>
+      <w:r>
+        <w:rPr>
+          <w:rtl/>
+          <w:cs/>
           <w:lang w:val="ar_AE" w:bidi="ar_AE"/>
         </w:rPr>
         <w:t>قال بولس إنَّ العبيد يجب أن يُعدُّوا أسيادَهم مستحقين لكل الإكرام.</w:t>
       </w:r>
       <w:r>
         <w:rPr>
-          <w:lang w:val="ar_AE" w:bidi="ar_AE"/>
-        </w:rPr>
-      </w:r>
-      <w:r>
-        <w:rPr>
-          <w:lang w:val="ar_AE" w:bidi="ar_AE"/>
-        </w:rPr>
-      </w:r>
-    </w:p>
-    <w:p>
-      <w:pPr>
-        <w:bidi/>
-      </w:pPr>
-      <w:r>
-        <w:rPr>
+          <w:rtl/>
+          <w:cs/>
+          <w:lang w:val="ar_AE" w:bidi="ar_AE"/>
+        </w:rPr>
+      </w:r>
+      <w:r>
+        <w:rPr>
+          <w:rtl/>
+          <w:cs/>
+          <w:lang w:val="ar_AE" w:bidi="ar_AE"/>
+        </w:rPr>
+      </w:r>
+    </w:p>
+    <w:p>
+      <w:pPr>
+        <w:bidi/>
+      </w:pPr>
+      <w:r>
+        <w:rPr>
+          <w:rtl/>
+          <w:cs/>
           <w:lang w:val="ar_AE" w:bidi="ar_AE"/>
         </w:rPr>
       </w:r>
@@ -4117,28 +5165,36 @@
       </w:pPr>
       <w:r>
         <w:rPr>
+          <w:rtl/>
+          <w:cs/>
           <w:lang w:val="ar_AE" w:bidi="ar_AE"/>
         </w:rPr>
         <w:t>١ تيموثاوس ٦: ٣–٤</w:t>
       </w:r>
       <w:r>
         <w:rPr>
-          <w:lang w:val="ar_AE" w:bidi="ar_AE"/>
-        </w:rPr>
-      </w:r>
-    </w:p>
-    <w:p>
-      <w:pPr>
-        <w:bidi/>
-      </w:pPr>
-      <w:r>
-        <w:rPr>
+          <w:rtl/>
+          <w:cs/>
+          <w:lang w:val="ar_AE" w:bidi="ar_AE"/>
+        </w:rPr>
+      </w:r>
+    </w:p>
+    <w:p>
+      <w:pPr>
+        <w:bidi/>
+      </w:pPr>
+      <w:r>
+        <w:rPr>
+          <w:rtl/>
+          <w:cs/>
           <w:lang w:val="ar_AE" w:bidi="ar_AE"/>
         </w:rPr>
       </w:r>
       <w:r>
         <w:rPr>
           <w:b/>
+          <w:rtl/>
+          <w:cs/>
           <w:lang w:val="ar_AE" w:bidi="ar_AE"/>
         </w:rPr>
         <w:t>ما نوع الشخص الذي يرفض الكلمات الصحيحة والتعليم الإلهي؟</w:t>
@@ -4150,32 +5206,42 @@
       </w:pPr>
       <w:r>
         <w:rPr>
-          <w:lang w:val="ar_AE" w:bidi="ar_AE"/>
-        </w:rPr>
-      </w:r>
-      <w:r>
-        <w:rPr>
+          <w:rtl/>
+          <w:cs/>
+          <w:lang w:val="ar_AE" w:bidi="ar_AE"/>
+        </w:rPr>
+      </w:r>
+      <w:r>
+        <w:rPr>
+          <w:rtl/>
+          <w:cs/>
           <w:lang w:val="ar_AE" w:bidi="ar_AE"/>
         </w:rPr>
         <w:t>الشخص الذي يرفض الكلمات الصحيحة والتعليم الإلهي شخص مُتكبِّر ولا يفهم شيئًا.</w:t>
       </w:r>
       <w:r>
         <w:rPr>
-          <w:lang w:val="ar_AE" w:bidi="ar_AE"/>
-        </w:rPr>
-      </w:r>
-      <w:r>
-        <w:rPr>
-          <w:lang w:val="ar_AE" w:bidi="ar_AE"/>
-        </w:rPr>
-      </w:r>
-    </w:p>
-    <w:p>
-      <w:pPr>
-        <w:bidi/>
-      </w:pPr>
-      <w:r>
-        <w:rPr>
+          <w:rtl/>
+          <w:cs/>
+          <w:lang w:val="ar_AE" w:bidi="ar_AE"/>
+        </w:rPr>
+      </w:r>
+      <w:r>
+        <w:rPr>
+          <w:rtl/>
+          <w:cs/>
+          <w:lang w:val="ar_AE" w:bidi="ar_AE"/>
+        </w:rPr>
+      </w:r>
+    </w:p>
+    <w:p>
+      <w:pPr>
+        <w:bidi/>
+      </w:pPr>
+      <w:r>
+        <w:rPr>
+          <w:rtl/>
+          <w:cs/>
           <w:lang w:val="ar_AE" w:bidi="ar_AE"/>
         </w:rPr>
       </w:r>
@@ -4187,28 +5253,36 @@
       </w:pPr>
       <w:r>
         <w:rPr>
+          <w:rtl/>
+          <w:cs/>
           <w:lang w:val="ar_AE" w:bidi="ar_AE"/>
         </w:rPr>
         <w:t>١ تيموثاوس ٦:٦</w:t>
       </w:r>
       <w:r>
         <w:rPr>
-          <w:lang w:val="ar_AE" w:bidi="ar_AE"/>
-        </w:rPr>
-      </w:r>
-    </w:p>
-    <w:p>
-      <w:pPr>
-        <w:bidi/>
-      </w:pPr>
-      <w:r>
-        <w:rPr>
+          <w:rtl/>
+          <w:cs/>
+          <w:lang w:val="ar_AE" w:bidi="ar_AE"/>
+        </w:rPr>
+      </w:r>
+    </w:p>
+    <w:p>
+      <w:pPr>
+        <w:bidi/>
+      </w:pPr>
+      <w:r>
+        <w:rPr>
+          <w:rtl/>
+          <w:cs/>
           <w:lang w:val="ar_AE" w:bidi="ar_AE"/>
         </w:rPr>
       </w:r>
       <w:r>
         <w:rPr>
           <w:b/>
+          <w:rtl/>
+          <w:cs/>
           <w:lang w:val="ar_AE" w:bidi="ar_AE"/>
         </w:rPr>
         <w:t>ماذا يقول بولس عن التجارة العظيمة؟</w:t>
@@ -4220,32 +5294,42 @@
       </w:pPr>
       <w:r>
         <w:rPr>
-          <w:lang w:val="ar_AE" w:bidi="ar_AE"/>
-        </w:rPr>
-      </w:r>
-      <w:r>
-        <w:rPr>
+          <w:rtl/>
+          <w:cs/>
+          <w:lang w:val="ar_AE" w:bidi="ar_AE"/>
+        </w:rPr>
+      </w:r>
+      <w:r>
+        <w:rPr>
+          <w:rtl/>
+          <w:cs/>
           <w:lang w:val="ar_AE" w:bidi="ar_AE"/>
         </w:rPr>
         <w:t>يقول بولس إنَّ التقوى مع القناعة تجارة عظيمة.</w:t>
       </w:r>
       <w:r>
         <w:rPr>
-          <w:lang w:val="ar_AE" w:bidi="ar_AE"/>
-        </w:rPr>
-      </w:r>
-      <w:r>
-        <w:rPr>
-          <w:lang w:val="ar_AE" w:bidi="ar_AE"/>
-        </w:rPr>
-      </w:r>
-    </w:p>
-    <w:p>
-      <w:pPr>
-        <w:bidi/>
-      </w:pPr>
-      <w:r>
-        <w:rPr>
+          <w:rtl/>
+          <w:cs/>
+          <w:lang w:val="ar_AE" w:bidi="ar_AE"/>
+        </w:rPr>
+      </w:r>
+      <w:r>
+        <w:rPr>
+          <w:rtl/>
+          <w:cs/>
+          <w:lang w:val="ar_AE" w:bidi="ar_AE"/>
+        </w:rPr>
+      </w:r>
+    </w:p>
+    <w:p>
+      <w:pPr>
+        <w:bidi/>
+      </w:pPr>
+      <w:r>
+        <w:rPr>
+          <w:rtl/>
+          <w:cs/>
           <w:lang w:val="ar_AE" w:bidi="ar_AE"/>
         </w:rPr>
       </w:r>
@@ -4257,28 +5341,36 @@
       </w:pPr>
       <w:r>
         <w:rPr>
+          <w:rtl/>
+          <w:cs/>
           <w:lang w:val="ar_AE" w:bidi="ar_AE"/>
         </w:rPr>
         <w:t>١ تيموثاوس ٦: ٧</w:t>
       </w:r>
       <w:r>
         <w:rPr>
-          <w:lang w:val="ar_AE" w:bidi="ar_AE"/>
-        </w:rPr>
-      </w:r>
-    </w:p>
-    <w:p>
-      <w:pPr>
-        <w:bidi/>
-      </w:pPr>
-      <w:r>
-        <w:rPr>
+          <w:rtl/>
+          <w:cs/>
+          <w:lang w:val="ar_AE" w:bidi="ar_AE"/>
+        </w:rPr>
+      </w:r>
+    </w:p>
+    <w:p>
+      <w:pPr>
+        <w:bidi/>
+      </w:pPr>
+      <w:r>
+        <w:rPr>
+          <w:rtl/>
+          <w:cs/>
           <w:lang w:val="ar_AE" w:bidi="ar_AE"/>
         </w:rPr>
       </w:r>
       <w:r>
         <w:rPr>
           <w:b/>
+          <w:rtl/>
+          <w:cs/>
           <w:lang w:val="ar_AE" w:bidi="ar_AE"/>
         </w:rPr>
         <w:t>ماذا جلبنا إلى هذا العالم وماذا يمكننا أن نأخذ معنا عندما نغادر؟</w:t>
@@ -4290,32 +5382,42 @@
       </w:pPr>
       <w:r>
         <w:rPr>
-          <w:lang w:val="ar_AE" w:bidi="ar_AE"/>
-        </w:rPr>
-      </w:r>
-      <w:r>
-        <w:rPr>
+          <w:rtl/>
+          <w:cs/>
+          <w:lang w:val="ar_AE" w:bidi="ar_AE"/>
+        </w:rPr>
+      </w:r>
+      <w:r>
+        <w:rPr>
+          <w:rtl/>
+          <w:cs/>
           <w:lang w:val="ar_AE" w:bidi="ar_AE"/>
         </w:rPr>
         <w:t>لم نجلب شيئًا إلى العالم ولا يمكننا أخذ أي شيء منه.</w:t>
       </w:r>
       <w:r>
         <w:rPr>
-          <w:lang w:val="ar_AE" w:bidi="ar_AE"/>
-        </w:rPr>
-      </w:r>
-      <w:r>
-        <w:rPr>
-          <w:lang w:val="ar_AE" w:bidi="ar_AE"/>
-        </w:rPr>
-      </w:r>
-    </w:p>
-    <w:p>
-      <w:pPr>
-        <w:bidi/>
-      </w:pPr>
-      <w:r>
-        <w:rPr>
+          <w:rtl/>
+          <w:cs/>
+          <w:lang w:val="ar_AE" w:bidi="ar_AE"/>
+        </w:rPr>
+      </w:r>
+      <w:r>
+        <w:rPr>
+          <w:rtl/>
+          <w:cs/>
+          <w:lang w:val="ar_AE" w:bidi="ar_AE"/>
+        </w:rPr>
+      </w:r>
+    </w:p>
+    <w:p>
+      <w:pPr>
+        <w:bidi/>
+      </w:pPr>
+      <w:r>
+        <w:rPr>
+          <w:rtl/>
+          <w:cs/>
           <w:lang w:val="ar_AE" w:bidi="ar_AE"/>
         </w:rPr>
       </w:r>
@@ -4327,28 +5429,36 @@
       </w:pPr>
       <w:r>
         <w:rPr>
+          <w:rtl/>
+          <w:cs/>
           <w:lang w:val="ar_AE" w:bidi="ar_AE"/>
         </w:rPr>
         <w:t>١ تيموثاوس ٦: ٨</w:t>
       </w:r>
       <w:r>
         <w:rPr>
-          <w:lang w:val="ar_AE" w:bidi="ar_AE"/>
-        </w:rPr>
-      </w:r>
-    </w:p>
-    <w:p>
-      <w:pPr>
-        <w:bidi/>
-      </w:pPr>
-      <w:r>
-        <w:rPr>
+          <w:rtl/>
+          <w:cs/>
+          <w:lang w:val="ar_AE" w:bidi="ar_AE"/>
+        </w:rPr>
+      </w:r>
+    </w:p>
+    <w:p>
+      <w:pPr>
+        <w:bidi/>
+      </w:pPr>
+      <w:r>
+        <w:rPr>
+          <w:rtl/>
+          <w:cs/>
           <w:lang w:val="ar_AE" w:bidi="ar_AE"/>
         </w:rPr>
       </w:r>
       <w:r>
         <w:rPr>
           <w:b/>
+          <w:rtl/>
+          <w:cs/>
           <w:lang w:val="ar_AE" w:bidi="ar_AE"/>
         </w:rPr>
         <w:t>بماذا يجب أن نكون مكتفين في هذا العالم؟</w:t>
@@ -4360,32 +5470,42 @@
       </w:pPr>
       <w:r>
         <w:rPr>
-          <w:lang w:val="ar_AE" w:bidi="ar_AE"/>
-        </w:rPr>
-      </w:r>
-      <w:r>
-        <w:rPr>
+          <w:rtl/>
+          <w:cs/>
+          <w:lang w:val="ar_AE" w:bidi="ar_AE"/>
+        </w:rPr>
+      </w:r>
+      <w:r>
+        <w:rPr>
+          <w:rtl/>
+          <w:cs/>
           <w:lang w:val="ar_AE" w:bidi="ar_AE"/>
         </w:rPr>
         <w:t>يجب أن نكون مكتفين بأنَّ لدينا الطعام والملابس.</w:t>
       </w:r>
       <w:r>
         <w:rPr>
-          <w:lang w:val="ar_AE" w:bidi="ar_AE"/>
-        </w:rPr>
-      </w:r>
-      <w:r>
-        <w:rPr>
-          <w:lang w:val="ar_AE" w:bidi="ar_AE"/>
-        </w:rPr>
-      </w:r>
-    </w:p>
-    <w:p>
-      <w:pPr>
-        <w:bidi/>
-      </w:pPr>
-      <w:r>
-        <w:rPr>
+          <w:rtl/>
+          <w:cs/>
+          <w:lang w:val="ar_AE" w:bidi="ar_AE"/>
+        </w:rPr>
+      </w:r>
+      <w:r>
+        <w:rPr>
+          <w:rtl/>
+          <w:cs/>
+          <w:lang w:val="ar_AE" w:bidi="ar_AE"/>
+        </w:rPr>
+      </w:r>
+    </w:p>
+    <w:p>
+      <w:pPr>
+        <w:bidi/>
+      </w:pPr>
+      <w:r>
+        <w:rPr>
+          <w:rtl/>
+          <w:cs/>
           <w:lang w:val="ar_AE" w:bidi="ar_AE"/>
         </w:rPr>
       </w:r>
@@ -4397,28 +5517,36 @@
       </w:pPr>
       <w:r>
         <w:rPr>
+          <w:rtl/>
+          <w:cs/>
           <w:lang w:val="ar_AE" w:bidi="ar_AE"/>
         </w:rPr>
         <w:t>١ تيموثاوس ٦: ٩</w:t>
       </w:r>
       <w:r>
         <w:rPr>
-          <w:lang w:val="ar_AE" w:bidi="ar_AE"/>
-        </w:rPr>
-      </w:r>
-    </w:p>
-    <w:p>
-      <w:pPr>
-        <w:bidi/>
-      </w:pPr>
-      <w:r>
-        <w:rPr>
+          <w:rtl/>
+          <w:cs/>
+          <w:lang w:val="ar_AE" w:bidi="ar_AE"/>
+        </w:rPr>
+      </w:r>
+    </w:p>
+    <w:p>
+      <w:pPr>
+        <w:bidi/>
+      </w:pPr>
+      <w:r>
+        <w:rPr>
+          <w:rtl/>
+          <w:cs/>
           <w:lang w:val="ar_AE" w:bidi="ar_AE"/>
         </w:rPr>
       </w:r>
       <w:r>
         <w:rPr>
           <w:b/>
+          <w:rtl/>
+          <w:cs/>
           <w:lang w:val="ar_AE" w:bidi="ar_AE"/>
         </w:rPr>
         <w:t>في ماذا يقع أولئك الذين يرغبون في أن يصبحوا أثرياء؟</w:t>
@@ -4430,32 +5558,42 @@
       </w:pPr>
       <w:r>
         <w:rPr>
-          <w:lang w:val="ar_AE" w:bidi="ar_AE"/>
-        </w:rPr>
-      </w:r>
-      <w:r>
-        <w:rPr>
+          <w:rtl/>
+          <w:cs/>
+          <w:lang w:val="ar_AE" w:bidi="ar_AE"/>
+        </w:rPr>
+      </w:r>
+      <w:r>
+        <w:rPr>
+          <w:rtl/>
+          <w:cs/>
           <w:lang w:val="ar_AE" w:bidi="ar_AE"/>
         </w:rPr>
         <w:t>أولئك الذين يرغبون في أن يصبحوا أثرياء يقعون في تجرِبة وفخّ.</w:t>
       </w:r>
       <w:r>
         <w:rPr>
-          <w:lang w:val="ar_AE" w:bidi="ar_AE"/>
-        </w:rPr>
-      </w:r>
-      <w:r>
-        <w:rPr>
-          <w:lang w:val="ar_AE" w:bidi="ar_AE"/>
-        </w:rPr>
-      </w:r>
-    </w:p>
-    <w:p>
-      <w:pPr>
-        <w:bidi/>
-      </w:pPr>
-      <w:r>
-        <w:rPr>
+          <w:rtl/>
+          <w:cs/>
+          <w:lang w:val="ar_AE" w:bidi="ar_AE"/>
+        </w:rPr>
+      </w:r>
+      <w:r>
+        <w:rPr>
+          <w:rtl/>
+          <w:cs/>
+          <w:lang w:val="ar_AE" w:bidi="ar_AE"/>
+        </w:rPr>
+      </w:r>
+    </w:p>
+    <w:p>
+      <w:pPr>
+        <w:bidi/>
+      </w:pPr>
+      <w:r>
+        <w:rPr>
+          <w:rtl/>
+          <w:cs/>
           <w:lang w:val="ar_AE" w:bidi="ar_AE"/>
         </w:rPr>
       </w:r>
@@ -4467,28 +5605,36 @@
       </w:pPr>
       <w:r>
         <w:rPr>
+          <w:rtl/>
+          <w:cs/>
           <w:lang w:val="ar_AE" w:bidi="ar_AE"/>
         </w:rPr>
         <w:t>١ تيموثاوس ٦: ١٠</w:t>
       </w:r>
       <w:r>
         <w:rPr>
-          <w:lang w:val="ar_AE" w:bidi="ar_AE"/>
-        </w:rPr>
-      </w:r>
-    </w:p>
-    <w:p>
-      <w:pPr>
-        <w:bidi/>
-      </w:pPr>
-      <w:r>
-        <w:rPr>
+          <w:rtl/>
+          <w:cs/>
+          <w:lang w:val="ar_AE" w:bidi="ar_AE"/>
+        </w:rPr>
+      </w:r>
+    </w:p>
+    <w:p>
+      <w:pPr>
+        <w:bidi/>
+      </w:pPr>
+      <w:r>
+        <w:rPr>
+          <w:rtl/>
+          <w:cs/>
           <w:lang w:val="ar_AE" w:bidi="ar_AE"/>
         </w:rPr>
       </w:r>
       <w:r>
         <w:rPr>
           <w:b/>
+          <w:rtl/>
+          <w:cs/>
           <w:lang w:val="ar_AE" w:bidi="ar_AE"/>
         </w:rPr>
         <w:t>ما أصل كل أنواع الشرور؟</w:t>
@@ -4500,32 +5646,42 @@
       </w:pPr>
       <w:r>
         <w:rPr>
-          <w:lang w:val="ar_AE" w:bidi="ar_AE"/>
-        </w:rPr>
-      </w:r>
-      <w:r>
-        <w:rPr>
+          <w:rtl/>
+          <w:cs/>
+          <w:lang w:val="ar_AE" w:bidi="ar_AE"/>
+        </w:rPr>
+      </w:r>
+      <w:r>
+        <w:rPr>
+          <w:rtl/>
+          <w:cs/>
           <w:lang w:val="ar_AE" w:bidi="ar_AE"/>
         </w:rPr>
         <w:t>محبة المال أصل كل أنواع الشرور.</w:t>
       </w:r>
       <w:r>
         <w:rPr>
-          <w:lang w:val="ar_AE" w:bidi="ar_AE"/>
-        </w:rPr>
-      </w:r>
-      <w:r>
-        <w:rPr>
-          <w:lang w:val="ar_AE" w:bidi="ar_AE"/>
-        </w:rPr>
-      </w:r>
-    </w:p>
-    <w:p>
-      <w:pPr>
-        <w:bidi/>
-      </w:pPr>
-      <w:r>
-        <w:rPr>
+          <w:rtl/>
+          <w:cs/>
+          <w:lang w:val="ar_AE" w:bidi="ar_AE"/>
+        </w:rPr>
+      </w:r>
+      <w:r>
+        <w:rPr>
+          <w:rtl/>
+          <w:cs/>
+          <w:lang w:val="ar_AE" w:bidi="ar_AE"/>
+        </w:rPr>
+      </w:r>
+    </w:p>
+    <w:p>
+      <w:pPr>
+        <w:bidi/>
+      </w:pPr>
+      <w:r>
+        <w:rPr>
+          <w:rtl/>
+          <w:cs/>
           <w:lang w:val="ar_AE" w:bidi="ar_AE"/>
         </w:rPr>
       </w:r>
@@ -4537,28 +5693,36 @@
       </w:pPr>
       <w:r>
         <w:rPr>
+          <w:rtl/>
+          <w:cs/>
           <w:lang w:val="ar_AE" w:bidi="ar_AE"/>
         </w:rPr>
         <w:t>١ تيموثاوس ٦: ١٠ (#٢)</w:t>
       </w:r>
       <w:r>
         <w:rPr>
-          <w:lang w:val="ar_AE" w:bidi="ar_AE"/>
-        </w:rPr>
-      </w:r>
-    </w:p>
-    <w:p>
-      <w:pPr>
-        <w:bidi/>
-      </w:pPr>
-      <w:r>
-        <w:rPr>
+          <w:rtl/>
+          <w:cs/>
+          <w:lang w:val="ar_AE" w:bidi="ar_AE"/>
+        </w:rPr>
+      </w:r>
+    </w:p>
+    <w:p>
+      <w:pPr>
+        <w:bidi/>
+      </w:pPr>
+      <w:r>
+        <w:rPr>
+          <w:rtl/>
+          <w:cs/>
           <w:lang w:val="ar_AE" w:bidi="ar_AE"/>
         </w:rPr>
       </w:r>
       <w:r>
         <w:rPr>
           <w:b/>
+          <w:rtl/>
+          <w:cs/>
           <w:lang w:val="ar_AE" w:bidi="ar_AE"/>
         </w:rPr>
         <w:t>ماذا حدث لبعض الذين أحبوا المال؟</w:t>
@@ -4570,32 +5734,42 @@
       </w:pPr>
       <w:r>
         <w:rPr>
-          <w:lang w:val="ar_AE" w:bidi="ar_AE"/>
-        </w:rPr>
-      </w:r>
-      <w:r>
-        <w:rPr>
+          <w:rtl/>
+          <w:cs/>
+          <w:lang w:val="ar_AE" w:bidi="ar_AE"/>
+        </w:rPr>
+      </w:r>
+      <w:r>
+        <w:rPr>
+          <w:rtl/>
+          <w:cs/>
           <w:lang w:val="ar_AE" w:bidi="ar_AE"/>
         </w:rPr>
         <w:t>ابتعد بعض مَن أحبوا المال عن الإيمان.</w:t>
       </w:r>
       <w:r>
         <w:rPr>
-          <w:lang w:val="ar_AE" w:bidi="ar_AE"/>
-        </w:rPr>
-      </w:r>
-      <w:r>
-        <w:rPr>
-          <w:lang w:val="ar_AE" w:bidi="ar_AE"/>
-        </w:rPr>
-      </w:r>
-    </w:p>
-    <w:p>
-      <w:pPr>
-        <w:bidi/>
-      </w:pPr>
-      <w:r>
-        <w:rPr>
+          <w:rtl/>
+          <w:cs/>
+          <w:lang w:val="ar_AE" w:bidi="ar_AE"/>
+        </w:rPr>
+      </w:r>
+      <w:r>
+        <w:rPr>
+          <w:rtl/>
+          <w:cs/>
+          <w:lang w:val="ar_AE" w:bidi="ar_AE"/>
+        </w:rPr>
+      </w:r>
+    </w:p>
+    <w:p>
+      <w:pPr>
+        <w:bidi/>
+      </w:pPr>
+      <w:r>
+        <w:rPr>
+          <w:rtl/>
+          <w:cs/>
           <w:lang w:val="ar_AE" w:bidi="ar_AE"/>
         </w:rPr>
       </w:r>
@@ -4607,28 +5781,36 @@
       </w:pPr>
       <w:r>
         <w:rPr>
+          <w:rtl/>
+          <w:cs/>
           <w:lang w:val="ar_AE" w:bidi="ar_AE"/>
         </w:rPr>
         <w:t>١ تيموثاوس ٦: ١٢</w:t>
       </w:r>
       <w:r>
         <w:rPr>
-          <w:lang w:val="ar_AE" w:bidi="ar_AE"/>
-        </w:rPr>
-      </w:r>
-    </w:p>
-    <w:p>
-      <w:pPr>
-        <w:bidi/>
-      </w:pPr>
-      <w:r>
-        <w:rPr>
+          <w:rtl/>
+          <w:cs/>
+          <w:lang w:val="ar_AE" w:bidi="ar_AE"/>
+        </w:rPr>
+      </w:r>
+    </w:p>
+    <w:p>
+      <w:pPr>
+        <w:bidi/>
+      </w:pPr>
+      <w:r>
+        <w:rPr>
+          <w:rtl/>
+          <w:cs/>
           <w:lang w:val="ar_AE" w:bidi="ar_AE"/>
         </w:rPr>
       </w:r>
       <w:r>
         <w:rPr>
           <w:b/>
+          <w:rtl/>
+          <w:cs/>
           <w:lang w:val="ar_AE" w:bidi="ar_AE"/>
         </w:rPr>
         <w:t>ما الجهاد الذي يقول بولس أنَّ تيموثاوس يجب أن يجاهده؟</w:t>
@@ -4640,32 +5822,42 @@
       </w:pPr>
       <w:r>
         <w:rPr>
-          <w:lang w:val="ar_AE" w:bidi="ar_AE"/>
-        </w:rPr>
-      </w:r>
-      <w:r>
-        <w:rPr>
+          <w:rtl/>
+          <w:cs/>
+          <w:lang w:val="ar_AE" w:bidi="ar_AE"/>
+        </w:rPr>
+      </w:r>
+      <w:r>
+        <w:rPr>
+          <w:rtl/>
+          <w:cs/>
           <w:lang w:val="ar_AE" w:bidi="ar_AE"/>
         </w:rPr>
         <w:t>يقول بولس إن تيموثاوس يجب أن يجاهد جهاد الإيمان الحسن.</w:t>
       </w:r>
       <w:r>
         <w:rPr>
-          <w:lang w:val="ar_AE" w:bidi="ar_AE"/>
-        </w:rPr>
-      </w:r>
-      <w:r>
-        <w:rPr>
-          <w:lang w:val="ar_AE" w:bidi="ar_AE"/>
-        </w:rPr>
-      </w:r>
-    </w:p>
-    <w:p>
-      <w:pPr>
-        <w:bidi/>
-      </w:pPr>
-      <w:r>
-        <w:rPr>
+          <w:rtl/>
+          <w:cs/>
+          <w:lang w:val="ar_AE" w:bidi="ar_AE"/>
+        </w:rPr>
+      </w:r>
+      <w:r>
+        <w:rPr>
+          <w:rtl/>
+          <w:cs/>
+          <w:lang w:val="ar_AE" w:bidi="ar_AE"/>
+        </w:rPr>
+      </w:r>
+    </w:p>
+    <w:p>
+      <w:pPr>
+        <w:bidi/>
+      </w:pPr>
+      <w:r>
+        <w:rPr>
+          <w:rtl/>
+          <w:cs/>
           <w:lang w:val="ar_AE" w:bidi="ar_AE"/>
         </w:rPr>
       </w:r>
@@ -4677,28 +5869,36 @@
       </w:pPr>
       <w:r>
         <w:rPr>
+          <w:rtl/>
+          <w:cs/>
           <w:lang w:val="ar_AE" w:bidi="ar_AE"/>
         </w:rPr>
         <w:t>١ تيموثاوس ٦: ١٣–١٦</w:t>
       </w:r>
       <w:r>
         <w:rPr>
-          <w:lang w:val="ar_AE" w:bidi="ar_AE"/>
-        </w:rPr>
-      </w:r>
-    </w:p>
-    <w:p>
-      <w:pPr>
-        <w:bidi/>
-      </w:pPr>
-      <w:r>
-        <w:rPr>
+          <w:rtl/>
+          <w:cs/>
+          <w:lang w:val="ar_AE" w:bidi="ar_AE"/>
+        </w:rPr>
+      </w:r>
+    </w:p>
+    <w:p>
+      <w:pPr>
+        <w:bidi/>
+      </w:pPr>
+      <w:r>
+        <w:rPr>
+          <w:rtl/>
+          <w:cs/>
           <w:lang w:val="ar_AE" w:bidi="ar_AE"/>
         </w:rPr>
       </w:r>
       <w:r>
         <w:rPr>
           <w:b/>
+          <w:rtl/>
+          <w:cs/>
           <w:lang w:val="ar_AE" w:bidi="ar_AE"/>
         </w:rPr>
         <w:t>أين يسكن ٱلله؟</w:t>
@@ -4710,32 +5910,42 @@
       </w:pPr>
       <w:r>
         <w:rPr>
-          <w:lang w:val="ar_AE" w:bidi="ar_AE"/>
-        </w:rPr>
-      </w:r>
-      <w:r>
-        <w:rPr>
+          <w:rtl/>
+          <w:cs/>
+          <w:lang w:val="ar_AE" w:bidi="ar_AE"/>
+        </w:rPr>
+      </w:r>
+      <w:r>
+        <w:rPr>
+          <w:rtl/>
+          <w:cs/>
           <w:lang w:val="ar_AE" w:bidi="ar_AE"/>
         </w:rPr>
         <w:t>يسكن ٱلله في نور لا يمكن الاقتراب منه.</w:t>
       </w:r>
       <w:r>
         <w:rPr>
-          <w:lang w:val="ar_AE" w:bidi="ar_AE"/>
-        </w:rPr>
-      </w:r>
-      <w:r>
-        <w:rPr>
-          <w:lang w:val="ar_AE" w:bidi="ar_AE"/>
-        </w:rPr>
-      </w:r>
-    </w:p>
-    <w:p>
-      <w:pPr>
-        <w:bidi/>
-      </w:pPr>
-      <w:r>
-        <w:rPr>
+          <w:rtl/>
+          <w:cs/>
+          <w:lang w:val="ar_AE" w:bidi="ar_AE"/>
+        </w:rPr>
+      </w:r>
+      <w:r>
+        <w:rPr>
+          <w:rtl/>
+          <w:cs/>
+          <w:lang w:val="ar_AE" w:bidi="ar_AE"/>
+        </w:rPr>
+      </w:r>
+    </w:p>
+    <w:p>
+      <w:pPr>
+        <w:bidi/>
+      </w:pPr>
+      <w:r>
+        <w:rPr>
+          <w:rtl/>
+          <w:cs/>
           <w:lang w:val="ar_AE" w:bidi="ar_AE"/>
         </w:rPr>
       </w:r>
@@ -4747,28 +5957,36 @@
       </w:pPr>
       <w:r>
         <w:rPr>
+          <w:rtl/>
+          <w:cs/>
           <w:lang w:val="ar_AE" w:bidi="ar_AE"/>
         </w:rPr>
         <w:t>١ تيموثاوس ٦: ١٧</w:t>
       </w:r>
       <w:r>
         <w:rPr>
-          <w:lang w:val="ar_AE" w:bidi="ar_AE"/>
-        </w:rPr>
-      </w:r>
-    </w:p>
-    <w:p>
-      <w:pPr>
-        <w:bidi/>
-      </w:pPr>
-      <w:r>
-        <w:rPr>
+          <w:rtl/>
+          <w:cs/>
+          <w:lang w:val="ar_AE" w:bidi="ar_AE"/>
+        </w:rPr>
+      </w:r>
+    </w:p>
+    <w:p>
+      <w:pPr>
+        <w:bidi/>
+      </w:pPr>
+      <w:r>
+        <w:rPr>
+          <w:rtl/>
+          <w:cs/>
           <w:lang w:val="ar_AE" w:bidi="ar_AE"/>
         </w:rPr>
       </w:r>
       <w:r>
         <w:rPr>
           <w:b/>
+          <w:rtl/>
+          <w:cs/>
           <w:lang w:val="ar_AE" w:bidi="ar_AE"/>
         </w:rPr>
         <w:t>لماذا يجب على الأغنياء أن يضعوا رجاءهُم في الله وليس في الغِنى غير المضمون؟</w:t>
@@ -4780,32 +5998,42 @@
       </w:pPr>
       <w:r>
         <w:rPr>
-          <w:lang w:val="ar_AE" w:bidi="ar_AE"/>
-        </w:rPr>
-      </w:r>
-      <w:r>
-        <w:rPr>
+          <w:rtl/>
+          <w:cs/>
+          <w:lang w:val="ar_AE" w:bidi="ar_AE"/>
+        </w:rPr>
+      </w:r>
+      <w:r>
+        <w:rPr>
+          <w:rtl/>
+          <w:cs/>
           <w:lang w:val="ar_AE" w:bidi="ar_AE"/>
         </w:rPr>
         <w:t>يجب أن يضع الأغنياء رجاءهُم في ٱلله لأنه يزودنا بكل ما نستمتع به.</w:t>
       </w:r>
       <w:r>
         <w:rPr>
-          <w:lang w:val="ar_AE" w:bidi="ar_AE"/>
-        </w:rPr>
-      </w:r>
-      <w:r>
-        <w:rPr>
-          <w:lang w:val="ar_AE" w:bidi="ar_AE"/>
-        </w:rPr>
-      </w:r>
-    </w:p>
-    <w:p>
-      <w:pPr>
-        <w:bidi/>
-      </w:pPr>
-      <w:r>
-        <w:rPr>
+          <w:rtl/>
+          <w:cs/>
+          <w:lang w:val="ar_AE" w:bidi="ar_AE"/>
+        </w:rPr>
+      </w:r>
+      <w:r>
+        <w:rPr>
+          <w:rtl/>
+          <w:cs/>
+          <w:lang w:val="ar_AE" w:bidi="ar_AE"/>
+        </w:rPr>
+      </w:r>
+    </w:p>
+    <w:p>
+      <w:pPr>
+        <w:bidi/>
+      </w:pPr>
+      <w:r>
+        <w:rPr>
+          <w:rtl/>
+          <w:cs/>
           <w:lang w:val="ar_AE" w:bidi="ar_AE"/>
         </w:rPr>
       </w:r>
@@ -4817,28 +6045,36 @@
       </w:pPr>
       <w:r>
         <w:rPr>
+          <w:rtl/>
+          <w:cs/>
           <w:lang w:val="ar_AE" w:bidi="ar_AE"/>
         </w:rPr>
         <w:t>١ تيموثاوس ٦: ١٨–١٩</w:t>
       </w:r>
       <w:r>
         <w:rPr>
-          <w:lang w:val="ar_AE" w:bidi="ar_AE"/>
-        </w:rPr>
-      </w:r>
-    </w:p>
-    <w:p>
-      <w:pPr>
-        <w:bidi/>
-      </w:pPr>
-      <w:r>
-        <w:rPr>
+          <w:rtl/>
+          <w:cs/>
+          <w:lang w:val="ar_AE" w:bidi="ar_AE"/>
+        </w:rPr>
+      </w:r>
+    </w:p>
+    <w:p>
+      <w:pPr>
+        <w:bidi/>
+      </w:pPr>
+      <w:r>
+        <w:rPr>
+          <w:rtl/>
+          <w:cs/>
           <w:lang w:val="ar_AE" w:bidi="ar_AE"/>
         </w:rPr>
       </w:r>
       <w:r>
         <w:rPr>
           <w:b/>
+          <w:rtl/>
+          <w:cs/>
           <w:lang w:val="ar_AE" w:bidi="ar_AE"/>
         </w:rPr>
         <w:t>ماذا يفعل لأنفسهم أولئك الذين يكثرون من الأعمال الصالحة؟</w:t>
@@ -4850,32 +6086,42 @@
       </w:pPr>
       <w:r>
         <w:rPr>
-          <w:lang w:val="ar_AE" w:bidi="ar_AE"/>
-        </w:rPr>
-      </w:r>
-      <w:r>
-        <w:rPr>
+          <w:rtl/>
+          <w:cs/>
+          <w:lang w:val="ar_AE" w:bidi="ar_AE"/>
+        </w:rPr>
+      </w:r>
+      <w:r>
+        <w:rPr>
+          <w:rtl/>
+          <w:cs/>
           <w:lang w:val="ar_AE" w:bidi="ar_AE"/>
         </w:rPr>
         <w:t>أولئك الذين يكثرون من الأعمال الصالحة يدَّخرون لأنفسهم أساسًا جيدًا ويمسكون بالحياة الحقيقية.</w:t>
       </w:r>
       <w:r>
         <w:rPr>
-          <w:lang w:val="ar_AE" w:bidi="ar_AE"/>
-        </w:rPr>
-      </w:r>
-      <w:r>
-        <w:rPr>
-          <w:lang w:val="ar_AE" w:bidi="ar_AE"/>
-        </w:rPr>
-      </w:r>
-    </w:p>
-    <w:p>
-      <w:pPr>
-        <w:bidi/>
-      </w:pPr>
-      <w:r>
-        <w:rPr>
+          <w:rtl/>
+          <w:cs/>
+          <w:lang w:val="ar_AE" w:bidi="ar_AE"/>
+        </w:rPr>
+      </w:r>
+      <w:r>
+        <w:rPr>
+          <w:rtl/>
+          <w:cs/>
+          <w:lang w:val="ar_AE" w:bidi="ar_AE"/>
+        </w:rPr>
+      </w:r>
+    </w:p>
+    <w:p>
+      <w:pPr>
+        <w:bidi/>
+      </w:pPr>
+      <w:r>
+        <w:rPr>
+          <w:rtl/>
+          <w:cs/>
           <w:lang w:val="ar_AE" w:bidi="ar_AE"/>
         </w:rPr>
       </w:r>
@@ -4887,28 +6133,36 @@
       </w:pPr>
       <w:r>
         <w:rPr>
+          <w:rtl/>
+          <w:cs/>
           <w:lang w:val="ar_AE" w:bidi="ar_AE"/>
         </w:rPr>
         <w:t>١ تيموثاوس ٦: ٢٠</w:t>
       </w:r>
       <w:r>
         <w:rPr>
-          <w:lang w:val="ar_AE" w:bidi="ar_AE"/>
-        </w:rPr>
-      </w:r>
-    </w:p>
-    <w:p>
-      <w:pPr>
-        <w:bidi/>
-      </w:pPr>
-      <w:r>
-        <w:rPr>
+          <w:rtl/>
+          <w:cs/>
+          <w:lang w:val="ar_AE" w:bidi="ar_AE"/>
+        </w:rPr>
+      </w:r>
+    </w:p>
+    <w:p>
+      <w:pPr>
+        <w:bidi/>
+      </w:pPr>
+      <w:r>
+        <w:rPr>
+          <w:rtl/>
+          <w:cs/>
           <w:lang w:val="ar_AE" w:bidi="ar_AE"/>
         </w:rPr>
       </w:r>
       <w:r>
         <w:rPr>
           <w:b/>
+          <w:rtl/>
+          <w:cs/>
           <w:lang w:val="ar_AE" w:bidi="ar_AE"/>
         </w:rPr>
         <w:t>أخيرًا، ماذا يطلب بولس من تِيموثَاوس أن يفعل بما أُعطيَ وديعة؟</w:t>
@@ -4920,22 +6174,30 @@
       </w:pPr>
       <w:r>
         <w:rPr>
-          <w:lang w:val="ar_AE" w:bidi="ar_AE"/>
-        </w:rPr>
-      </w:r>
-      <w:r>
-        <w:rPr>
+          <w:rtl/>
+          <w:cs/>
+          <w:lang w:val="ar_AE" w:bidi="ar_AE"/>
+        </w:rPr>
+      </w:r>
+      <w:r>
+        <w:rPr>
+          <w:rtl/>
+          <w:cs/>
           <w:lang w:val="ar_AE" w:bidi="ar_AE"/>
         </w:rPr>
         <w:t>يخبر بولس تيموثاوس أن يحفظ ما اؤتمن عليه.</w:t>
       </w:r>
       <w:r>
         <w:rPr>
-          <w:lang w:val="ar_AE" w:bidi="ar_AE"/>
-        </w:rPr>
-      </w:r>
-      <w:r>
-        <w:rPr>
+          <w:rtl/>
+          <w:cs/>
+          <w:lang w:val="ar_AE" w:bidi="ar_AE"/>
+        </w:rPr>
+      </w:r>
+      <w:r>
+        <w:rPr>
+          <w:rtl/>
+          <w:cs/>
           <w:lang w:val="ar_AE" w:bidi="ar_AE"/>
         </w:rPr>
       </w:r>
